--- a/client/public/CV/AI/Louay_Guetat_FR.docx
+++ b/client/public/CV/AI/Louay_Guetat_FR.docx
@@ -15,8 +15,20 @@
           <w:sz w:val="40"/>
           <w:szCs w:val="40"/>
         </w:rPr>
-        <w:t xml:space="preserve">Louay Guetat</w:t>
-      </w:r>
+        <w:t xml:space="preserve">Louay </w:t>
+      </w:r>
+      <w:proofErr w:type="spellStart"/>
+      <w:r>
+        <w:rPr>
+          <w:b/>
+          <w:bCs/>
+          <w:color w:val="2E5090"/>
+          <w:sz w:val="40"/>
+          <w:szCs w:val="40"/>
+        </w:rPr>
+        <w:t>Guetat</w:t>
+      </w:r>
+      <w:proofErr w:type="spellEnd"/>
     </w:p>
     <w:p>
       <w:pPr>
@@ -31,7 +43,7 @@
           <w:sz w:val="22"/>
           <w:szCs w:val="22"/>
         </w:rPr>
-        <w:t xml:space="preserve">INGÉNIEUR IA</w:t>
+        <w:t>INGÉNIEUR IA</w:t>
       </w:r>
     </w:p>
     <w:p>
@@ -44,8 +56,65 @@
           <w:sz w:val="22"/>
           <w:szCs w:val="22"/>
         </w:rPr>
-        <w:t xml:space="preserve">Tunis, Tunisie · Ouvert à la mobilité internationale</w:t>
-      </w:r>
+        <w:t xml:space="preserve">Tunis, </w:t>
+      </w:r>
+      <w:proofErr w:type="spellStart"/>
+      <w:r>
+        <w:rPr>
+          <w:sz w:val="22"/>
+          <w:szCs w:val="22"/>
+        </w:rPr>
+        <w:t>Tunisie</w:t>
+      </w:r>
+      <w:proofErr w:type="spellEnd"/>
+      <w:r>
+        <w:rPr>
+          <w:sz w:val="22"/>
+          <w:szCs w:val="22"/>
+        </w:rPr>
+        <w:t xml:space="preserve"> · </w:t>
+      </w:r>
+      <w:proofErr w:type="spellStart"/>
+      <w:r>
+        <w:rPr>
+          <w:sz w:val="22"/>
+          <w:szCs w:val="22"/>
+        </w:rPr>
+        <w:t>Ouvert</w:t>
+      </w:r>
+      <w:proofErr w:type="spellEnd"/>
+      <w:r>
+        <w:rPr>
+          <w:sz w:val="22"/>
+          <w:szCs w:val="22"/>
+        </w:rPr>
+        <w:t xml:space="preserve"> à la </w:t>
+      </w:r>
+      <w:proofErr w:type="spellStart"/>
+      <w:r>
+        <w:rPr>
+          <w:sz w:val="22"/>
+          <w:szCs w:val="22"/>
+        </w:rPr>
+        <w:t>mobilité</w:t>
+      </w:r>
+      <w:proofErr w:type="spellEnd"/>
+      <w:r>
+        <w:rPr>
+          <w:sz w:val="22"/>
+          <w:szCs w:val="22"/>
+        </w:rPr>
+        <w:t xml:space="preserve"> </w:t>
+      </w:r>
+      <w:proofErr w:type="spellStart"/>
+      <w:r>
+        <w:rPr>
+          <w:sz w:val="22"/>
+          <w:szCs w:val="22"/>
+        </w:rPr>
+        <w:t>internationale</w:t>
+      </w:r>
+      <w:proofErr w:type="spellEnd"/>
     </w:p>
     <w:p>
       <w:pPr>
@@ -57,34 +126,687 @@
           <w:sz w:val="22"/>
           <w:szCs w:val="22"/>
         </w:rPr>
-        <w:t xml:space="preserve">+216 55 160 398 | louay.guetat1@gmail.com | louayguetat.github.io</w:t>
-      </w:r>
+        <w:t xml:space="preserve">+216 55 160 398 | louay.guetat1@gmail.com | </w:t>
+      </w:r>
+      <w:hyperlink r:id="rId5" w:history="1">
+        <w:r>
+          <w:rPr>
+            <w:rStyle w:val="Hyperlink"/>
+            <w:sz w:val="22"/>
+            <w:szCs w:val="22"/>
+          </w:rPr>
+          <w:t>louayguetat.github.io</w:t>
+        </w:r>
+      </w:hyperlink>
     </w:p>
     <w:p>
       <w:pPr>
         <w:spacing w:after="200"/>
         <w:jc w:val="center"/>
       </w:pPr>
-      <w:r>
-        <w:rPr>
-          <w:sz w:val="22"/>
-          <w:szCs w:val="22"/>
-        </w:rPr>
-        <w:t xml:space="preserve">LinkedIn : linkedin.com/in/guetat-louay | GitHub : github.com/Louay-Guetat</w:t>
-      </w:r>
+      <w:proofErr w:type="gramStart"/>
+      <w:r>
+        <w:rPr>
+          <w:sz w:val="22"/>
+          <w:szCs w:val="22"/>
+        </w:rPr>
+        <w:t>LinkedIn :</w:t>
+      </w:r>
+      <w:proofErr w:type="gramEnd"/>
+      <w:r>
+        <w:rPr>
+          <w:sz w:val="22"/>
+          <w:szCs w:val="22"/>
+        </w:rPr>
+        <w:t xml:space="preserve"> </w:t>
+      </w:r>
+      <w:hyperlink r:id="rId6" w:history="1">
+        <w:r>
+          <w:rPr>
+            <w:rStyle w:val="Hyperlink"/>
+            <w:sz w:val="22"/>
+            <w:szCs w:val="22"/>
+          </w:rPr>
+          <w:t>linkedin.com/in/</w:t>
+        </w:r>
+        <w:proofErr w:type="spellStart"/>
+        <w:r>
+          <w:rPr>
+            <w:rStyle w:val="Hyperlink"/>
+            <w:sz w:val="22"/>
+            <w:szCs w:val="22"/>
+          </w:rPr>
+          <w:t>guetat-louay</w:t>
+        </w:r>
+        <w:proofErr w:type="spellEnd"/>
+      </w:hyperlink>
+      <w:r>
+        <w:rPr>
+          <w:sz w:val="22"/>
+          <w:szCs w:val="22"/>
+        </w:rPr>
+        <w:t xml:space="preserve"> | </w:t>
+      </w:r>
+      <w:proofErr w:type="gramStart"/>
+      <w:r>
+        <w:rPr>
+          <w:sz w:val="22"/>
+          <w:szCs w:val="22"/>
+        </w:rPr>
+        <w:t>GitHub :</w:t>
+      </w:r>
+      <w:proofErr w:type="gramEnd"/>
+      <w:r>
+        <w:rPr>
+          <w:sz w:val="22"/>
+          <w:szCs w:val="22"/>
+        </w:rPr>
+        <w:t xml:space="preserve"> </w:t>
+      </w:r>
+      <w:hyperlink r:id="rId7" w:history="1">
+        <w:r>
+          <w:rPr>
+            <w:rStyle w:val="Hyperlink"/>
+            <w:sz w:val="22"/>
+            <w:szCs w:val="22"/>
+          </w:rPr>
+          <w:t>github.com/Louay-</w:t>
+        </w:r>
+        <w:proofErr w:type="spellStart"/>
+        <w:r>
+          <w:rPr>
+            <w:rStyle w:val="Hyperlink"/>
+            <w:sz w:val="22"/>
+            <w:szCs w:val="22"/>
+          </w:rPr>
+          <w:t>Guetat</w:t>
+        </w:r>
+        <w:proofErr w:type="spellEnd"/>
+      </w:hyperlink>
     </w:p>
     <w:p>
       <w:pPr>
         <w:spacing w:after="300"/>
       </w:pPr>
-      <w:r>
-        <w:rPr>
-          <w:i/>
-          <w:iCs/>
-          <w:sz w:val="22"/>
-          <w:szCs w:val="22"/>
-        </w:rPr>
-        <w:t xml:space="preserve">Ingénieur IA spécialisé dans les systèmes multi-agents, l'intégration de LLM et les pipelines RAG, appuyé par une solide base full-stack. Je construis des plateformes IA de production de bout en bout — de la récupération et l'orchestration d'agents aux APIs et interfaces qui les livrent — en mettant l'accent sur l'évaluation, les garde-fous et des résultats fiables et sourcés. Je développe actuellement des agents de recherche financière et une plateforme de due diligence IA pour les marchés privés.</w:t>
+      <w:proofErr w:type="spellStart"/>
+      <w:r>
+        <w:rPr>
+          <w:i/>
+          <w:iCs/>
+          <w:sz w:val="22"/>
+          <w:szCs w:val="22"/>
+        </w:rPr>
+        <w:t>Ingénieur</w:t>
+      </w:r>
+      <w:proofErr w:type="spellEnd"/>
+      <w:r>
+        <w:rPr>
+          <w:i/>
+          <w:iCs/>
+          <w:sz w:val="22"/>
+          <w:szCs w:val="22"/>
+        </w:rPr>
+        <w:t xml:space="preserve"> IA </w:t>
+      </w:r>
+      <w:proofErr w:type="spellStart"/>
+      <w:r>
+        <w:rPr>
+          <w:i/>
+          <w:iCs/>
+          <w:sz w:val="22"/>
+          <w:szCs w:val="22"/>
+        </w:rPr>
+        <w:t>spécialisé</w:t>
+      </w:r>
+      <w:proofErr w:type="spellEnd"/>
+      <w:r>
+        <w:rPr>
+          <w:i/>
+          <w:iCs/>
+          <w:sz w:val="22"/>
+          <w:szCs w:val="22"/>
+        </w:rPr>
+        <w:t xml:space="preserve"> dans les </w:t>
+      </w:r>
+      <w:proofErr w:type="spellStart"/>
+      <w:r>
+        <w:rPr>
+          <w:i/>
+          <w:iCs/>
+          <w:sz w:val="22"/>
+          <w:szCs w:val="22"/>
+        </w:rPr>
+        <w:t>systèmes</w:t>
+      </w:r>
+      <w:proofErr w:type="spellEnd"/>
+      <w:r>
+        <w:rPr>
+          <w:i/>
+          <w:iCs/>
+          <w:sz w:val="22"/>
+          <w:szCs w:val="22"/>
+        </w:rPr>
+        <w:t xml:space="preserve"> multi-agents, </w:t>
+      </w:r>
+      <w:proofErr w:type="spellStart"/>
+      <w:r>
+        <w:rPr>
+          <w:i/>
+          <w:iCs/>
+          <w:sz w:val="22"/>
+          <w:szCs w:val="22"/>
+        </w:rPr>
+        <w:t>l'intégration</w:t>
+      </w:r>
+      <w:proofErr w:type="spellEnd"/>
+      <w:r>
+        <w:rPr>
+          <w:i/>
+          <w:iCs/>
+          <w:sz w:val="22"/>
+          <w:szCs w:val="22"/>
+        </w:rPr>
+        <w:t xml:space="preserve"> de LLM et les pipelines RAG, </w:t>
+      </w:r>
+      <w:proofErr w:type="spellStart"/>
+      <w:r>
+        <w:rPr>
+          <w:i/>
+          <w:iCs/>
+          <w:sz w:val="22"/>
+          <w:szCs w:val="22"/>
+        </w:rPr>
+        <w:t>appuyé</w:t>
+      </w:r>
+      <w:proofErr w:type="spellEnd"/>
+      <w:r>
+        <w:rPr>
+          <w:i/>
+          <w:iCs/>
+          <w:sz w:val="22"/>
+          <w:szCs w:val="22"/>
+        </w:rPr>
+        <w:t xml:space="preserve"> par </w:t>
+      </w:r>
+      <w:proofErr w:type="spellStart"/>
+      <w:r>
+        <w:rPr>
+          <w:i/>
+          <w:iCs/>
+          <w:sz w:val="22"/>
+          <w:szCs w:val="22"/>
+        </w:rPr>
+        <w:t>une</w:t>
+      </w:r>
+      <w:proofErr w:type="spellEnd"/>
+      <w:r>
+        <w:rPr>
+          <w:i/>
+          <w:iCs/>
+          <w:sz w:val="22"/>
+          <w:szCs w:val="22"/>
+        </w:rPr>
+        <w:t xml:space="preserve"> </w:t>
+      </w:r>
+      <w:proofErr w:type="spellStart"/>
+      <w:r>
+        <w:rPr>
+          <w:i/>
+          <w:iCs/>
+          <w:sz w:val="22"/>
+          <w:szCs w:val="22"/>
+        </w:rPr>
+        <w:t>solide</w:t>
+      </w:r>
+      <w:proofErr w:type="spellEnd"/>
+      <w:r>
+        <w:rPr>
+          <w:i/>
+          <w:iCs/>
+          <w:sz w:val="22"/>
+          <w:szCs w:val="22"/>
+        </w:rPr>
+        <w:t xml:space="preserve"> base </w:t>
+      </w:r>
+      <w:proofErr w:type="gramStart"/>
+      <w:r>
+        <w:rPr>
+          <w:i/>
+          <w:iCs/>
+          <w:sz w:val="22"/>
+          <w:szCs w:val="22"/>
+        </w:rPr>
+        <w:t>full-stack</w:t>
+      </w:r>
+      <w:proofErr w:type="gramEnd"/>
+      <w:r>
+        <w:rPr>
+          <w:i/>
+          <w:iCs/>
+          <w:sz w:val="22"/>
+          <w:szCs w:val="22"/>
+        </w:rPr>
+        <w:t xml:space="preserve">. Je </w:t>
+      </w:r>
+      <w:proofErr w:type="spellStart"/>
+      <w:r>
+        <w:rPr>
+          <w:i/>
+          <w:iCs/>
+          <w:sz w:val="22"/>
+          <w:szCs w:val="22"/>
+        </w:rPr>
+        <w:t>construis</w:t>
+      </w:r>
+      <w:proofErr w:type="spellEnd"/>
+      <w:r>
+        <w:rPr>
+          <w:i/>
+          <w:iCs/>
+          <w:sz w:val="22"/>
+          <w:szCs w:val="22"/>
+        </w:rPr>
+        <w:t xml:space="preserve"> des </w:t>
+      </w:r>
+      <w:proofErr w:type="spellStart"/>
+      <w:r>
+        <w:rPr>
+          <w:i/>
+          <w:iCs/>
+          <w:sz w:val="22"/>
+          <w:szCs w:val="22"/>
+        </w:rPr>
+        <w:t>plateformes</w:t>
+      </w:r>
+      <w:proofErr w:type="spellEnd"/>
+      <w:r>
+        <w:rPr>
+          <w:i/>
+          <w:iCs/>
+          <w:sz w:val="22"/>
+          <w:szCs w:val="22"/>
+        </w:rPr>
+        <w:t xml:space="preserve"> IA de production de bout </w:t>
+      </w:r>
+      <w:proofErr w:type="spellStart"/>
+      <w:r>
+        <w:rPr>
+          <w:i/>
+          <w:iCs/>
+          <w:sz w:val="22"/>
+          <w:szCs w:val="22"/>
+        </w:rPr>
+        <w:t>en</w:t>
+      </w:r>
+      <w:proofErr w:type="spellEnd"/>
+      <w:r>
+        <w:rPr>
+          <w:i/>
+          <w:iCs/>
+          <w:sz w:val="22"/>
+          <w:szCs w:val="22"/>
+        </w:rPr>
+        <w:t xml:space="preserve"> bout — de la </w:t>
+      </w:r>
+      <w:proofErr w:type="spellStart"/>
+      <w:r>
+        <w:rPr>
+          <w:i/>
+          <w:iCs/>
+          <w:sz w:val="22"/>
+          <w:szCs w:val="22"/>
+        </w:rPr>
+        <w:t>récupération</w:t>
+      </w:r>
+      <w:proofErr w:type="spellEnd"/>
+      <w:r>
+        <w:rPr>
+          <w:i/>
+          <w:iCs/>
+          <w:sz w:val="22"/>
+          <w:szCs w:val="22"/>
+        </w:rPr>
+        <w:t xml:space="preserve"> et </w:t>
+      </w:r>
+      <w:proofErr w:type="spellStart"/>
+      <w:r>
+        <w:rPr>
+          <w:i/>
+          <w:iCs/>
+          <w:sz w:val="22"/>
+          <w:szCs w:val="22"/>
+        </w:rPr>
+        <w:t>l'orchestration</w:t>
+      </w:r>
+      <w:proofErr w:type="spellEnd"/>
+      <w:r>
+        <w:rPr>
+          <w:i/>
+          <w:iCs/>
+          <w:sz w:val="22"/>
+          <w:szCs w:val="22"/>
+        </w:rPr>
+        <w:t xml:space="preserve"> </w:t>
+      </w:r>
+      <w:proofErr w:type="spellStart"/>
+      <w:r>
+        <w:rPr>
+          <w:i/>
+          <w:iCs/>
+          <w:sz w:val="22"/>
+          <w:szCs w:val="22"/>
+        </w:rPr>
+        <w:t>d'agents</w:t>
+      </w:r>
+      <w:proofErr w:type="spellEnd"/>
+      <w:r>
+        <w:rPr>
+          <w:i/>
+          <w:iCs/>
+          <w:sz w:val="22"/>
+          <w:szCs w:val="22"/>
+        </w:rPr>
+        <w:t xml:space="preserve"> aux APIs et interfaces qui les </w:t>
+      </w:r>
+      <w:proofErr w:type="spellStart"/>
+      <w:r>
+        <w:rPr>
+          <w:i/>
+          <w:iCs/>
+          <w:sz w:val="22"/>
+          <w:szCs w:val="22"/>
+        </w:rPr>
+        <w:t>livrent</w:t>
+      </w:r>
+      <w:proofErr w:type="spellEnd"/>
+      <w:r>
+        <w:rPr>
+          <w:i/>
+          <w:iCs/>
+          <w:sz w:val="22"/>
+          <w:szCs w:val="22"/>
+        </w:rPr>
+        <w:t xml:space="preserve"> — </w:t>
+      </w:r>
+      <w:proofErr w:type="spellStart"/>
+      <w:r>
+        <w:rPr>
+          <w:i/>
+          <w:iCs/>
+          <w:sz w:val="22"/>
+          <w:szCs w:val="22"/>
+        </w:rPr>
+        <w:t>en</w:t>
+      </w:r>
+      <w:proofErr w:type="spellEnd"/>
+      <w:r>
+        <w:rPr>
+          <w:i/>
+          <w:iCs/>
+          <w:sz w:val="22"/>
+          <w:szCs w:val="22"/>
+        </w:rPr>
+        <w:t xml:space="preserve"> </w:t>
+      </w:r>
+      <w:proofErr w:type="spellStart"/>
+      <w:r>
+        <w:rPr>
+          <w:i/>
+          <w:iCs/>
+          <w:sz w:val="22"/>
+          <w:szCs w:val="22"/>
+        </w:rPr>
+        <w:t>mettant</w:t>
+      </w:r>
+      <w:proofErr w:type="spellEnd"/>
+      <w:r>
+        <w:rPr>
+          <w:i/>
+          <w:iCs/>
+          <w:sz w:val="22"/>
+          <w:szCs w:val="22"/>
+        </w:rPr>
+        <w:t xml:space="preserve"> </w:t>
+      </w:r>
+      <w:proofErr w:type="spellStart"/>
+      <w:r>
+        <w:rPr>
+          <w:i/>
+          <w:iCs/>
+          <w:sz w:val="22"/>
+          <w:szCs w:val="22"/>
+        </w:rPr>
+        <w:t>l'accent</w:t>
+      </w:r>
+      <w:proofErr w:type="spellEnd"/>
+      <w:r>
+        <w:rPr>
+          <w:i/>
+          <w:iCs/>
+          <w:sz w:val="22"/>
+          <w:szCs w:val="22"/>
+        </w:rPr>
+        <w:t xml:space="preserve"> sur </w:t>
+      </w:r>
+      <w:proofErr w:type="spellStart"/>
+      <w:r>
+        <w:rPr>
+          <w:i/>
+          <w:iCs/>
+          <w:sz w:val="22"/>
+          <w:szCs w:val="22"/>
+        </w:rPr>
+        <w:t>l'évaluation</w:t>
+      </w:r>
+      <w:proofErr w:type="spellEnd"/>
+      <w:r>
+        <w:rPr>
+          <w:i/>
+          <w:iCs/>
+          <w:sz w:val="22"/>
+          <w:szCs w:val="22"/>
+        </w:rPr>
+        <w:t>, les garde-</w:t>
+      </w:r>
+      <w:proofErr w:type="spellStart"/>
+      <w:r>
+        <w:rPr>
+          <w:i/>
+          <w:iCs/>
+          <w:sz w:val="22"/>
+          <w:szCs w:val="22"/>
+        </w:rPr>
+        <w:t>fous</w:t>
+      </w:r>
+      <w:proofErr w:type="spellEnd"/>
+      <w:r>
+        <w:rPr>
+          <w:i/>
+          <w:iCs/>
+          <w:sz w:val="22"/>
+          <w:szCs w:val="22"/>
+        </w:rPr>
+        <w:t xml:space="preserve"> et des </w:t>
+      </w:r>
+      <w:proofErr w:type="spellStart"/>
+      <w:r>
+        <w:rPr>
+          <w:i/>
+          <w:iCs/>
+          <w:sz w:val="22"/>
+          <w:szCs w:val="22"/>
+        </w:rPr>
+        <w:t>résultats</w:t>
+      </w:r>
+      <w:proofErr w:type="spellEnd"/>
+      <w:r>
+        <w:rPr>
+          <w:i/>
+          <w:iCs/>
+          <w:sz w:val="22"/>
+          <w:szCs w:val="22"/>
+        </w:rPr>
+        <w:t xml:space="preserve"> </w:t>
+      </w:r>
+      <w:proofErr w:type="spellStart"/>
+      <w:r>
+        <w:rPr>
+          <w:i/>
+          <w:iCs/>
+          <w:sz w:val="22"/>
+          <w:szCs w:val="22"/>
+        </w:rPr>
+        <w:t>fiables</w:t>
+      </w:r>
+      <w:proofErr w:type="spellEnd"/>
+      <w:r>
+        <w:rPr>
+          <w:i/>
+          <w:iCs/>
+          <w:sz w:val="22"/>
+          <w:szCs w:val="22"/>
+        </w:rPr>
+        <w:t xml:space="preserve"> et </w:t>
+      </w:r>
+      <w:proofErr w:type="spellStart"/>
+      <w:r>
+        <w:rPr>
+          <w:i/>
+          <w:iCs/>
+          <w:sz w:val="22"/>
+          <w:szCs w:val="22"/>
+        </w:rPr>
+        <w:t>sourcés</w:t>
+      </w:r>
+      <w:proofErr w:type="spellEnd"/>
+      <w:r>
+        <w:rPr>
+          <w:i/>
+          <w:iCs/>
+          <w:sz w:val="22"/>
+          <w:szCs w:val="22"/>
+        </w:rPr>
+        <w:t xml:space="preserve">. Je </w:t>
+      </w:r>
+      <w:proofErr w:type="spellStart"/>
+      <w:r>
+        <w:rPr>
+          <w:i/>
+          <w:iCs/>
+          <w:sz w:val="22"/>
+          <w:szCs w:val="22"/>
+        </w:rPr>
+        <w:t>développe</w:t>
+      </w:r>
+      <w:proofErr w:type="spellEnd"/>
+      <w:r>
+        <w:rPr>
+          <w:i/>
+          <w:iCs/>
+          <w:sz w:val="22"/>
+          <w:szCs w:val="22"/>
+        </w:rPr>
+        <w:t xml:space="preserve"> </w:t>
+      </w:r>
+      <w:proofErr w:type="spellStart"/>
+      <w:r>
+        <w:rPr>
+          <w:i/>
+          <w:iCs/>
+          <w:sz w:val="22"/>
+          <w:szCs w:val="22"/>
+        </w:rPr>
+        <w:t>actuellement</w:t>
+      </w:r>
+      <w:proofErr w:type="spellEnd"/>
+      <w:r>
+        <w:rPr>
+          <w:i/>
+          <w:iCs/>
+          <w:sz w:val="22"/>
+          <w:szCs w:val="22"/>
+        </w:rPr>
+        <w:t xml:space="preserve"> des agents de recherche financière et </w:t>
+      </w:r>
+      <w:proofErr w:type="spellStart"/>
+      <w:r>
+        <w:rPr>
+          <w:i/>
+          <w:iCs/>
+          <w:sz w:val="22"/>
+          <w:szCs w:val="22"/>
+        </w:rPr>
+        <w:t>une</w:t>
+      </w:r>
+      <w:proofErr w:type="spellEnd"/>
+      <w:r>
+        <w:rPr>
+          <w:i/>
+          <w:iCs/>
+          <w:sz w:val="22"/>
+          <w:szCs w:val="22"/>
+        </w:rPr>
+        <w:t xml:space="preserve"> </w:t>
+      </w:r>
+      <w:proofErr w:type="spellStart"/>
+      <w:r>
+        <w:rPr>
+          <w:i/>
+          <w:iCs/>
+          <w:sz w:val="22"/>
+          <w:szCs w:val="22"/>
+        </w:rPr>
+        <w:t>plateforme</w:t>
+      </w:r>
+      <w:proofErr w:type="spellEnd"/>
+      <w:r>
+        <w:rPr>
+          <w:i/>
+          <w:iCs/>
+          <w:sz w:val="22"/>
+          <w:szCs w:val="22"/>
+        </w:rPr>
+        <w:t xml:space="preserve"> de due diligence IA pour les </w:t>
+      </w:r>
+      <w:proofErr w:type="spellStart"/>
+      <w:r>
+        <w:rPr>
+          <w:i/>
+          <w:iCs/>
+          <w:sz w:val="22"/>
+          <w:szCs w:val="22"/>
+        </w:rPr>
+        <w:t>marchés</w:t>
+      </w:r>
+      <w:proofErr w:type="spellEnd"/>
+      <w:r>
+        <w:rPr>
+          <w:i/>
+          <w:iCs/>
+          <w:sz w:val="22"/>
+          <w:szCs w:val="22"/>
+        </w:rPr>
+        <w:t xml:space="preserve"> </w:t>
+      </w:r>
+      <w:proofErr w:type="spellStart"/>
+      <w:r>
+        <w:rPr>
+          <w:i/>
+          <w:iCs/>
+          <w:sz w:val="22"/>
+          <w:szCs w:val="22"/>
+        </w:rPr>
+        <w:t>privés</w:t>
+      </w:r>
+      <w:proofErr w:type="spellEnd"/>
+      <w:r>
+        <w:rPr>
+          <w:i/>
+          <w:iCs/>
+          <w:sz w:val="22"/>
+          <w:szCs w:val="22"/>
+        </w:rPr>
+        <w:t>.</w:t>
       </w:r>
     </w:p>
     <w:p>
@@ -96,34 +818,65 @@
           <w:sz w:val="22"/>
           <w:szCs w:val="22"/>
         </w:rPr>
-        <w:t xml:space="preserve">EXPÉRIENCE PROFESSIONNELLE</w:t>
+        <w:t>EXPÉRIENCE PROFESSIONNELLE</w:t>
       </w:r>
     </w:p>
     <w:p>
       <w:pPr>
         <w:pStyle w:val="Heading2"/>
       </w:pPr>
-      <w:r>
-        <w:rPr>
-          <w:sz w:val="22"/>
-          <w:szCs w:val="22"/>
-        </w:rPr>
-        <w:t xml:space="preserve">Ingénieur IA — Alpha Momentum</w:t>
+      <w:proofErr w:type="spellStart"/>
+      <w:r>
+        <w:rPr>
+          <w:sz w:val="22"/>
+          <w:szCs w:val="22"/>
+        </w:rPr>
+        <w:t>Ingénieur</w:t>
+      </w:r>
+      <w:proofErr w:type="spellEnd"/>
+      <w:r>
+        <w:rPr>
+          <w:sz w:val="22"/>
+          <w:szCs w:val="22"/>
+        </w:rPr>
+        <w:t xml:space="preserve"> IA — Alpha Momentum</w:t>
       </w:r>
     </w:p>
     <w:p>
       <w:pPr>
         <w:spacing w:after="120"/>
       </w:pPr>
-      <w:r>
-        <w:rPr>
-          <w:i/>
-          <w:iCs/>
-          <w:sz w:val="22"/>
-          <w:szCs w:val="22"/>
-        </w:rPr>
-        <w:t xml:space="preserve">Télétravail · Startup américaine | Février 2025 – Présent</w:t>
-      </w:r>
+      <w:proofErr w:type="spellStart"/>
+      <w:r>
+        <w:rPr>
+          <w:i/>
+          <w:iCs/>
+          <w:sz w:val="22"/>
+          <w:szCs w:val="22"/>
+        </w:rPr>
+        <w:t>Télétravail</w:t>
+      </w:r>
+      <w:proofErr w:type="spellEnd"/>
+      <w:r>
+        <w:rPr>
+          <w:i/>
+          <w:iCs/>
+          <w:sz w:val="22"/>
+          <w:szCs w:val="22"/>
+        </w:rPr>
+        <w:t xml:space="preserve"> · Startup américaine | Février 2025 – </w:t>
+      </w:r>
+      <w:proofErr w:type="spellStart"/>
+      <w:r>
+        <w:rPr>
+          <w:i/>
+          <w:iCs/>
+          <w:sz w:val="22"/>
+          <w:szCs w:val="22"/>
+        </w:rPr>
+        <w:t>Présent</w:t>
+      </w:r>
+      <w:proofErr w:type="spellEnd"/>
     </w:p>
     <w:p>
       <w:pPr>
@@ -134,7 +887,359 @@
           <w:sz w:val="22"/>
           <w:szCs w:val="22"/>
         </w:rPr>
-        <w:t xml:space="preserve">Direction du développement IA/ML d'une plateforme de recherche financière fondée sur des systèmes multi-agents, des pipelines RAG et un traitement intelligent des données, tout en assurant l'infrastructure full-stack associée (web React, mobile React Native, API serverless Node.js). Depuis août 2026, je pilote également Capital Thread, une plateforme de due diligence IA pour les marchés privés (détaillée dans Projets sélectionnés), via Alpha Momentum.</w:t>
+        <w:t xml:space="preserve">Direction du </w:t>
+      </w:r>
+      <w:proofErr w:type="spellStart"/>
+      <w:r>
+        <w:rPr>
+          <w:sz w:val="22"/>
+          <w:szCs w:val="22"/>
+        </w:rPr>
+        <w:t>développement</w:t>
+      </w:r>
+      <w:proofErr w:type="spellEnd"/>
+      <w:r>
+        <w:rPr>
+          <w:sz w:val="22"/>
+          <w:szCs w:val="22"/>
+        </w:rPr>
+        <w:t xml:space="preserve"> IA/ML </w:t>
+      </w:r>
+      <w:proofErr w:type="spellStart"/>
+      <w:r>
+        <w:rPr>
+          <w:sz w:val="22"/>
+          <w:szCs w:val="22"/>
+        </w:rPr>
+        <w:t>d'une</w:t>
+      </w:r>
+      <w:proofErr w:type="spellEnd"/>
+      <w:r>
+        <w:rPr>
+          <w:sz w:val="22"/>
+          <w:szCs w:val="22"/>
+        </w:rPr>
+        <w:t xml:space="preserve"> </w:t>
+      </w:r>
+      <w:proofErr w:type="spellStart"/>
+      <w:r>
+        <w:rPr>
+          <w:sz w:val="22"/>
+          <w:szCs w:val="22"/>
+        </w:rPr>
+        <w:t>plateforme</w:t>
+      </w:r>
+      <w:proofErr w:type="spellEnd"/>
+      <w:r>
+        <w:rPr>
+          <w:sz w:val="22"/>
+          <w:szCs w:val="22"/>
+        </w:rPr>
+        <w:t xml:space="preserve"> de recherche financière </w:t>
+      </w:r>
+      <w:proofErr w:type="spellStart"/>
+      <w:r>
+        <w:rPr>
+          <w:sz w:val="22"/>
+          <w:szCs w:val="22"/>
+        </w:rPr>
+        <w:t>fondée</w:t>
+      </w:r>
+      <w:proofErr w:type="spellEnd"/>
+      <w:r>
+        <w:rPr>
+          <w:sz w:val="22"/>
+          <w:szCs w:val="22"/>
+        </w:rPr>
+        <w:t xml:space="preserve"> sur des </w:t>
+      </w:r>
+      <w:proofErr w:type="spellStart"/>
+      <w:r>
+        <w:rPr>
+          <w:sz w:val="22"/>
+          <w:szCs w:val="22"/>
+        </w:rPr>
+        <w:t>systèmes</w:t>
+      </w:r>
+      <w:proofErr w:type="spellEnd"/>
+      <w:r>
+        <w:rPr>
+          <w:sz w:val="22"/>
+          <w:szCs w:val="22"/>
+        </w:rPr>
+        <w:t xml:space="preserve"> multi-agents, des pipelines RAG et un </w:t>
+      </w:r>
+      <w:proofErr w:type="spellStart"/>
+      <w:r>
+        <w:rPr>
+          <w:sz w:val="22"/>
+          <w:szCs w:val="22"/>
+        </w:rPr>
+        <w:t>traitement</w:t>
+      </w:r>
+      <w:proofErr w:type="spellEnd"/>
+      <w:r>
+        <w:rPr>
+          <w:sz w:val="22"/>
+          <w:szCs w:val="22"/>
+        </w:rPr>
+        <w:t xml:space="preserve"> intelligent des données, tout </w:t>
+      </w:r>
+      <w:proofErr w:type="spellStart"/>
+      <w:r>
+        <w:rPr>
+          <w:sz w:val="22"/>
+          <w:szCs w:val="22"/>
+        </w:rPr>
+        <w:t>en</w:t>
+      </w:r>
+      <w:proofErr w:type="spellEnd"/>
+      <w:r>
+        <w:rPr>
+          <w:sz w:val="22"/>
+          <w:szCs w:val="22"/>
+        </w:rPr>
+        <w:t xml:space="preserve"> </w:t>
+      </w:r>
+      <w:proofErr w:type="spellStart"/>
+      <w:r>
+        <w:rPr>
+          <w:sz w:val="22"/>
+          <w:szCs w:val="22"/>
+        </w:rPr>
+        <w:t>assurant</w:t>
+      </w:r>
+      <w:proofErr w:type="spellEnd"/>
+      <w:r>
+        <w:rPr>
+          <w:sz w:val="22"/>
+          <w:szCs w:val="22"/>
+        </w:rPr>
+        <w:t xml:space="preserve"> </w:t>
+      </w:r>
+      <w:proofErr w:type="spellStart"/>
+      <w:r>
+        <w:rPr>
+          <w:sz w:val="22"/>
+          <w:szCs w:val="22"/>
+        </w:rPr>
+        <w:t>l'infrastructure</w:t>
+      </w:r>
+      <w:proofErr w:type="spellEnd"/>
+      <w:r>
+        <w:rPr>
+          <w:sz w:val="22"/>
+          <w:szCs w:val="22"/>
+        </w:rPr>
+        <w:t xml:space="preserve"> </w:t>
+      </w:r>
+      <w:proofErr w:type="gramStart"/>
+      <w:r>
+        <w:rPr>
+          <w:sz w:val="22"/>
+          <w:szCs w:val="22"/>
+        </w:rPr>
+        <w:t>full-stack</w:t>
+      </w:r>
+      <w:proofErr w:type="gramEnd"/>
+      <w:r>
+        <w:rPr>
+          <w:sz w:val="22"/>
+          <w:szCs w:val="22"/>
+        </w:rPr>
+        <w:t xml:space="preserve"> </w:t>
+      </w:r>
+      <w:proofErr w:type="spellStart"/>
+      <w:r>
+        <w:rPr>
+          <w:sz w:val="22"/>
+          <w:szCs w:val="22"/>
+        </w:rPr>
+        <w:t>associée</w:t>
+      </w:r>
+      <w:proofErr w:type="spellEnd"/>
+      <w:r>
+        <w:rPr>
+          <w:sz w:val="22"/>
+          <w:szCs w:val="22"/>
+        </w:rPr>
+        <w:t xml:space="preserve"> (web React, mobile React Native, API serverless Node.js). </w:t>
+      </w:r>
+      <w:proofErr w:type="spellStart"/>
+      <w:r>
+        <w:rPr>
+          <w:sz w:val="22"/>
+          <w:szCs w:val="22"/>
+        </w:rPr>
+        <w:t>Depuis</w:t>
+      </w:r>
+      <w:proofErr w:type="spellEnd"/>
+      <w:r>
+        <w:rPr>
+          <w:sz w:val="22"/>
+          <w:szCs w:val="22"/>
+        </w:rPr>
+        <w:t xml:space="preserve"> </w:t>
+      </w:r>
+      <w:proofErr w:type="spellStart"/>
+      <w:r>
+        <w:rPr>
+          <w:sz w:val="22"/>
+          <w:szCs w:val="22"/>
+        </w:rPr>
+        <w:t>août</w:t>
+      </w:r>
+      <w:proofErr w:type="spellEnd"/>
+      <w:r>
+        <w:rPr>
+          <w:sz w:val="22"/>
+          <w:szCs w:val="22"/>
+        </w:rPr>
+        <w:t xml:space="preserve"> 2026, je </w:t>
+      </w:r>
+      <w:proofErr w:type="spellStart"/>
+      <w:r>
+        <w:rPr>
+          <w:sz w:val="22"/>
+          <w:szCs w:val="22"/>
+        </w:rPr>
+        <w:t>pilote</w:t>
+      </w:r>
+      <w:proofErr w:type="spellEnd"/>
+      <w:r>
+        <w:rPr>
+          <w:sz w:val="22"/>
+          <w:szCs w:val="22"/>
+        </w:rPr>
+        <w:t xml:space="preserve"> </w:t>
+      </w:r>
+      <w:proofErr w:type="spellStart"/>
+      <w:r>
+        <w:rPr>
+          <w:sz w:val="22"/>
+          <w:szCs w:val="22"/>
+        </w:rPr>
+        <w:t>également</w:t>
+      </w:r>
+      <w:proofErr w:type="spellEnd"/>
+      <w:r>
+        <w:rPr>
+          <w:sz w:val="22"/>
+          <w:szCs w:val="22"/>
+        </w:rPr>
+        <w:t xml:space="preserve"> Capital Thread, </w:t>
+      </w:r>
+      <w:proofErr w:type="spellStart"/>
+      <w:r>
+        <w:rPr>
+          <w:sz w:val="22"/>
+          <w:szCs w:val="22"/>
+        </w:rPr>
+        <w:t>une</w:t>
+      </w:r>
+      <w:proofErr w:type="spellEnd"/>
+      <w:r>
+        <w:rPr>
+          <w:sz w:val="22"/>
+          <w:szCs w:val="22"/>
+        </w:rPr>
+        <w:t xml:space="preserve"> </w:t>
+      </w:r>
+      <w:proofErr w:type="spellStart"/>
+      <w:r>
+        <w:rPr>
+          <w:sz w:val="22"/>
+          <w:szCs w:val="22"/>
+        </w:rPr>
+        <w:t>plateforme</w:t>
+      </w:r>
+      <w:proofErr w:type="spellEnd"/>
+      <w:r>
+        <w:rPr>
+          <w:sz w:val="22"/>
+          <w:szCs w:val="22"/>
+        </w:rPr>
+        <w:t xml:space="preserve"> de due diligence IA pour les </w:t>
+      </w:r>
+      <w:proofErr w:type="spellStart"/>
+      <w:r>
+        <w:rPr>
+          <w:sz w:val="22"/>
+          <w:szCs w:val="22"/>
+        </w:rPr>
+        <w:t>marchés</w:t>
+      </w:r>
+      <w:proofErr w:type="spellEnd"/>
+      <w:r>
+        <w:rPr>
+          <w:sz w:val="22"/>
+          <w:szCs w:val="22"/>
+        </w:rPr>
+        <w:t xml:space="preserve"> </w:t>
+      </w:r>
+      <w:proofErr w:type="spellStart"/>
+      <w:r>
+        <w:rPr>
+          <w:sz w:val="22"/>
+          <w:szCs w:val="22"/>
+        </w:rPr>
+        <w:t>privés</w:t>
+      </w:r>
+      <w:proofErr w:type="spellEnd"/>
+      <w:r>
+        <w:rPr>
+          <w:sz w:val="22"/>
+          <w:szCs w:val="22"/>
+        </w:rPr>
+        <w:t xml:space="preserve"> (</w:t>
+      </w:r>
+      <w:proofErr w:type="spellStart"/>
+      <w:r>
+        <w:rPr>
+          <w:sz w:val="22"/>
+          <w:szCs w:val="22"/>
+        </w:rPr>
+        <w:t>détaillée</w:t>
+      </w:r>
+      <w:proofErr w:type="spellEnd"/>
+      <w:r>
+        <w:rPr>
+          <w:sz w:val="22"/>
+          <w:szCs w:val="22"/>
+        </w:rPr>
+        <w:t xml:space="preserve"> dans </w:t>
+      </w:r>
+      <w:proofErr w:type="spellStart"/>
+      <w:r>
+        <w:rPr>
+          <w:sz w:val="22"/>
+          <w:szCs w:val="22"/>
+        </w:rPr>
+        <w:t>Projets</w:t>
+      </w:r>
+      <w:proofErr w:type="spellEnd"/>
+      <w:r>
+        <w:rPr>
+          <w:sz w:val="22"/>
+          <w:szCs w:val="22"/>
+        </w:rPr>
+        <w:t xml:space="preserve"> </w:t>
+      </w:r>
+      <w:proofErr w:type="spellStart"/>
+      <w:r>
+        <w:rPr>
+          <w:sz w:val="22"/>
+          <w:szCs w:val="22"/>
+        </w:rPr>
+        <w:t>sélectionnés</w:t>
+      </w:r>
+      <w:proofErr w:type="spellEnd"/>
+      <w:r>
+        <w:rPr>
+          <w:sz w:val="22"/>
+          <w:szCs w:val="22"/>
+        </w:rPr>
+        <w:t>), via Alpha Momentum.</w:t>
       </w:r>
     </w:p>
     <w:p>
@@ -150,8 +1255,337 @@
           <w:sz w:val="22"/>
           <w:szCs w:val="22"/>
         </w:rPr>
-        <w:t xml:space="preserve">Architecture d'un système multi-agents avec LangChain et LangGraph — agents spécialisés pour la recherche actions, la valorisation, l'optimisation de portefeuille, le risque, l'analyse technique et le sentiment de marché — intégrant plusieurs fournisseurs LLM (OpenAI, Anthropic, Google Gemini, xAI, Groq, SambaNova, Ollama) avec sélection dynamique et mécanismes de repli</w:t>
-      </w:r>
+        <w:t xml:space="preserve">Architecture d'un </w:t>
+      </w:r>
+      <w:proofErr w:type="spellStart"/>
+      <w:r>
+        <w:rPr>
+          <w:sz w:val="22"/>
+          <w:szCs w:val="22"/>
+        </w:rPr>
+        <w:t>système</w:t>
+      </w:r>
+      <w:proofErr w:type="spellEnd"/>
+      <w:r>
+        <w:rPr>
+          <w:sz w:val="22"/>
+          <w:szCs w:val="22"/>
+        </w:rPr>
+        <w:t xml:space="preserve"> multi-agents avec </w:t>
+      </w:r>
+      <w:proofErr w:type="spellStart"/>
+      <w:r>
+        <w:rPr>
+          <w:sz w:val="22"/>
+          <w:szCs w:val="22"/>
+        </w:rPr>
+        <w:t>LangChain</w:t>
+      </w:r>
+      <w:proofErr w:type="spellEnd"/>
+      <w:r>
+        <w:rPr>
+          <w:sz w:val="22"/>
+          <w:szCs w:val="22"/>
+        </w:rPr>
+        <w:t xml:space="preserve"> et </w:t>
+      </w:r>
+      <w:proofErr w:type="spellStart"/>
+      <w:r>
+        <w:rPr>
+          <w:sz w:val="22"/>
+          <w:szCs w:val="22"/>
+        </w:rPr>
+        <w:t>LangGraph</w:t>
+      </w:r>
+      <w:proofErr w:type="spellEnd"/>
+      <w:r>
+        <w:rPr>
+          <w:sz w:val="22"/>
+          <w:szCs w:val="22"/>
+        </w:rPr>
+        <w:t xml:space="preserve"> — agents </w:t>
+      </w:r>
+      <w:proofErr w:type="spellStart"/>
+      <w:r>
+        <w:rPr>
+          <w:sz w:val="22"/>
+          <w:szCs w:val="22"/>
+        </w:rPr>
+        <w:t>spécialisés</w:t>
+      </w:r>
+      <w:proofErr w:type="spellEnd"/>
+      <w:r>
+        <w:rPr>
+          <w:sz w:val="22"/>
+          <w:szCs w:val="22"/>
+        </w:rPr>
+        <w:t xml:space="preserve"> pour la recherche actions, la </w:t>
+      </w:r>
+      <w:proofErr w:type="spellStart"/>
+      <w:r>
+        <w:rPr>
+          <w:sz w:val="22"/>
+          <w:szCs w:val="22"/>
+        </w:rPr>
+        <w:t>valorisation</w:t>
+      </w:r>
+      <w:proofErr w:type="spellEnd"/>
+      <w:r>
+        <w:rPr>
+          <w:sz w:val="22"/>
+          <w:szCs w:val="22"/>
+        </w:rPr>
+        <w:t xml:space="preserve">, </w:t>
+      </w:r>
+      <w:proofErr w:type="spellStart"/>
+      <w:r>
+        <w:rPr>
+          <w:sz w:val="22"/>
+          <w:szCs w:val="22"/>
+        </w:rPr>
+        <w:t>l'optimisation</w:t>
+      </w:r>
+      <w:proofErr w:type="spellEnd"/>
+      <w:r>
+        <w:rPr>
+          <w:sz w:val="22"/>
+          <w:szCs w:val="22"/>
+        </w:rPr>
+        <w:t xml:space="preserve"> de </w:t>
+      </w:r>
+      <w:proofErr w:type="spellStart"/>
+      <w:r>
+        <w:rPr>
+          <w:sz w:val="22"/>
+          <w:szCs w:val="22"/>
+        </w:rPr>
+        <w:t>portefeuille</w:t>
+      </w:r>
+      <w:proofErr w:type="spellEnd"/>
+      <w:r>
+        <w:rPr>
+          <w:sz w:val="22"/>
+          <w:szCs w:val="22"/>
+        </w:rPr>
+        <w:t xml:space="preserve">, le </w:t>
+      </w:r>
+      <w:proofErr w:type="spellStart"/>
+      <w:r>
+        <w:rPr>
+          <w:sz w:val="22"/>
+          <w:szCs w:val="22"/>
+        </w:rPr>
+        <w:t>risque</w:t>
+      </w:r>
+      <w:proofErr w:type="spellEnd"/>
+      <w:r>
+        <w:rPr>
+          <w:sz w:val="22"/>
+          <w:szCs w:val="22"/>
+        </w:rPr>
+        <w:t xml:space="preserve">, </w:t>
+      </w:r>
+      <w:proofErr w:type="spellStart"/>
+      <w:r>
+        <w:rPr>
+          <w:sz w:val="22"/>
+          <w:szCs w:val="22"/>
+        </w:rPr>
+        <w:t>l'analyse</w:t>
+      </w:r>
+      <w:proofErr w:type="spellEnd"/>
+      <w:r>
+        <w:rPr>
+          <w:sz w:val="22"/>
+          <w:szCs w:val="22"/>
+        </w:rPr>
+        <w:t xml:space="preserve"> technique et le sentiment de </w:t>
+      </w:r>
+      <w:proofErr w:type="spellStart"/>
+      <w:r>
+        <w:rPr>
+          <w:sz w:val="22"/>
+          <w:szCs w:val="22"/>
+        </w:rPr>
+        <w:t>marché</w:t>
+      </w:r>
+      <w:proofErr w:type="spellEnd"/>
+      <w:r>
+        <w:rPr>
+          <w:sz w:val="22"/>
+          <w:szCs w:val="22"/>
+        </w:rPr>
+        <w:t xml:space="preserve"> — </w:t>
+      </w:r>
+      <w:proofErr w:type="spellStart"/>
+      <w:r>
+        <w:rPr>
+          <w:sz w:val="22"/>
+          <w:szCs w:val="22"/>
+        </w:rPr>
+        <w:t>intégrant</w:t>
+      </w:r>
+      <w:proofErr w:type="spellEnd"/>
+      <w:r>
+        <w:rPr>
+          <w:sz w:val="22"/>
+          <w:szCs w:val="22"/>
+        </w:rPr>
+        <w:t xml:space="preserve"> </w:t>
+      </w:r>
+      <w:proofErr w:type="spellStart"/>
+      <w:r>
+        <w:rPr>
+          <w:sz w:val="22"/>
+          <w:szCs w:val="22"/>
+        </w:rPr>
+        <w:t>plusieurs</w:t>
+      </w:r>
+      <w:proofErr w:type="spellEnd"/>
+      <w:r>
+        <w:rPr>
+          <w:sz w:val="22"/>
+          <w:szCs w:val="22"/>
+        </w:rPr>
+        <w:t xml:space="preserve"> </w:t>
+      </w:r>
+      <w:proofErr w:type="spellStart"/>
+      <w:r>
+        <w:rPr>
+          <w:sz w:val="22"/>
+          <w:szCs w:val="22"/>
+        </w:rPr>
+        <w:t>fournisseurs</w:t>
+      </w:r>
+      <w:proofErr w:type="spellEnd"/>
+      <w:r>
+        <w:rPr>
+          <w:sz w:val="22"/>
+          <w:szCs w:val="22"/>
+        </w:rPr>
+        <w:t xml:space="preserve"> LLM (OpenAI, Anthropic, Google Gemini, </w:t>
+      </w:r>
+      <w:proofErr w:type="spellStart"/>
+      <w:r>
+        <w:rPr>
+          <w:sz w:val="22"/>
+          <w:szCs w:val="22"/>
+        </w:rPr>
+        <w:t>xAI</w:t>
+      </w:r>
+      <w:proofErr w:type="spellEnd"/>
+      <w:r>
+        <w:rPr>
+          <w:sz w:val="22"/>
+          <w:szCs w:val="22"/>
+        </w:rPr>
+        <w:t xml:space="preserve">, </w:t>
+      </w:r>
+      <w:proofErr w:type="spellStart"/>
+      <w:r>
+        <w:rPr>
+          <w:sz w:val="22"/>
+          <w:szCs w:val="22"/>
+        </w:rPr>
+        <w:t>Groq</w:t>
+      </w:r>
+      <w:proofErr w:type="spellEnd"/>
+      <w:r>
+        <w:rPr>
+          <w:sz w:val="22"/>
+          <w:szCs w:val="22"/>
+        </w:rPr>
+        <w:t xml:space="preserve">, </w:t>
+      </w:r>
+      <w:proofErr w:type="spellStart"/>
+      <w:r>
+        <w:rPr>
+          <w:sz w:val="22"/>
+          <w:szCs w:val="22"/>
+        </w:rPr>
+        <w:t>SambaNova</w:t>
+      </w:r>
+      <w:proofErr w:type="spellEnd"/>
+      <w:r>
+        <w:rPr>
+          <w:sz w:val="22"/>
+          <w:szCs w:val="22"/>
+        </w:rPr>
+        <w:t xml:space="preserve">, </w:t>
+      </w:r>
+      <w:proofErr w:type="spellStart"/>
+      <w:r>
+        <w:rPr>
+          <w:sz w:val="22"/>
+          <w:szCs w:val="22"/>
+        </w:rPr>
+        <w:t>Ollama</w:t>
+      </w:r>
+      <w:proofErr w:type="spellEnd"/>
+      <w:r>
+        <w:rPr>
+          <w:sz w:val="22"/>
+          <w:szCs w:val="22"/>
+        </w:rPr>
+        <w:t xml:space="preserve">) avec </w:t>
+      </w:r>
+      <w:proofErr w:type="spellStart"/>
+      <w:r>
+        <w:rPr>
+          <w:sz w:val="22"/>
+          <w:szCs w:val="22"/>
+        </w:rPr>
+        <w:t>sélection</w:t>
+      </w:r>
+      <w:proofErr w:type="spellEnd"/>
+      <w:r>
+        <w:rPr>
+          <w:sz w:val="22"/>
+          <w:szCs w:val="22"/>
+        </w:rPr>
+        <w:t xml:space="preserve"> </w:t>
+      </w:r>
+      <w:proofErr w:type="spellStart"/>
+      <w:r>
+        <w:rPr>
+          <w:sz w:val="22"/>
+          <w:szCs w:val="22"/>
+        </w:rPr>
+        <w:t>dynamique</w:t>
+      </w:r>
+      <w:proofErr w:type="spellEnd"/>
+      <w:r>
+        <w:rPr>
+          <w:sz w:val="22"/>
+          <w:szCs w:val="22"/>
+        </w:rPr>
+        <w:t xml:space="preserve"> et </w:t>
+      </w:r>
+      <w:proofErr w:type="spellStart"/>
+      <w:r>
+        <w:rPr>
+          <w:sz w:val="22"/>
+          <w:szCs w:val="22"/>
+        </w:rPr>
+        <w:t>mécanismes</w:t>
+      </w:r>
+      <w:proofErr w:type="spellEnd"/>
+      <w:r>
+        <w:rPr>
+          <w:sz w:val="22"/>
+          <w:szCs w:val="22"/>
+        </w:rPr>
+        <w:t xml:space="preserve"> de </w:t>
+      </w:r>
+      <w:proofErr w:type="spellStart"/>
+      <w:r>
+        <w:rPr>
+          <w:sz w:val="22"/>
+          <w:szCs w:val="22"/>
+        </w:rPr>
+        <w:t>repli</w:t>
+      </w:r>
+      <w:proofErr w:type="spellEnd"/>
     </w:p>
     <w:p>
       <w:pPr>
@@ -166,7 +1600,215 @@
           <w:sz w:val="22"/>
           <w:szCs w:val="22"/>
         </w:rPr>
-        <w:t xml:space="preserve">Développement de Dexter, un agent de recherche financière doté d'outils personnalisés pour la recherche financière, l'analyse de documents SEC, la recherche web (Tavily/Exa) et l'automatisation de navigateur (Playwright), avec un système de compétences basé sur markdown pour des analyses spécialisées (modèles DCF, options) et métadonnées frontmatter</w:t>
+        <w:t xml:space="preserve">Développement de Dexter, un agent de recherche financière </w:t>
+      </w:r>
+      <w:proofErr w:type="spellStart"/>
+      <w:r>
+        <w:rPr>
+          <w:sz w:val="22"/>
+          <w:szCs w:val="22"/>
+        </w:rPr>
+        <w:t>doté</w:t>
+      </w:r>
+      <w:proofErr w:type="spellEnd"/>
+      <w:r>
+        <w:rPr>
+          <w:sz w:val="22"/>
+          <w:szCs w:val="22"/>
+        </w:rPr>
+        <w:t xml:space="preserve"> </w:t>
+      </w:r>
+      <w:proofErr w:type="spellStart"/>
+      <w:r>
+        <w:rPr>
+          <w:sz w:val="22"/>
+          <w:szCs w:val="22"/>
+        </w:rPr>
+        <w:t>d'outils</w:t>
+      </w:r>
+      <w:proofErr w:type="spellEnd"/>
+      <w:r>
+        <w:rPr>
+          <w:sz w:val="22"/>
+          <w:szCs w:val="22"/>
+        </w:rPr>
+        <w:t xml:space="preserve"> </w:t>
+      </w:r>
+      <w:proofErr w:type="spellStart"/>
+      <w:r>
+        <w:rPr>
+          <w:sz w:val="22"/>
+          <w:szCs w:val="22"/>
+        </w:rPr>
+        <w:t>personnalisés</w:t>
+      </w:r>
+      <w:proofErr w:type="spellEnd"/>
+      <w:r>
+        <w:rPr>
+          <w:sz w:val="22"/>
+          <w:szCs w:val="22"/>
+        </w:rPr>
+        <w:t xml:space="preserve"> pour la recherche financière, </w:t>
+      </w:r>
+      <w:proofErr w:type="spellStart"/>
+      <w:r>
+        <w:rPr>
+          <w:sz w:val="22"/>
+          <w:szCs w:val="22"/>
+        </w:rPr>
+        <w:t>l'analyse</w:t>
+      </w:r>
+      <w:proofErr w:type="spellEnd"/>
+      <w:r>
+        <w:rPr>
+          <w:sz w:val="22"/>
+          <w:szCs w:val="22"/>
+        </w:rPr>
+        <w:t xml:space="preserve"> de documents SEC, la recherche web (</w:t>
+      </w:r>
+      <w:proofErr w:type="spellStart"/>
+      <w:r>
+        <w:rPr>
+          <w:sz w:val="22"/>
+          <w:szCs w:val="22"/>
+        </w:rPr>
+        <w:t>Tavily</w:t>
+      </w:r>
+      <w:proofErr w:type="spellEnd"/>
+      <w:r>
+        <w:rPr>
+          <w:sz w:val="22"/>
+          <w:szCs w:val="22"/>
+        </w:rPr>
+        <w:t xml:space="preserve">/Exa) et </w:t>
+      </w:r>
+      <w:proofErr w:type="spellStart"/>
+      <w:r>
+        <w:rPr>
+          <w:sz w:val="22"/>
+          <w:szCs w:val="22"/>
+        </w:rPr>
+        <w:t>l'automatisation</w:t>
+      </w:r>
+      <w:proofErr w:type="spellEnd"/>
+      <w:r>
+        <w:rPr>
+          <w:sz w:val="22"/>
+          <w:szCs w:val="22"/>
+        </w:rPr>
+        <w:t xml:space="preserve"> de </w:t>
+      </w:r>
+      <w:proofErr w:type="spellStart"/>
+      <w:r>
+        <w:rPr>
+          <w:sz w:val="22"/>
+          <w:szCs w:val="22"/>
+        </w:rPr>
+        <w:t>navigateur</w:t>
+      </w:r>
+      <w:proofErr w:type="spellEnd"/>
+      <w:r>
+        <w:rPr>
+          <w:sz w:val="22"/>
+          <w:szCs w:val="22"/>
+        </w:rPr>
+        <w:t xml:space="preserve"> (Playwright), avec un </w:t>
+      </w:r>
+      <w:proofErr w:type="spellStart"/>
+      <w:r>
+        <w:rPr>
+          <w:sz w:val="22"/>
+          <w:szCs w:val="22"/>
+        </w:rPr>
+        <w:t>système</w:t>
+      </w:r>
+      <w:proofErr w:type="spellEnd"/>
+      <w:r>
+        <w:rPr>
+          <w:sz w:val="22"/>
+          <w:szCs w:val="22"/>
+        </w:rPr>
+        <w:t xml:space="preserve"> de </w:t>
+      </w:r>
+      <w:proofErr w:type="spellStart"/>
+      <w:r>
+        <w:rPr>
+          <w:sz w:val="22"/>
+          <w:szCs w:val="22"/>
+        </w:rPr>
+        <w:t>compétences</w:t>
+      </w:r>
+      <w:proofErr w:type="spellEnd"/>
+      <w:r>
+        <w:rPr>
+          <w:sz w:val="22"/>
+          <w:szCs w:val="22"/>
+        </w:rPr>
+        <w:t xml:space="preserve"> </w:t>
+      </w:r>
+      <w:proofErr w:type="spellStart"/>
+      <w:r>
+        <w:rPr>
+          <w:sz w:val="22"/>
+          <w:szCs w:val="22"/>
+        </w:rPr>
+        <w:t>basé</w:t>
+      </w:r>
+      <w:proofErr w:type="spellEnd"/>
+      <w:r>
+        <w:rPr>
+          <w:sz w:val="22"/>
+          <w:szCs w:val="22"/>
+        </w:rPr>
+        <w:t xml:space="preserve"> sur markdown pour des analyses </w:t>
+      </w:r>
+      <w:proofErr w:type="spellStart"/>
+      <w:r>
+        <w:rPr>
+          <w:sz w:val="22"/>
+          <w:szCs w:val="22"/>
+        </w:rPr>
+        <w:t>spécialisées</w:t>
+      </w:r>
+      <w:proofErr w:type="spellEnd"/>
+      <w:r>
+        <w:rPr>
+          <w:sz w:val="22"/>
+          <w:szCs w:val="22"/>
+        </w:rPr>
+        <w:t xml:space="preserve"> (</w:t>
+      </w:r>
+      <w:proofErr w:type="spellStart"/>
+      <w:r>
+        <w:rPr>
+          <w:sz w:val="22"/>
+          <w:szCs w:val="22"/>
+        </w:rPr>
+        <w:t>modèles</w:t>
+      </w:r>
+      <w:proofErr w:type="spellEnd"/>
+      <w:r>
+        <w:rPr>
+          <w:sz w:val="22"/>
+          <w:szCs w:val="22"/>
+        </w:rPr>
+        <w:t xml:space="preserve"> DCF, options) et </w:t>
+      </w:r>
+      <w:proofErr w:type="spellStart"/>
+      <w:r>
+        <w:rPr>
+          <w:sz w:val="22"/>
+          <w:szCs w:val="22"/>
+        </w:rPr>
+        <w:t>métadonnées</w:t>
+      </w:r>
+      <w:proofErr w:type="spellEnd"/>
+      <w:r>
+        <w:rPr>
+          <w:sz w:val="22"/>
+          <w:szCs w:val="22"/>
+        </w:rPr>
+        <w:t xml:space="preserve"> frontmatter</w:t>
       </w:r>
     </w:p>
     <w:p>
@@ -182,8 +1824,241 @@
           <w:sz w:val="22"/>
           <w:szCs w:val="22"/>
         </w:rPr>
-        <w:t xml:space="preserve">Construction d'un framework d'évaluation avec évaluation par critères, validation de la précision numérique, analyse de la sélection d'outils et intervalles de confiance, utilisant LangSmith pour le traçage et le suivi des performances à travers les itérations d'agents</w:t>
-      </w:r>
+        <w:t xml:space="preserve">Construction d'un framework </w:t>
+      </w:r>
+      <w:proofErr w:type="spellStart"/>
+      <w:r>
+        <w:rPr>
+          <w:sz w:val="22"/>
+          <w:szCs w:val="22"/>
+        </w:rPr>
+        <w:t>d'évaluation</w:t>
+      </w:r>
+      <w:proofErr w:type="spellEnd"/>
+      <w:r>
+        <w:rPr>
+          <w:sz w:val="22"/>
+          <w:szCs w:val="22"/>
+        </w:rPr>
+        <w:t xml:space="preserve"> avec </w:t>
+      </w:r>
+      <w:proofErr w:type="spellStart"/>
+      <w:r>
+        <w:rPr>
+          <w:sz w:val="22"/>
+          <w:szCs w:val="22"/>
+        </w:rPr>
+        <w:t>évaluation</w:t>
+      </w:r>
+      <w:proofErr w:type="spellEnd"/>
+      <w:r>
+        <w:rPr>
+          <w:sz w:val="22"/>
+          <w:szCs w:val="22"/>
+        </w:rPr>
+        <w:t xml:space="preserve"> par </w:t>
+      </w:r>
+      <w:proofErr w:type="spellStart"/>
+      <w:r>
+        <w:rPr>
+          <w:sz w:val="22"/>
+          <w:szCs w:val="22"/>
+        </w:rPr>
+        <w:t>critères</w:t>
+      </w:r>
+      <w:proofErr w:type="spellEnd"/>
+      <w:r>
+        <w:rPr>
+          <w:sz w:val="22"/>
+          <w:szCs w:val="22"/>
+        </w:rPr>
+        <w:t xml:space="preserve">, validation de la </w:t>
+      </w:r>
+      <w:proofErr w:type="spellStart"/>
+      <w:r>
+        <w:rPr>
+          <w:sz w:val="22"/>
+          <w:szCs w:val="22"/>
+        </w:rPr>
+        <w:t>précision</w:t>
+      </w:r>
+      <w:proofErr w:type="spellEnd"/>
+      <w:r>
+        <w:rPr>
+          <w:sz w:val="22"/>
+          <w:szCs w:val="22"/>
+        </w:rPr>
+        <w:t xml:space="preserve"> numérique, </w:t>
+      </w:r>
+      <w:proofErr w:type="spellStart"/>
+      <w:r>
+        <w:rPr>
+          <w:sz w:val="22"/>
+          <w:szCs w:val="22"/>
+        </w:rPr>
+        <w:t>analyse</w:t>
+      </w:r>
+      <w:proofErr w:type="spellEnd"/>
+      <w:r>
+        <w:rPr>
+          <w:sz w:val="22"/>
+          <w:szCs w:val="22"/>
+        </w:rPr>
+        <w:t xml:space="preserve"> de la </w:t>
+      </w:r>
+      <w:proofErr w:type="spellStart"/>
+      <w:r>
+        <w:rPr>
+          <w:sz w:val="22"/>
+          <w:szCs w:val="22"/>
+        </w:rPr>
+        <w:t>sélection</w:t>
+      </w:r>
+      <w:proofErr w:type="spellEnd"/>
+      <w:r>
+        <w:rPr>
+          <w:sz w:val="22"/>
+          <w:szCs w:val="22"/>
+        </w:rPr>
+        <w:t xml:space="preserve"> </w:t>
+      </w:r>
+      <w:proofErr w:type="spellStart"/>
+      <w:r>
+        <w:rPr>
+          <w:sz w:val="22"/>
+          <w:szCs w:val="22"/>
+        </w:rPr>
+        <w:t>d'outils</w:t>
+      </w:r>
+      <w:proofErr w:type="spellEnd"/>
+      <w:r>
+        <w:rPr>
+          <w:sz w:val="22"/>
+          <w:szCs w:val="22"/>
+        </w:rPr>
+        <w:t xml:space="preserve"> et </w:t>
+      </w:r>
+      <w:proofErr w:type="spellStart"/>
+      <w:r>
+        <w:rPr>
+          <w:sz w:val="22"/>
+          <w:szCs w:val="22"/>
+        </w:rPr>
+        <w:t>intervalles</w:t>
+      </w:r>
+      <w:proofErr w:type="spellEnd"/>
+      <w:r>
+        <w:rPr>
+          <w:sz w:val="22"/>
+          <w:szCs w:val="22"/>
+        </w:rPr>
+        <w:t xml:space="preserve"> de </w:t>
+      </w:r>
+      <w:proofErr w:type="spellStart"/>
+      <w:r>
+        <w:rPr>
+          <w:sz w:val="22"/>
+          <w:szCs w:val="22"/>
+        </w:rPr>
+        <w:t>confiance</w:t>
+      </w:r>
+      <w:proofErr w:type="spellEnd"/>
+      <w:r>
+        <w:rPr>
+          <w:sz w:val="22"/>
+          <w:szCs w:val="22"/>
+        </w:rPr>
+        <w:t xml:space="preserve">, </w:t>
+      </w:r>
+      <w:proofErr w:type="spellStart"/>
+      <w:r>
+        <w:rPr>
+          <w:sz w:val="22"/>
+          <w:szCs w:val="22"/>
+        </w:rPr>
+        <w:t>utilisant</w:t>
+      </w:r>
+      <w:proofErr w:type="spellEnd"/>
+      <w:r>
+        <w:rPr>
+          <w:sz w:val="22"/>
+          <w:szCs w:val="22"/>
+        </w:rPr>
+        <w:t xml:space="preserve"> </w:t>
+      </w:r>
+      <w:proofErr w:type="spellStart"/>
+      <w:r>
+        <w:rPr>
+          <w:sz w:val="22"/>
+          <w:szCs w:val="22"/>
+        </w:rPr>
+        <w:t>LangSmith</w:t>
+      </w:r>
+      <w:proofErr w:type="spellEnd"/>
+      <w:r>
+        <w:rPr>
+          <w:sz w:val="22"/>
+          <w:szCs w:val="22"/>
+        </w:rPr>
+        <w:t xml:space="preserve"> pour le </w:t>
+      </w:r>
+      <w:proofErr w:type="spellStart"/>
+      <w:r>
+        <w:rPr>
+          <w:sz w:val="22"/>
+          <w:szCs w:val="22"/>
+        </w:rPr>
+        <w:t>traçage</w:t>
+      </w:r>
+      <w:proofErr w:type="spellEnd"/>
+      <w:r>
+        <w:rPr>
+          <w:sz w:val="22"/>
+          <w:szCs w:val="22"/>
+        </w:rPr>
+        <w:t xml:space="preserve"> et le </w:t>
+      </w:r>
+      <w:proofErr w:type="spellStart"/>
+      <w:r>
+        <w:rPr>
+          <w:sz w:val="22"/>
+          <w:szCs w:val="22"/>
+        </w:rPr>
+        <w:t>suivi</w:t>
+      </w:r>
+      <w:proofErr w:type="spellEnd"/>
+      <w:r>
+        <w:rPr>
+          <w:sz w:val="22"/>
+          <w:szCs w:val="22"/>
+        </w:rPr>
+        <w:t xml:space="preserve"> des performances à travers les </w:t>
+      </w:r>
+      <w:proofErr w:type="spellStart"/>
+      <w:r>
+        <w:rPr>
+          <w:sz w:val="22"/>
+          <w:szCs w:val="22"/>
+        </w:rPr>
+        <w:t>itérations</w:t>
+      </w:r>
+      <w:proofErr w:type="spellEnd"/>
+      <w:r>
+        <w:rPr>
+          <w:sz w:val="22"/>
+          <w:szCs w:val="22"/>
+        </w:rPr>
+        <w:t xml:space="preserve"> </w:t>
+      </w:r>
+      <w:proofErr w:type="spellStart"/>
+      <w:r>
+        <w:rPr>
+          <w:sz w:val="22"/>
+          <w:szCs w:val="22"/>
+        </w:rPr>
+        <w:t>d'agents</w:t>
+      </w:r>
+      <w:proofErr w:type="spellEnd"/>
     </w:p>
     <w:p>
       <w:pPr>
@@ -193,13 +2068,127 @@
           <w:numId w:val="2"/>
         </w:numPr>
       </w:pPr>
-      <w:r>
-        <w:rPr>
-          <w:sz w:val="22"/>
-          <w:szCs w:val="22"/>
-        </w:rPr>
-        <w:t xml:space="preserve">Implémentation d'un pipeline RAG avec chunking intelligent, embeddings OpenAI, stockage graphe Neo4j pour les relations sémantiques et une récupération optimisée sur les documents financiers pour des réponses contextuelles</w:t>
-      </w:r>
+      <w:proofErr w:type="spellStart"/>
+      <w:r>
+        <w:rPr>
+          <w:sz w:val="22"/>
+          <w:szCs w:val="22"/>
+        </w:rPr>
+        <w:t>Implémentation</w:t>
+      </w:r>
+      <w:proofErr w:type="spellEnd"/>
+      <w:r>
+        <w:rPr>
+          <w:sz w:val="22"/>
+          <w:szCs w:val="22"/>
+        </w:rPr>
+        <w:t xml:space="preserve"> d'un pipeline RAG avec chunking intelligent, embeddings OpenAI, stockage </w:t>
+      </w:r>
+      <w:proofErr w:type="spellStart"/>
+      <w:r>
+        <w:rPr>
+          <w:sz w:val="22"/>
+          <w:szCs w:val="22"/>
+        </w:rPr>
+        <w:t>graphe</w:t>
+      </w:r>
+      <w:proofErr w:type="spellEnd"/>
+      <w:r>
+        <w:rPr>
+          <w:sz w:val="22"/>
+          <w:szCs w:val="22"/>
+        </w:rPr>
+        <w:t xml:space="preserve"> Neo4j pour les relations </w:t>
+      </w:r>
+      <w:proofErr w:type="spellStart"/>
+      <w:r>
+        <w:rPr>
+          <w:sz w:val="22"/>
+          <w:szCs w:val="22"/>
+        </w:rPr>
+        <w:t>sémantiques</w:t>
+      </w:r>
+      <w:proofErr w:type="spellEnd"/>
+      <w:r>
+        <w:rPr>
+          <w:sz w:val="22"/>
+          <w:szCs w:val="22"/>
+        </w:rPr>
+        <w:t xml:space="preserve"> et </w:t>
+      </w:r>
+      <w:proofErr w:type="spellStart"/>
+      <w:r>
+        <w:rPr>
+          <w:sz w:val="22"/>
+          <w:szCs w:val="22"/>
+        </w:rPr>
+        <w:t>une</w:t>
+      </w:r>
+      <w:proofErr w:type="spellEnd"/>
+      <w:r>
+        <w:rPr>
+          <w:sz w:val="22"/>
+          <w:szCs w:val="22"/>
+        </w:rPr>
+        <w:t xml:space="preserve"> </w:t>
+      </w:r>
+      <w:proofErr w:type="spellStart"/>
+      <w:r>
+        <w:rPr>
+          <w:sz w:val="22"/>
+          <w:szCs w:val="22"/>
+        </w:rPr>
+        <w:t>récupération</w:t>
+      </w:r>
+      <w:proofErr w:type="spellEnd"/>
+      <w:r>
+        <w:rPr>
+          <w:sz w:val="22"/>
+          <w:szCs w:val="22"/>
+        </w:rPr>
+        <w:t xml:space="preserve"> </w:t>
+      </w:r>
+      <w:proofErr w:type="spellStart"/>
+      <w:r>
+        <w:rPr>
+          <w:sz w:val="22"/>
+          <w:szCs w:val="22"/>
+        </w:rPr>
+        <w:t>optimisée</w:t>
+      </w:r>
+      <w:proofErr w:type="spellEnd"/>
+      <w:r>
+        <w:rPr>
+          <w:sz w:val="22"/>
+          <w:szCs w:val="22"/>
+        </w:rPr>
+        <w:t xml:space="preserve"> sur les documents financiers pour des </w:t>
+      </w:r>
+      <w:proofErr w:type="spellStart"/>
+      <w:r>
+        <w:rPr>
+          <w:sz w:val="22"/>
+          <w:szCs w:val="22"/>
+        </w:rPr>
+        <w:t>réponses</w:t>
+      </w:r>
+      <w:proofErr w:type="spellEnd"/>
+      <w:r>
+        <w:rPr>
+          <w:sz w:val="22"/>
+          <w:szCs w:val="22"/>
+        </w:rPr>
+        <w:t xml:space="preserve"> </w:t>
+      </w:r>
+      <w:proofErr w:type="spellStart"/>
+      <w:r>
+        <w:rPr>
+          <w:sz w:val="22"/>
+          <w:szCs w:val="22"/>
+        </w:rPr>
+        <w:t>contextuelles</w:t>
+      </w:r>
+      <w:proofErr w:type="spellEnd"/>
     </w:p>
     <w:p>
       <w:pPr>
@@ -214,8 +2203,129 @@
           <w:sz w:val="22"/>
           <w:szCs w:val="22"/>
         </w:rPr>
-        <w:t xml:space="preserve">Développement de services FastAPI pour le traitement de documents SEC (edgartools + parseurs personnalisés), extrayant des données structurées des filings 10-K, 10-Q et 8-K, avec orchestration AWS Batch pour plus de 37 000 documents et mises à jour incrémentales</w:t>
-      </w:r>
+        <w:t xml:space="preserve">Développement de services </w:t>
+      </w:r>
+      <w:proofErr w:type="spellStart"/>
+      <w:r>
+        <w:rPr>
+          <w:sz w:val="22"/>
+          <w:szCs w:val="22"/>
+        </w:rPr>
+        <w:t>FastAPI</w:t>
+      </w:r>
+      <w:proofErr w:type="spellEnd"/>
+      <w:r>
+        <w:rPr>
+          <w:sz w:val="22"/>
+          <w:szCs w:val="22"/>
+        </w:rPr>
+        <w:t xml:space="preserve"> pour le </w:t>
+      </w:r>
+      <w:proofErr w:type="spellStart"/>
+      <w:r>
+        <w:rPr>
+          <w:sz w:val="22"/>
+          <w:szCs w:val="22"/>
+        </w:rPr>
+        <w:t>traitement</w:t>
+      </w:r>
+      <w:proofErr w:type="spellEnd"/>
+      <w:r>
+        <w:rPr>
+          <w:sz w:val="22"/>
+          <w:szCs w:val="22"/>
+        </w:rPr>
+        <w:t xml:space="preserve"> de documents SEC (</w:t>
+      </w:r>
+      <w:proofErr w:type="spellStart"/>
+      <w:r>
+        <w:rPr>
+          <w:sz w:val="22"/>
+          <w:szCs w:val="22"/>
+        </w:rPr>
+        <w:t>edgartools</w:t>
+      </w:r>
+      <w:proofErr w:type="spellEnd"/>
+      <w:r>
+        <w:rPr>
+          <w:sz w:val="22"/>
+          <w:szCs w:val="22"/>
+        </w:rPr>
+        <w:t xml:space="preserve"> + </w:t>
+      </w:r>
+      <w:proofErr w:type="spellStart"/>
+      <w:r>
+        <w:rPr>
+          <w:sz w:val="22"/>
+          <w:szCs w:val="22"/>
+        </w:rPr>
+        <w:t>parseurs</w:t>
+      </w:r>
+      <w:proofErr w:type="spellEnd"/>
+      <w:r>
+        <w:rPr>
+          <w:sz w:val="22"/>
+          <w:szCs w:val="22"/>
+        </w:rPr>
+        <w:t xml:space="preserve"> </w:t>
+      </w:r>
+      <w:proofErr w:type="spellStart"/>
+      <w:r>
+        <w:rPr>
+          <w:sz w:val="22"/>
+          <w:szCs w:val="22"/>
+        </w:rPr>
+        <w:t>personnalisés</w:t>
+      </w:r>
+      <w:proofErr w:type="spellEnd"/>
+      <w:r>
+        <w:rPr>
+          <w:sz w:val="22"/>
+          <w:szCs w:val="22"/>
+        </w:rPr>
+        <w:t xml:space="preserve">), </w:t>
+      </w:r>
+      <w:proofErr w:type="spellStart"/>
+      <w:r>
+        <w:rPr>
+          <w:sz w:val="22"/>
+          <w:szCs w:val="22"/>
+        </w:rPr>
+        <w:t>extrayant</w:t>
+      </w:r>
+      <w:proofErr w:type="spellEnd"/>
+      <w:r>
+        <w:rPr>
+          <w:sz w:val="22"/>
+          <w:szCs w:val="22"/>
+        </w:rPr>
+        <w:t xml:space="preserve"> des données </w:t>
+      </w:r>
+      <w:proofErr w:type="spellStart"/>
+      <w:r>
+        <w:rPr>
+          <w:sz w:val="22"/>
+          <w:szCs w:val="22"/>
+        </w:rPr>
+        <w:t>structurées</w:t>
+      </w:r>
+      <w:proofErr w:type="spellEnd"/>
+      <w:r>
+        <w:rPr>
+          <w:sz w:val="22"/>
+          <w:szCs w:val="22"/>
+        </w:rPr>
+        <w:t xml:space="preserve"> des filings 10-K, 10-Q et 8-K, avec orchestration AWS Batch pour plus de 37 000 documents et mises à jour </w:t>
+      </w:r>
+      <w:proofErr w:type="spellStart"/>
+      <w:r>
+        <w:rPr>
+          <w:sz w:val="22"/>
+          <w:szCs w:val="22"/>
+        </w:rPr>
+        <w:t>incrémentales</w:t>
+      </w:r>
+      <w:proofErr w:type="spellEnd"/>
     </w:p>
     <w:p>
       <w:pPr>
@@ -230,8 +2340,177 @@
           <w:sz w:val="22"/>
           <w:szCs w:val="22"/>
         </w:rPr>
-        <w:t xml:space="preserve">Construction de pipelines d'ingestion de données Python (BeautifulSoup, Selenium, aiohttp) pour FMP, la Réserve fédérale, la BCE, les actualités, les transcriptions de résultats et les signaux de marché, avec logging structuré et gestion d'erreurs</w:t>
-      </w:r>
+        <w:t xml:space="preserve">Construction de pipelines </w:t>
+      </w:r>
+      <w:proofErr w:type="spellStart"/>
+      <w:r>
+        <w:rPr>
+          <w:sz w:val="22"/>
+          <w:szCs w:val="22"/>
+        </w:rPr>
+        <w:t>d'ingestion</w:t>
+      </w:r>
+      <w:proofErr w:type="spellEnd"/>
+      <w:r>
+        <w:rPr>
+          <w:sz w:val="22"/>
+          <w:szCs w:val="22"/>
+        </w:rPr>
+        <w:t xml:space="preserve"> de données Python (</w:t>
+      </w:r>
+      <w:proofErr w:type="spellStart"/>
+      <w:r>
+        <w:rPr>
+          <w:sz w:val="22"/>
+          <w:szCs w:val="22"/>
+        </w:rPr>
+        <w:t>BeautifulSoup</w:t>
+      </w:r>
+      <w:proofErr w:type="spellEnd"/>
+      <w:r>
+        <w:rPr>
+          <w:sz w:val="22"/>
+          <w:szCs w:val="22"/>
+        </w:rPr>
+        <w:t xml:space="preserve">, Selenium, </w:t>
+      </w:r>
+      <w:proofErr w:type="spellStart"/>
+      <w:r>
+        <w:rPr>
+          <w:sz w:val="22"/>
+          <w:szCs w:val="22"/>
+        </w:rPr>
+        <w:t>aiohttp</w:t>
+      </w:r>
+      <w:proofErr w:type="spellEnd"/>
+      <w:r>
+        <w:rPr>
+          <w:sz w:val="22"/>
+          <w:szCs w:val="22"/>
+        </w:rPr>
+        <w:t xml:space="preserve">) pour FMP, la </w:t>
+      </w:r>
+      <w:proofErr w:type="spellStart"/>
+      <w:r>
+        <w:rPr>
+          <w:sz w:val="22"/>
+          <w:szCs w:val="22"/>
+        </w:rPr>
+        <w:t>Réserve</w:t>
+      </w:r>
+      <w:proofErr w:type="spellEnd"/>
+      <w:r>
+        <w:rPr>
+          <w:sz w:val="22"/>
+          <w:szCs w:val="22"/>
+        </w:rPr>
+        <w:t xml:space="preserve"> </w:t>
+      </w:r>
+      <w:proofErr w:type="spellStart"/>
+      <w:r>
+        <w:rPr>
+          <w:sz w:val="22"/>
+          <w:szCs w:val="22"/>
+        </w:rPr>
+        <w:t>fédérale</w:t>
+      </w:r>
+      <w:proofErr w:type="spellEnd"/>
+      <w:r>
+        <w:rPr>
+          <w:sz w:val="22"/>
+          <w:szCs w:val="22"/>
+        </w:rPr>
+        <w:t xml:space="preserve">, la BCE, les </w:t>
+      </w:r>
+      <w:proofErr w:type="spellStart"/>
+      <w:r>
+        <w:rPr>
+          <w:sz w:val="22"/>
+          <w:szCs w:val="22"/>
+        </w:rPr>
+        <w:t>actualités</w:t>
+      </w:r>
+      <w:proofErr w:type="spellEnd"/>
+      <w:r>
+        <w:rPr>
+          <w:sz w:val="22"/>
+          <w:szCs w:val="22"/>
+        </w:rPr>
+        <w:t xml:space="preserve">, les transcriptions de </w:t>
+      </w:r>
+      <w:proofErr w:type="spellStart"/>
+      <w:r>
+        <w:rPr>
+          <w:sz w:val="22"/>
+          <w:szCs w:val="22"/>
+        </w:rPr>
+        <w:t>résultats</w:t>
+      </w:r>
+      <w:proofErr w:type="spellEnd"/>
+      <w:r>
+        <w:rPr>
+          <w:sz w:val="22"/>
+          <w:szCs w:val="22"/>
+        </w:rPr>
+        <w:t xml:space="preserve"> et les </w:t>
+      </w:r>
+      <w:proofErr w:type="spellStart"/>
+      <w:r>
+        <w:rPr>
+          <w:sz w:val="22"/>
+          <w:szCs w:val="22"/>
+        </w:rPr>
+        <w:t>signaux</w:t>
+      </w:r>
+      <w:proofErr w:type="spellEnd"/>
+      <w:r>
+        <w:rPr>
+          <w:sz w:val="22"/>
+          <w:szCs w:val="22"/>
+        </w:rPr>
+        <w:t xml:space="preserve"> de </w:t>
+      </w:r>
+      <w:proofErr w:type="spellStart"/>
+      <w:r>
+        <w:rPr>
+          <w:sz w:val="22"/>
+          <w:szCs w:val="22"/>
+        </w:rPr>
+        <w:t>marché</w:t>
+      </w:r>
+      <w:proofErr w:type="spellEnd"/>
+      <w:r>
+        <w:rPr>
+          <w:sz w:val="22"/>
+          <w:szCs w:val="22"/>
+        </w:rPr>
+        <w:t xml:space="preserve">, avec logging </w:t>
+      </w:r>
+      <w:proofErr w:type="spellStart"/>
+      <w:r>
+        <w:rPr>
+          <w:sz w:val="22"/>
+          <w:szCs w:val="22"/>
+        </w:rPr>
+        <w:t>structuré</w:t>
+      </w:r>
+      <w:proofErr w:type="spellEnd"/>
+      <w:r>
+        <w:rPr>
+          <w:sz w:val="22"/>
+          <w:szCs w:val="22"/>
+        </w:rPr>
+        <w:t xml:space="preserve"> et gestion </w:t>
+      </w:r>
+      <w:proofErr w:type="spellStart"/>
+      <w:r>
+        <w:rPr>
+          <w:sz w:val="22"/>
+          <w:szCs w:val="22"/>
+        </w:rPr>
+        <w:t>d'erreurs</w:t>
+      </w:r>
+      <w:proofErr w:type="spellEnd"/>
     </w:p>
     <w:p>
       <w:pPr>
@@ -241,12 +2520,102 @@
           <w:numId w:val="2"/>
         </w:numPr>
       </w:pPr>
-      <w:r>
-        <w:rPr>
-          <w:sz w:val="22"/>
-          <w:szCs w:val="22"/>
-        </w:rPr>
-        <w:t xml:space="preserve">Ingénierie de la couche de livraison full-stack : application web React 18 + TypeScript avec streaming IA en temps réel (SSE), API serverless Node.js avec intégration LangChain, applications React Native et CI/CD GitHub Actions vers Docker/AWS</w:t>
+      <w:proofErr w:type="spellStart"/>
+      <w:r>
+        <w:rPr>
+          <w:sz w:val="22"/>
+          <w:szCs w:val="22"/>
+        </w:rPr>
+        <w:lastRenderedPageBreak/>
+        <w:t>Ingénierie</w:t>
+      </w:r>
+      <w:proofErr w:type="spellEnd"/>
+      <w:r>
+        <w:rPr>
+          <w:sz w:val="22"/>
+          <w:szCs w:val="22"/>
+        </w:rPr>
+        <w:t xml:space="preserve"> de la couche de livraison full-</w:t>
+      </w:r>
+      <w:proofErr w:type="gramStart"/>
+      <w:r>
+        <w:rPr>
+          <w:sz w:val="22"/>
+          <w:szCs w:val="22"/>
+        </w:rPr>
+        <w:t>stack :</w:t>
+      </w:r>
+      <w:proofErr w:type="gramEnd"/>
+      <w:r>
+        <w:rPr>
+          <w:sz w:val="22"/>
+          <w:szCs w:val="22"/>
+        </w:rPr>
+        <w:t xml:space="preserve"> application web React 18 + TypeScript avec streaming IA </w:t>
+      </w:r>
+      <w:proofErr w:type="spellStart"/>
+      <w:r>
+        <w:rPr>
+          <w:sz w:val="22"/>
+          <w:szCs w:val="22"/>
+        </w:rPr>
+        <w:t>en</w:t>
+      </w:r>
+      <w:proofErr w:type="spellEnd"/>
+      <w:r>
+        <w:rPr>
+          <w:sz w:val="22"/>
+          <w:szCs w:val="22"/>
+        </w:rPr>
+        <w:t xml:space="preserve"> temps </w:t>
+      </w:r>
+      <w:proofErr w:type="spellStart"/>
+      <w:r>
+        <w:rPr>
+          <w:sz w:val="22"/>
+          <w:szCs w:val="22"/>
+        </w:rPr>
+        <w:t>réel</w:t>
+      </w:r>
+      <w:proofErr w:type="spellEnd"/>
+      <w:r>
+        <w:rPr>
+          <w:sz w:val="22"/>
+          <w:szCs w:val="22"/>
+        </w:rPr>
+        <w:t xml:space="preserve"> (SSE), API serverless Node.js avec </w:t>
+      </w:r>
+      <w:proofErr w:type="spellStart"/>
+      <w:r>
+        <w:rPr>
+          <w:sz w:val="22"/>
+          <w:szCs w:val="22"/>
+        </w:rPr>
+        <w:t>intégration</w:t>
+      </w:r>
+      <w:proofErr w:type="spellEnd"/>
+      <w:r>
+        <w:rPr>
+          <w:sz w:val="22"/>
+          <w:szCs w:val="22"/>
+        </w:rPr>
+        <w:t xml:space="preserve"> </w:t>
+      </w:r>
+      <w:proofErr w:type="spellStart"/>
+      <w:r>
+        <w:rPr>
+          <w:sz w:val="22"/>
+          <w:szCs w:val="22"/>
+        </w:rPr>
+        <w:t>LangChain</w:t>
+      </w:r>
+      <w:proofErr w:type="spellEnd"/>
+      <w:r>
+        <w:rPr>
+          <w:sz w:val="22"/>
+          <w:szCs w:val="22"/>
+        </w:rPr>
+        <w:t>, applications React Native et CI/CD GitHub Actions vers Docker/AWS</w:t>
       </w:r>
     </w:p>
     <w:p>
@@ -260,14 +2629,162 @@
           <w:sz w:val="22"/>
           <w:szCs w:val="22"/>
         </w:rPr>
-        <w:t xml:space="preserve">Stack Technique : </w:t>
-      </w:r>
-      <w:r>
-        <w:rPr>
-          <w:sz w:val="22"/>
-          <w:szCs w:val="22"/>
-        </w:rPr>
-        <w:t xml:space="preserve">Python (FastAPI, LangChain, LangGraph, LangSmith, Pandas, NumPy), OpenAI, Anthropic, Google Gemini, xAI, Groq, Neo4j, MongoDB, Redis, Docker, AWS (Lambda, ECS, ECR, Batch), edgartools, BeautifulSoup, Selenium, Playwright, TypeScript, React, Node.js</w:t>
+        <w:t xml:space="preserve">Stack </w:t>
+      </w:r>
+      <w:proofErr w:type="gramStart"/>
+      <w:r>
+        <w:rPr>
+          <w:b/>
+          <w:bCs/>
+          <w:sz w:val="22"/>
+          <w:szCs w:val="22"/>
+        </w:rPr>
+        <w:t>Technique :</w:t>
+      </w:r>
+      <w:proofErr w:type="gramEnd"/>
+      <w:r>
+        <w:rPr>
+          <w:b/>
+          <w:bCs/>
+          <w:sz w:val="22"/>
+          <w:szCs w:val="22"/>
+        </w:rPr>
+        <w:t xml:space="preserve"> </w:t>
+      </w:r>
+      <w:r>
+        <w:rPr>
+          <w:sz w:val="22"/>
+          <w:szCs w:val="22"/>
+        </w:rPr>
+        <w:t>Python (</w:t>
+      </w:r>
+      <w:proofErr w:type="spellStart"/>
+      <w:r>
+        <w:rPr>
+          <w:sz w:val="22"/>
+          <w:szCs w:val="22"/>
+        </w:rPr>
+        <w:t>FastAPI</w:t>
+      </w:r>
+      <w:proofErr w:type="spellEnd"/>
+      <w:r>
+        <w:rPr>
+          <w:sz w:val="22"/>
+          <w:szCs w:val="22"/>
+        </w:rPr>
+        <w:t xml:space="preserve">, </w:t>
+      </w:r>
+      <w:proofErr w:type="spellStart"/>
+      <w:r>
+        <w:rPr>
+          <w:sz w:val="22"/>
+          <w:szCs w:val="22"/>
+        </w:rPr>
+        <w:t>LangChain</w:t>
+      </w:r>
+      <w:proofErr w:type="spellEnd"/>
+      <w:r>
+        <w:rPr>
+          <w:sz w:val="22"/>
+          <w:szCs w:val="22"/>
+        </w:rPr>
+        <w:t xml:space="preserve">, </w:t>
+      </w:r>
+      <w:proofErr w:type="spellStart"/>
+      <w:r>
+        <w:rPr>
+          <w:sz w:val="22"/>
+          <w:szCs w:val="22"/>
+        </w:rPr>
+        <w:t>LangGraph</w:t>
+      </w:r>
+      <w:proofErr w:type="spellEnd"/>
+      <w:r>
+        <w:rPr>
+          <w:sz w:val="22"/>
+          <w:szCs w:val="22"/>
+        </w:rPr>
+        <w:t xml:space="preserve">, </w:t>
+      </w:r>
+      <w:proofErr w:type="spellStart"/>
+      <w:r>
+        <w:rPr>
+          <w:sz w:val="22"/>
+          <w:szCs w:val="22"/>
+        </w:rPr>
+        <w:t>LangSmith</w:t>
+      </w:r>
+      <w:proofErr w:type="spellEnd"/>
+      <w:r>
+        <w:rPr>
+          <w:sz w:val="22"/>
+          <w:szCs w:val="22"/>
+        </w:rPr>
+        <w:t xml:space="preserve">, Pandas, NumPy), OpenAI, Anthropic, Google Gemini, </w:t>
+      </w:r>
+      <w:proofErr w:type="spellStart"/>
+      <w:r>
+        <w:rPr>
+          <w:sz w:val="22"/>
+          <w:szCs w:val="22"/>
+        </w:rPr>
+        <w:t>xAI</w:t>
+      </w:r>
+      <w:proofErr w:type="spellEnd"/>
+      <w:r>
+        <w:rPr>
+          <w:sz w:val="22"/>
+          <w:szCs w:val="22"/>
+        </w:rPr>
+        <w:t xml:space="preserve">, </w:t>
+      </w:r>
+      <w:proofErr w:type="spellStart"/>
+      <w:r>
+        <w:rPr>
+          <w:sz w:val="22"/>
+          <w:szCs w:val="22"/>
+        </w:rPr>
+        <w:t>Groq</w:t>
+      </w:r>
+      <w:proofErr w:type="spellEnd"/>
+      <w:r>
+        <w:rPr>
+          <w:sz w:val="22"/>
+          <w:szCs w:val="22"/>
+        </w:rPr>
+        <w:t xml:space="preserve">, Neo4j, MongoDB, Redis, Docker, AWS (Lambda, ECS, ECR, Batch), </w:t>
+      </w:r>
+      <w:proofErr w:type="spellStart"/>
+      <w:r>
+        <w:rPr>
+          <w:sz w:val="22"/>
+          <w:szCs w:val="22"/>
+        </w:rPr>
+        <w:t>edgartools</w:t>
+      </w:r>
+      <w:proofErr w:type="spellEnd"/>
+      <w:r>
+        <w:rPr>
+          <w:sz w:val="22"/>
+          <w:szCs w:val="22"/>
+        </w:rPr>
+        <w:t xml:space="preserve">, </w:t>
+      </w:r>
+      <w:proofErr w:type="spellStart"/>
+      <w:r>
+        <w:rPr>
+          <w:sz w:val="22"/>
+          <w:szCs w:val="22"/>
+        </w:rPr>
+        <w:t>BeautifulSoup</w:t>
+      </w:r>
+      <w:proofErr w:type="spellEnd"/>
+      <w:r>
+        <w:rPr>
+          <w:sz w:val="22"/>
+          <w:szCs w:val="22"/>
+        </w:rPr>
+        <w:t>, Selenium, Playwright, TypeScript, React, Node.js</w:t>
       </w:r>
     </w:p>
     <w:p>
@@ -279,8 +2796,17 @@
           <w:sz w:val="22"/>
           <w:szCs w:val="22"/>
         </w:rPr>
-        <w:t xml:space="preserve">Stagiaire Data Science — Sagemcom</w:t>
-      </w:r>
+        <w:t xml:space="preserve">Stagiaire Data Science — </w:t>
+      </w:r>
+      <w:proofErr w:type="spellStart"/>
+      <w:r>
+        <w:rPr>
+          <w:sz w:val="22"/>
+          <w:szCs w:val="22"/>
+        </w:rPr>
+        <w:t>Sagemcom</w:t>
+      </w:r>
+      <w:proofErr w:type="spellEnd"/>
     </w:p>
     <w:p>
       <w:pPr>
@@ -293,7 +2819,27 @@
           <w:sz w:val="22"/>
           <w:szCs w:val="22"/>
         </w:rPr>
-        <w:t xml:space="preserve">Tunis | Février 2024 – Août 2024</w:t>
+        <w:t xml:space="preserve">Tunis | Février 2024 – </w:t>
+      </w:r>
+      <w:proofErr w:type="spellStart"/>
+      <w:r>
+        <w:rPr>
+          <w:i/>
+          <w:iCs/>
+          <w:sz w:val="22"/>
+          <w:szCs w:val="22"/>
+        </w:rPr>
+        <w:t>Août</w:t>
+      </w:r>
+      <w:proofErr w:type="spellEnd"/>
+      <w:r>
+        <w:rPr>
+          <w:i/>
+          <w:iCs/>
+          <w:sz w:val="22"/>
+          <w:szCs w:val="22"/>
+        </w:rPr>
+        <w:t xml:space="preserve"> 2024</w:t>
       </w:r>
     </w:p>
     <w:p>
@@ -309,7 +2855,71 @@
           <w:sz w:val="22"/>
           <w:szCs w:val="22"/>
         </w:rPr>
-        <w:t xml:space="preserve">Développement de systèmes multi-agents avec intégration LLM et récupération basée sur embeddings</w:t>
+        <w:t xml:space="preserve">Développement de </w:t>
+      </w:r>
+      <w:proofErr w:type="spellStart"/>
+      <w:r>
+        <w:rPr>
+          <w:sz w:val="22"/>
+          <w:szCs w:val="22"/>
+        </w:rPr>
+        <w:t>systèmes</w:t>
+      </w:r>
+      <w:proofErr w:type="spellEnd"/>
+      <w:r>
+        <w:rPr>
+          <w:sz w:val="22"/>
+          <w:szCs w:val="22"/>
+        </w:rPr>
+        <w:t xml:space="preserve"> multi-agents avec </w:t>
+      </w:r>
+      <w:proofErr w:type="spellStart"/>
+      <w:r>
+        <w:rPr>
+          <w:sz w:val="22"/>
+          <w:szCs w:val="22"/>
+        </w:rPr>
+        <w:t>intégration</w:t>
+      </w:r>
+      <w:proofErr w:type="spellEnd"/>
+      <w:r>
+        <w:rPr>
+          <w:sz w:val="22"/>
+          <w:szCs w:val="22"/>
+        </w:rPr>
+        <w:t xml:space="preserve"> LLM et </w:t>
+      </w:r>
+      <w:proofErr w:type="spellStart"/>
+      <w:r>
+        <w:rPr>
+          <w:sz w:val="22"/>
+          <w:szCs w:val="22"/>
+        </w:rPr>
+        <w:t>récupération</w:t>
+      </w:r>
+      <w:proofErr w:type="spellEnd"/>
+      <w:r>
+        <w:rPr>
+          <w:sz w:val="22"/>
+          <w:szCs w:val="22"/>
+        </w:rPr>
+        <w:t xml:space="preserve"> </w:t>
+      </w:r>
+      <w:proofErr w:type="spellStart"/>
+      <w:r>
+        <w:rPr>
+          <w:sz w:val="22"/>
+          <w:szCs w:val="22"/>
+        </w:rPr>
+        <w:t>basée</w:t>
+      </w:r>
+      <w:proofErr w:type="spellEnd"/>
+      <w:r>
+        <w:rPr>
+          <w:sz w:val="22"/>
+          <w:szCs w:val="22"/>
+        </w:rPr>
+        <w:t xml:space="preserve"> sur embeddings</w:t>
       </w:r>
     </w:p>
     <w:p>
@@ -325,8 +2935,145 @@
           <w:sz w:val="22"/>
           <w:szCs w:val="22"/>
         </w:rPr>
-        <w:t xml:space="preserve">Construction d'un pipeline de données de bout en bout — scraping et constitution de jeux de données (Selenium, BeautifulSoup), récupération avec modèles HuggingFace et LangChain, workflows automatisés avec LangGraph</w:t>
-      </w:r>
+        <w:t xml:space="preserve">Construction d'un </w:t>
+      </w:r>
+      <w:proofErr w:type="gramStart"/>
+      <w:r>
+        <w:rPr>
+          <w:sz w:val="22"/>
+          <w:szCs w:val="22"/>
+        </w:rPr>
+        <w:t>pipeline</w:t>
+      </w:r>
+      <w:proofErr w:type="gramEnd"/>
+      <w:r>
+        <w:rPr>
+          <w:sz w:val="22"/>
+          <w:szCs w:val="22"/>
+        </w:rPr>
+        <w:t xml:space="preserve"> de données de bout </w:t>
+      </w:r>
+      <w:proofErr w:type="spellStart"/>
+      <w:r>
+        <w:rPr>
+          <w:sz w:val="22"/>
+          <w:szCs w:val="22"/>
+        </w:rPr>
+        <w:t>en</w:t>
+      </w:r>
+      <w:proofErr w:type="spellEnd"/>
+      <w:r>
+        <w:rPr>
+          <w:sz w:val="22"/>
+          <w:szCs w:val="22"/>
+        </w:rPr>
+        <w:t xml:space="preserve"> bout — scraping et constitution de jeux de données (Selenium, </w:t>
+      </w:r>
+      <w:proofErr w:type="spellStart"/>
+      <w:r>
+        <w:rPr>
+          <w:sz w:val="22"/>
+          <w:szCs w:val="22"/>
+        </w:rPr>
+        <w:t>BeautifulSoup</w:t>
+      </w:r>
+      <w:proofErr w:type="spellEnd"/>
+      <w:r>
+        <w:rPr>
+          <w:sz w:val="22"/>
+          <w:szCs w:val="22"/>
+        </w:rPr>
+        <w:t xml:space="preserve">), </w:t>
+      </w:r>
+      <w:proofErr w:type="spellStart"/>
+      <w:r>
+        <w:rPr>
+          <w:sz w:val="22"/>
+          <w:szCs w:val="22"/>
+        </w:rPr>
+        <w:t>récupération</w:t>
+      </w:r>
+      <w:proofErr w:type="spellEnd"/>
+      <w:r>
+        <w:rPr>
+          <w:sz w:val="22"/>
+          <w:szCs w:val="22"/>
+        </w:rPr>
+        <w:t xml:space="preserve"> avec </w:t>
+      </w:r>
+      <w:proofErr w:type="spellStart"/>
+      <w:r>
+        <w:rPr>
+          <w:sz w:val="22"/>
+          <w:szCs w:val="22"/>
+        </w:rPr>
+        <w:t>modèles</w:t>
+      </w:r>
+      <w:proofErr w:type="spellEnd"/>
+      <w:r>
+        <w:rPr>
+          <w:sz w:val="22"/>
+          <w:szCs w:val="22"/>
+        </w:rPr>
+        <w:t xml:space="preserve"> </w:t>
+      </w:r>
+      <w:proofErr w:type="spellStart"/>
+      <w:r>
+        <w:rPr>
+          <w:sz w:val="22"/>
+          <w:szCs w:val="22"/>
+        </w:rPr>
+        <w:t>HuggingFace</w:t>
+      </w:r>
+      <w:proofErr w:type="spellEnd"/>
+      <w:r>
+        <w:rPr>
+          <w:sz w:val="22"/>
+          <w:szCs w:val="22"/>
+        </w:rPr>
+        <w:t xml:space="preserve"> et </w:t>
+      </w:r>
+      <w:proofErr w:type="spellStart"/>
+      <w:r>
+        <w:rPr>
+          <w:sz w:val="22"/>
+          <w:szCs w:val="22"/>
+        </w:rPr>
+        <w:t>LangChain</w:t>
+      </w:r>
+      <w:proofErr w:type="spellEnd"/>
+      <w:r>
+        <w:rPr>
+          <w:sz w:val="22"/>
+          <w:szCs w:val="22"/>
+        </w:rPr>
+        <w:t xml:space="preserve">, workflows </w:t>
+      </w:r>
+      <w:proofErr w:type="spellStart"/>
+      <w:r>
+        <w:rPr>
+          <w:sz w:val="22"/>
+          <w:szCs w:val="22"/>
+        </w:rPr>
+        <w:t>automatisés</w:t>
+      </w:r>
+      <w:proofErr w:type="spellEnd"/>
+      <w:r>
+        <w:rPr>
+          <w:sz w:val="22"/>
+          <w:szCs w:val="22"/>
+        </w:rPr>
+        <w:t xml:space="preserve"> avec </w:t>
+      </w:r>
+      <w:proofErr w:type="spellStart"/>
+      <w:r>
+        <w:rPr>
+          <w:sz w:val="22"/>
+          <w:szCs w:val="22"/>
+        </w:rPr>
+        <w:t>LangGraph</w:t>
+      </w:r>
+      <w:proofErr w:type="spellEnd"/>
     </w:p>
     <w:p>
       <w:pPr>
@@ -341,13 +3088,62 @@
           <w:sz w:val="22"/>
           <w:szCs w:val="22"/>
         </w:rPr>
-        <w:t xml:space="preserve">Développement d'une interface web ReactJS + Flask pour les interactions avec les modèles via une API REST</w:t>
+        <w:t xml:space="preserve">Développement </w:t>
+      </w:r>
+      <w:proofErr w:type="spellStart"/>
+      <w:r>
+        <w:rPr>
+          <w:sz w:val="22"/>
+          <w:szCs w:val="22"/>
+        </w:rPr>
+        <w:t>d'une</w:t>
+      </w:r>
+      <w:proofErr w:type="spellEnd"/>
+      <w:r>
+        <w:rPr>
+          <w:sz w:val="22"/>
+          <w:szCs w:val="22"/>
+        </w:rPr>
+        <w:t xml:space="preserve"> interface web ReactJS + Flask pour les interactions avec les </w:t>
+      </w:r>
+      <w:proofErr w:type="spellStart"/>
+      <w:r>
+        <w:rPr>
+          <w:sz w:val="22"/>
+          <w:szCs w:val="22"/>
+        </w:rPr>
+        <w:t>modèles</w:t>
+      </w:r>
+      <w:proofErr w:type="spellEnd"/>
+      <w:r>
+        <w:rPr>
+          <w:sz w:val="22"/>
+          <w:szCs w:val="22"/>
+        </w:rPr>
+        <w:t xml:space="preserve"> via </w:t>
+      </w:r>
+      <w:proofErr w:type="spellStart"/>
+      <w:r>
+        <w:rPr>
+          <w:sz w:val="22"/>
+          <w:szCs w:val="22"/>
+        </w:rPr>
+        <w:t>une</w:t>
+      </w:r>
+      <w:proofErr w:type="spellEnd"/>
+      <w:r>
+        <w:rPr>
+          <w:sz w:val="22"/>
+          <w:szCs w:val="22"/>
+        </w:rPr>
+        <w:t xml:space="preserve"> API REST</w:t>
       </w:r>
     </w:p>
     <w:p>
       <w:pPr>
         <w:spacing w:before="100" w:after="200"/>
       </w:pPr>
+      <w:proofErr w:type="gramStart"/>
       <w:r>
         <w:rPr>
           <w:b/>
@@ -355,27 +3151,103 @@
           <w:sz w:val="22"/>
           <w:szCs w:val="22"/>
         </w:rPr>
-        <w:t xml:space="preserve">Technologies : </w:t>
-      </w:r>
-      <w:r>
-        <w:rPr>
-          <w:sz w:val="22"/>
-          <w:szCs w:val="22"/>
-        </w:rPr>
-        <w:t xml:space="preserve">Python, Flask, LangChain, LangGraph, HuggingFace, ReactJS, SQLite, REST API</w:t>
+        <w:t>Technologies :</w:t>
+      </w:r>
+      <w:proofErr w:type="gramEnd"/>
+      <w:r>
+        <w:rPr>
+          <w:b/>
+          <w:bCs/>
+          <w:sz w:val="22"/>
+          <w:szCs w:val="22"/>
+        </w:rPr>
+        <w:t xml:space="preserve"> </w:t>
+      </w:r>
+      <w:r>
+        <w:rPr>
+          <w:sz w:val="22"/>
+          <w:szCs w:val="22"/>
+        </w:rPr>
+        <w:t xml:space="preserve">Python, Flask, </w:t>
+      </w:r>
+      <w:proofErr w:type="spellStart"/>
+      <w:r>
+        <w:rPr>
+          <w:sz w:val="22"/>
+          <w:szCs w:val="22"/>
+        </w:rPr>
+        <w:t>LangChain</w:t>
+      </w:r>
+      <w:proofErr w:type="spellEnd"/>
+      <w:r>
+        <w:rPr>
+          <w:sz w:val="22"/>
+          <w:szCs w:val="22"/>
+        </w:rPr>
+        <w:t xml:space="preserve">, </w:t>
+      </w:r>
+      <w:proofErr w:type="spellStart"/>
+      <w:r>
+        <w:rPr>
+          <w:sz w:val="22"/>
+          <w:szCs w:val="22"/>
+        </w:rPr>
+        <w:t>LangGraph</w:t>
+      </w:r>
+      <w:proofErr w:type="spellEnd"/>
+      <w:r>
+        <w:rPr>
+          <w:sz w:val="22"/>
+          <w:szCs w:val="22"/>
+        </w:rPr>
+        <w:t xml:space="preserve">, </w:t>
+      </w:r>
+      <w:proofErr w:type="spellStart"/>
+      <w:r>
+        <w:rPr>
+          <w:sz w:val="22"/>
+          <w:szCs w:val="22"/>
+        </w:rPr>
+        <w:t>HuggingFace</w:t>
+      </w:r>
+      <w:proofErr w:type="spellEnd"/>
+      <w:r>
+        <w:rPr>
+          <w:sz w:val="22"/>
+          <w:szCs w:val="22"/>
+        </w:rPr>
+        <w:t>, ReactJS, SQLite, REST API</w:t>
       </w:r>
     </w:p>
     <w:p>
       <w:pPr>
         <w:pStyle w:val="Heading2"/>
       </w:pPr>
-      <w:r>
-        <w:rPr>
-          <w:sz w:val="22"/>
-          <w:szCs w:val="22"/>
-        </w:rPr>
-        <w:t xml:space="preserve">Développeur Full Stack — WeTekup</w:t>
-      </w:r>
+      <w:proofErr w:type="spellStart"/>
+      <w:r>
+        <w:rPr>
+          <w:sz w:val="22"/>
+          <w:szCs w:val="22"/>
+        </w:rPr>
+        <w:t>Développeur</w:t>
+      </w:r>
+      <w:proofErr w:type="spellEnd"/>
+      <w:r>
+        <w:rPr>
+          <w:sz w:val="22"/>
+          <w:szCs w:val="22"/>
+        </w:rPr>
+        <w:t xml:space="preserve"> Full Stack — </w:t>
+      </w:r>
+      <w:proofErr w:type="spellStart"/>
+      <w:r>
+        <w:rPr>
+          <w:sz w:val="22"/>
+          <w:szCs w:val="22"/>
+        </w:rPr>
+        <w:t>WeTekup</w:t>
+      </w:r>
+      <w:proofErr w:type="spellEnd"/>
     </w:p>
     <w:p>
       <w:pPr>
@@ -388,7 +3260,27 @@
           <w:sz w:val="22"/>
           <w:szCs w:val="22"/>
         </w:rPr>
-        <w:t xml:space="preserve">Tunis | Mars 2025 – Septembre 2025</w:t>
+        <w:t xml:space="preserve">Tunis | Mars 2025 – </w:t>
+      </w:r>
+      <w:proofErr w:type="spellStart"/>
+      <w:r>
+        <w:rPr>
+          <w:i/>
+          <w:iCs/>
+          <w:sz w:val="22"/>
+          <w:szCs w:val="22"/>
+        </w:rPr>
+        <w:t>Septembre</w:t>
+      </w:r>
+      <w:proofErr w:type="spellEnd"/>
+      <w:r>
+        <w:rPr>
+          <w:i/>
+          <w:iCs/>
+          <w:sz w:val="22"/>
+          <w:szCs w:val="22"/>
+        </w:rPr>
+        <w:t xml:space="preserve"> 2025</w:t>
       </w:r>
     </w:p>
     <w:p>
@@ -404,7 +3296,39 @@
           <w:sz w:val="22"/>
           <w:szCs w:val="22"/>
         </w:rPr>
-        <w:t xml:space="preserve">Développement de sites web responsives en React (SCSS) avec des APIs REST Node.js/Express sur PostgreSQL</w:t>
+        <w:t xml:space="preserve">Développement de sites web </w:t>
+      </w:r>
+      <w:proofErr w:type="spellStart"/>
+      <w:r>
+        <w:rPr>
+          <w:sz w:val="22"/>
+          <w:szCs w:val="22"/>
+        </w:rPr>
+        <w:t>responsives</w:t>
+      </w:r>
+      <w:proofErr w:type="spellEnd"/>
+      <w:r>
+        <w:rPr>
+          <w:sz w:val="22"/>
+          <w:szCs w:val="22"/>
+        </w:rPr>
+        <w:t xml:space="preserve"> </w:t>
+      </w:r>
+      <w:proofErr w:type="spellStart"/>
+      <w:r>
+        <w:rPr>
+          <w:sz w:val="22"/>
+          <w:szCs w:val="22"/>
+        </w:rPr>
+        <w:t>en</w:t>
+      </w:r>
+      <w:proofErr w:type="spellEnd"/>
+      <w:r>
+        <w:rPr>
+          <w:sz w:val="22"/>
+          <w:szCs w:val="22"/>
+        </w:rPr>
+        <w:t xml:space="preserve"> React (SCSS) avec des APIs REST Node.js/Express sur PostgreSQL</w:t>
       </w:r>
     </w:p>
     <w:p>
@@ -415,18 +3339,76 @@
           <w:numId w:val="2"/>
         </w:numPr>
       </w:pPr>
-      <w:r>
-        <w:rPr>
-          <w:sz w:val="22"/>
-          <w:szCs w:val="22"/>
-        </w:rPr>
-        <w:t xml:space="preserve">Déploiement en production sur Hostinger avec un proxy inverse Nginx, SSL/TLS et optimisation des performances</w:t>
+      <w:proofErr w:type="spellStart"/>
+      <w:r>
+        <w:rPr>
+          <w:sz w:val="22"/>
+          <w:szCs w:val="22"/>
+        </w:rPr>
+        <w:t>Déploiement</w:t>
+      </w:r>
+      <w:proofErr w:type="spellEnd"/>
+      <w:r>
+        <w:rPr>
+          <w:sz w:val="22"/>
+          <w:szCs w:val="22"/>
+        </w:rPr>
+        <w:t xml:space="preserve"> </w:t>
+      </w:r>
+      <w:proofErr w:type="spellStart"/>
+      <w:r>
+        <w:rPr>
+          <w:sz w:val="22"/>
+          <w:szCs w:val="22"/>
+        </w:rPr>
+        <w:t>en</w:t>
+      </w:r>
+      <w:proofErr w:type="spellEnd"/>
+      <w:r>
+        <w:rPr>
+          <w:sz w:val="22"/>
+          <w:szCs w:val="22"/>
+        </w:rPr>
+        <w:t xml:space="preserve"> production sur </w:t>
+      </w:r>
+      <w:proofErr w:type="spellStart"/>
+      <w:r>
+        <w:rPr>
+          <w:sz w:val="22"/>
+          <w:szCs w:val="22"/>
+        </w:rPr>
+        <w:t>Hostinger</w:t>
+      </w:r>
+      <w:proofErr w:type="spellEnd"/>
+      <w:r>
+        <w:rPr>
+          <w:sz w:val="22"/>
+          <w:szCs w:val="22"/>
+        </w:rPr>
+        <w:t xml:space="preserve"> avec un proxy inverse Nginx, SSL/TLS et </w:t>
+      </w:r>
+      <w:proofErr w:type="spellStart"/>
+      <w:r>
+        <w:rPr>
+          <w:sz w:val="22"/>
+          <w:szCs w:val="22"/>
+        </w:rPr>
+        <w:t>optimisation</w:t>
+      </w:r>
+      <w:proofErr w:type="spellEnd"/>
+      <w:r>
+        <w:rPr>
+          <w:sz w:val="22"/>
+          <w:szCs w:val="22"/>
+        </w:rPr>
+        <w:t xml:space="preserve"> des performances</w:t>
       </w:r>
     </w:p>
     <w:p>
       <w:pPr>
         <w:spacing w:before="100" w:after="200"/>
       </w:pPr>
+      <w:proofErr w:type="gramStart"/>
       <w:r>
         <w:rPr>
           <w:b/>
@@ -434,14 +3416,24 @@
           <w:sz w:val="22"/>
           <w:szCs w:val="22"/>
         </w:rPr>
-        <w:t xml:space="preserve">Technologies : </w:t>
-      </w:r>
-      <w:r>
-        <w:rPr>
-          <w:sz w:val="22"/>
-          <w:szCs w:val="22"/>
-        </w:rPr>
-        <w:t xml:space="preserve">React, Node.js, Express.js, SCSS, PostgreSQL, Nginx</w:t>
+        <w:t>Technologies :</w:t>
+      </w:r>
+      <w:proofErr w:type="gramEnd"/>
+      <w:r>
+        <w:rPr>
+          <w:b/>
+          <w:bCs/>
+          <w:sz w:val="22"/>
+          <w:szCs w:val="22"/>
+        </w:rPr>
+        <w:t xml:space="preserve"> </w:t>
+      </w:r>
+      <w:r>
+        <w:rPr>
+          <w:sz w:val="22"/>
+          <w:szCs w:val="22"/>
+        </w:rPr>
+        <w:t>React, Node.js, Express.js, SCSS, PostgreSQL, Nginx</w:t>
       </w:r>
     </w:p>
     <w:p>
@@ -453,7 +3445,39 @@
           <w:sz w:val="22"/>
           <w:szCs w:val="22"/>
         </w:rPr>
-        <w:t xml:space="preserve">Stagiaire Full Stack — WeTekup (Khedma.site)</w:t>
+        <w:t xml:space="preserve">Stagiaire Full Stack — </w:t>
+      </w:r>
+      <w:proofErr w:type="spellStart"/>
+      <w:r>
+        <w:rPr>
+          <w:sz w:val="22"/>
+          <w:szCs w:val="22"/>
+        </w:rPr>
+        <w:t>WeTekup</w:t>
+      </w:r>
+      <w:proofErr w:type="spellEnd"/>
+      <w:r>
+        <w:rPr>
+          <w:sz w:val="22"/>
+          <w:szCs w:val="22"/>
+        </w:rPr>
+        <w:t xml:space="preserve"> (</w:t>
+      </w:r>
+      <w:proofErr w:type="spellStart"/>
+      <w:r>
+        <w:rPr>
+          <w:sz w:val="22"/>
+          <w:szCs w:val="22"/>
+        </w:rPr>
+        <w:t>Khedma.site</w:t>
+      </w:r>
+      <w:proofErr w:type="spellEnd"/>
+      <w:r>
+        <w:rPr>
+          <w:sz w:val="22"/>
+          <w:szCs w:val="22"/>
+        </w:rPr>
+        <w:t>)</w:t>
       </w:r>
     </w:p>
     <w:p>
@@ -467,7 +3491,27 @@
           <w:sz w:val="22"/>
           <w:szCs w:val="22"/>
         </w:rPr>
-        <w:t xml:space="preserve">Tunis | Juillet 2023 – Septembre 2023</w:t>
+        <w:t xml:space="preserve">Tunis | Juillet 2023 – </w:t>
+      </w:r>
+      <w:proofErr w:type="spellStart"/>
+      <w:r>
+        <w:rPr>
+          <w:i/>
+          <w:iCs/>
+          <w:sz w:val="22"/>
+          <w:szCs w:val="22"/>
+        </w:rPr>
+        <w:t>Septembre</w:t>
+      </w:r>
+      <w:proofErr w:type="spellEnd"/>
+      <w:r>
+        <w:rPr>
+          <w:i/>
+          <w:iCs/>
+          <w:sz w:val="22"/>
+          <w:szCs w:val="22"/>
+        </w:rPr>
+        <w:t xml:space="preserve"> 2023</w:t>
       </w:r>
     </w:p>
     <w:p>
@@ -483,13 +3527,62 @@
           <w:sz w:val="22"/>
           <w:szCs w:val="22"/>
         </w:rPr>
-        <w:t xml:space="preserve">Développement d'une plateforme de recrutement avec un front-end ReactJS et des APIs REST Django sur PostgreSQL</w:t>
+        <w:t xml:space="preserve">Développement </w:t>
+      </w:r>
+      <w:proofErr w:type="spellStart"/>
+      <w:r>
+        <w:rPr>
+          <w:sz w:val="22"/>
+          <w:szCs w:val="22"/>
+        </w:rPr>
+        <w:t>d'une</w:t>
+      </w:r>
+      <w:proofErr w:type="spellEnd"/>
+      <w:r>
+        <w:rPr>
+          <w:sz w:val="22"/>
+          <w:szCs w:val="22"/>
+        </w:rPr>
+        <w:t xml:space="preserve"> </w:t>
+      </w:r>
+      <w:proofErr w:type="spellStart"/>
+      <w:r>
+        <w:rPr>
+          <w:sz w:val="22"/>
+          <w:szCs w:val="22"/>
+        </w:rPr>
+        <w:t>plateforme</w:t>
+      </w:r>
+      <w:proofErr w:type="spellEnd"/>
+      <w:r>
+        <w:rPr>
+          <w:sz w:val="22"/>
+          <w:szCs w:val="22"/>
+        </w:rPr>
+        <w:t xml:space="preserve"> de </w:t>
+      </w:r>
+      <w:proofErr w:type="spellStart"/>
+      <w:r>
+        <w:rPr>
+          <w:sz w:val="22"/>
+          <w:szCs w:val="22"/>
+        </w:rPr>
+        <w:t>recrutement</w:t>
+      </w:r>
+      <w:proofErr w:type="spellEnd"/>
+      <w:r>
+        <w:rPr>
+          <w:sz w:val="22"/>
+          <w:szCs w:val="22"/>
+        </w:rPr>
+        <w:t xml:space="preserve"> avec un front-end ReactJS et des APIs REST Django sur PostgreSQL</w:t>
       </w:r>
     </w:p>
     <w:p>
       <w:pPr>
         <w:spacing w:before="100" w:after="200"/>
       </w:pPr>
+      <w:proofErr w:type="gramStart"/>
       <w:r>
         <w:rPr>
           <w:b/>
@@ -497,14 +3590,24 @@
           <w:sz w:val="22"/>
           <w:szCs w:val="22"/>
         </w:rPr>
-        <w:t xml:space="preserve">Technologies : </w:t>
-      </w:r>
-      <w:r>
-        <w:rPr>
-          <w:sz w:val="22"/>
-          <w:szCs w:val="22"/>
-        </w:rPr>
-        <w:t xml:space="preserve">ReactJS, Django, Python, PostgreSQL</w:t>
+        <w:t>Technologies :</w:t>
+      </w:r>
+      <w:proofErr w:type="gramEnd"/>
+      <w:r>
+        <w:rPr>
+          <w:b/>
+          <w:bCs/>
+          <w:sz w:val="22"/>
+          <w:szCs w:val="22"/>
+        </w:rPr>
+        <w:t xml:space="preserve"> </w:t>
+      </w:r>
+      <w:r>
+        <w:rPr>
+          <w:sz w:val="22"/>
+          <w:szCs w:val="22"/>
+        </w:rPr>
+        <w:t>ReactJS, Django, Python, PostgreSQL</w:t>
       </w:r>
     </w:p>
     <w:p>
@@ -516,7 +3619,7 @@
           <w:sz w:val="22"/>
           <w:szCs w:val="22"/>
         </w:rPr>
-        <w:t xml:space="preserve">PROJETS SÉLECTIONNÉS</w:t>
+        <w:t>PROJETS SÉLECTIONNÉS</w:t>
       </w:r>
     </w:p>
     <w:p>
@@ -527,20 +3630,101 @@
         <w:rPr>
           <w:b/>
           <w:bCs/>
-          <w:sz w:val="24"/>
-          <w:szCs w:val="24"/>
-        </w:rPr>
-        <w:t xml:space="preserve">Capital Thread — Plateforme de due diligence IA pour marchés privés</w:t>
-      </w:r>
-      <w:r>
-        <w:rPr>
-          <w:i/>
-          <w:iCs/>
-          <w:sz w:val="22"/>
-          <w:szCs w:val="22"/>
-        </w:rPr>
-        <w:t xml:space="preserve">  ·  Mission client via Alpha Momentum · Août 2026 – Présent</w:t>
-      </w:r>
+        </w:rPr>
+        <w:t xml:space="preserve">Capital Thread — </w:t>
+      </w:r>
+      <w:proofErr w:type="spellStart"/>
+      <w:r>
+        <w:rPr>
+          <w:b/>
+          <w:bCs/>
+        </w:rPr>
+        <w:t>Plateforme</w:t>
+      </w:r>
+      <w:proofErr w:type="spellEnd"/>
+      <w:r>
+        <w:rPr>
+          <w:b/>
+          <w:bCs/>
+        </w:rPr>
+        <w:t xml:space="preserve"> de due diligence IA pour </w:t>
+      </w:r>
+      <w:proofErr w:type="spellStart"/>
+      <w:r>
+        <w:rPr>
+          <w:b/>
+          <w:bCs/>
+        </w:rPr>
+        <w:t>marchés</w:t>
+      </w:r>
+      <w:proofErr w:type="spellEnd"/>
+      <w:r>
+        <w:rPr>
+          <w:b/>
+          <w:bCs/>
+        </w:rPr>
+        <w:t xml:space="preserve"> </w:t>
+      </w:r>
+      <w:proofErr w:type="spellStart"/>
+      <w:proofErr w:type="gramStart"/>
+      <w:r>
+        <w:rPr>
+          <w:b/>
+          <w:bCs/>
+        </w:rPr>
+        <w:t>privés</w:t>
+      </w:r>
+      <w:proofErr w:type="spellEnd"/>
+      <w:r>
+        <w:rPr>
+          <w:i/>
+          <w:iCs/>
+          <w:sz w:val="22"/>
+          <w:szCs w:val="22"/>
+        </w:rPr>
+        <w:t xml:space="preserve">  ·</w:t>
+      </w:r>
+      <w:proofErr w:type="gramEnd"/>
+      <w:r>
+        <w:rPr>
+          <w:i/>
+          <w:iCs/>
+          <w:sz w:val="22"/>
+          <w:szCs w:val="22"/>
+        </w:rPr>
+        <w:t xml:space="preserve">  Mission client via Alpha Momentum · </w:t>
+      </w:r>
+      <w:proofErr w:type="spellStart"/>
+      <w:r>
+        <w:rPr>
+          <w:i/>
+          <w:iCs/>
+          <w:sz w:val="22"/>
+          <w:szCs w:val="22"/>
+        </w:rPr>
+        <w:t>Août</w:t>
+      </w:r>
+      <w:proofErr w:type="spellEnd"/>
+      <w:r>
+        <w:rPr>
+          <w:i/>
+          <w:iCs/>
+          <w:sz w:val="22"/>
+          <w:szCs w:val="22"/>
+        </w:rPr>
+        <w:t xml:space="preserve"> 2026 – </w:t>
+      </w:r>
+      <w:proofErr w:type="spellStart"/>
+      <w:r>
+        <w:rPr>
+          <w:i/>
+          <w:iCs/>
+          <w:sz w:val="22"/>
+          <w:szCs w:val="22"/>
+        </w:rPr>
+        <w:t>Présent</w:t>
+      </w:r>
+      <w:proofErr w:type="spellEnd"/>
     </w:p>
     <w:p>
       <w:pPr>
@@ -551,13 +3735,526 @@
           <w:sz w:val="22"/>
           <w:szCs w:val="22"/>
         </w:rPr>
-        <w:t xml:space="preserve">Pipeline de diligence en un clic pour la dette privée, le private equity et le venture : sourcing des deals depuis SEC EDGAR et Form D, parsing de l'Inline XBRL, et génération de modèles financiers, valorisations DCF et mémos d'investissement où chaque chiffre renvoie à sa source. Architecture où les LLM (OpenAI, Anthropic) gèrent le jugement et la narration tandis que du code Python déterministe gère tous les calculs — ancrant les résultats et éliminant les chiffres hallucinés. 437 tests unitaires sur les moteurs financiers.</w:t>
+        <w:t xml:space="preserve">Pipeline </w:t>
+      </w:r>
+      <w:proofErr w:type="spellStart"/>
+      <w:r>
+        <w:rPr>
+          <w:sz w:val="22"/>
+          <w:szCs w:val="22"/>
+        </w:rPr>
+        <w:t>de</w:t>
+      </w:r>
+      <w:proofErr w:type="spellEnd"/>
+      <w:r>
+        <w:rPr>
+          <w:sz w:val="22"/>
+          <w:szCs w:val="22"/>
+        </w:rPr>
+        <w:t xml:space="preserve"> diligence </w:t>
+      </w:r>
+      <w:proofErr w:type="spellStart"/>
+      <w:r>
+        <w:rPr>
+          <w:sz w:val="22"/>
+          <w:szCs w:val="22"/>
+        </w:rPr>
+        <w:t>en</w:t>
+      </w:r>
+      <w:proofErr w:type="spellEnd"/>
+      <w:r>
+        <w:rPr>
+          <w:sz w:val="22"/>
+          <w:szCs w:val="22"/>
+        </w:rPr>
+        <w:t xml:space="preserve"> un </w:t>
+      </w:r>
+      <w:proofErr w:type="spellStart"/>
+      <w:r>
+        <w:rPr>
+          <w:sz w:val="22"/>
+          <w:szCs w:val="22"/>
+        </w:rPr>
+        <w:t>clic</w:t>
+      </w:r>
+      <w:proofErr w:type="spellEnd"/>
+      <w:r>
+        <w:rPr>
+          <w:sz w:val="22"/>
+          <w:szCs w:val="22"/>
+        </w:rPr>
+        <w:t xml:space="preserve"> pour la </w:t>
+      </w:r>
+      <w:proofErr w:type="spellStart"/>
+      <w:r>
+        <w:rPr>
+          <w:sz w:val="22"/>
+          <w:szCs w:val="22"/>
+        </w:rPr>
+        <w:t>dette</w:t>
+      </w:r>
+      <w:proofErr w:type="spellEnd"/>
+      <w:r>
+        <w:rPr>
+          <w:sz w:val="22"/>
+          <w:szCs w:val="22"/>
+        </w:rPr>
+        <w:t xml:space="preserve"> </w:t>
+      </w:r>
+      <w:proofErr w:type="spellStart"/>
+      <w:r>
+        <w:rPr>
+          <w:sz w:val="22"/>
+          <w:szCs w:val="22"/>
+        </w:rPr>
+        <w:t>privée</w:t>
+      </w:r>
+      <w:proofErr w:type="spellEnd"/>
+      <w:r>
+        <w:rPr>
+          <w:sz w:val="22"/>
+          <w:szCs w:val="22"/>
+        </w:rPr>
+        <w:t xml:space="preserve">, le private equity et le </w:t>
+      </w:r>
+      <w:proofErr w:type="gramStart"/>
+      <w:r>
+        <w:rPr>
+          <w:sz w:val="22"/>
+          <w:szCs w:val="22"/>
+        </w:rPr>
+        <w:t>venture :</w:t>
+      </w:r>
+      <w:proofErr w:type="gramEnd"/>
+      <w:r>
+        <w:rPr>
+          <w:sz w:val="22"/>
+          <w:szCs w:val="22"/>
+        </w:rPr>
+        <w:t xml:space="preserve"> sourcing des deals </w:t>
+      </w:r>
+      <w:proofErr w:type="spellStart"/>
+      <w:r>
+        <w:rPr>
+          <w:sz w:val="22"/>
+          <w:szCs w:val="22"/>
+        </w:rPr>
+        <w:t>depuis</w:t>
+      </w:r>
+      <w:proofErr w:type="spellEnd"/>
+      <w:r>
+        <w:rPr>
+          <w:sz w:val="22"/>
+          <w:szCs w:val="22"/>
+        </w:rPr>
+        <w:t xml:space="preserve"> SEC EDGAR et Form D, parsing de </w:t>
+      </w:r>
+      <w:proofErr w:type="spellStart"/>
+      <w:r>
+        <w:rPr>
+          <w:sz w:val="22"/>
+          <w:szCs w:val="22"/>
+        </w:rPr>
+        <w:t>l'Inline</w:t>
+      </w:r>
+      <w:proofErr w:type="spellEnd"/>
+      <w:r>
+        <w:rPr>
+          <w:sz w:val="22"/>
+          <w:szCs w:val="22"/>
+        </w:rPr>
+        <w:t xml:space="preserve"> XBRL, et </w:t>
+      </w:r>
+      <w:proofErr w:type="spellStart"/>
+      <w:r>
+        <w:rPr>
+          <w:sz w:val="22"/>
+          <w:szCs w:val="22"/>
+        </w:rPr>
+        <w:t>génération</w:t>
+      </w:r>
+      <w:proofErr w:type="spellEnd"/>
+      <w:r>
+        <w:rPr>
+          <w:sz w:val="22"/>
+          <w:szCs w:val="22"/>
+        </w:rPr>
+        <w:t xml:space="preserve"> de </w:t>
+      </w:r>
+      <w:proofErr w:type="spellStart"/>
+      <w:r>
+        <w:rPr>
+          <w:sz w:val="22"/>
+          <w:szCs w:val="22"/>
+        </w:rPr>
+        <w:t>modèles</w:t>
+      </w:r>
+      <w:proofErr w:type="spellEnd"/>
+      <w:r>
+        <w:rPr>
+          <w:sz w:val="22"/>
+          <w:szCs w:val="22"/>
+        </w:rPr>
+        <w:t xml:space="preserve"> financiers, </w:t>
+      </w:r>
+      <w:proofErr w:type="spellStart"/>
+      <w:r>
+        <w:rPr>
+          <w:sz w:val="22"/>
+          <w:szCs w:val="22"/>
+        </w:rPr>
+        <w:t>valorisations</w:t>
+      </w:r>
+      <w:proofErr w:type="spellEnd"/>
+      <w:r>
+        <w:rPr>
+          <w:sz w:val="22"/>
+          <w:szCs w:val="22"/>
+        </w:rPr>
+        <w:t xml:space="preserve"> DCF et </w:t>
+      </w:r>
+      <w:proofErr w:type="spellStart"/>
+      <w:r>
+        <w:rPr>
+          <w:sz w:val="22"/>
+          <w:szCs w:val="22"/>
+        </w:rPr>
+        <w:t>mémos</w:t>
+      </w:r>
+      <w:proofErr w:type="spellEnd"/>
+      <w:r>
+        <w:rPr>
+          <w:sz w:val="22"/>
+          <w:szCs w:val="22"/>
+        </w:rPr>
+        <w:t xml:space="preserve"> </w:t>
+      </w:r>
+      <w:proofErr w:type="spellStart"/>
+      <w:r>
+        <w:rPr>
+          <w:sz w:val="22"/>
+          <w:szCs w:val="22"/>
+        </w:rPr>
+        <w:t>d'investissement</w:t>
+      </w:r>
+      <w:proofErr w:type="spellEnd"/>
+      <w:r>
+        <w:rPr>
+          <w:sz w:val="22"/>
+          <w:szCs w:val="22"/>
+        </w:rPr>
+        <w:t xml:space="preserve"> </w:t>
+      </w:r>
+      <w:proofErr w:type="spellStart"/>
+      <w:r>
+        <w:rPr>
+          <w:sz w:val="22"/>
+          <w:szCs w:val="22"/>
+        </w:rPr>
+        <w:t>où</w:t>
+      </w:r>
+      <w:proofErr w:type="spellEnd"/>
+      <w:r>
+        <w:rPr>
+          <w:sz w:val="22"/>
+          <w:szCs w:val="22"/>
+        </w:rPr>
+        <w:t xml:space="preserve"> </w:t>
+      </w:r>
+      <w:proofErr w:type="spellStart"/>
+      <w:r>
+        <w:rPr>
+          <w:sz w:val="22"/>
+          <w:szCs w:val="22"/>
+        </w:rPr>
+        <w:t>chaque</w:t>
+      </w:r>
+      <w:proofErr w:type="spellEnd"/>
+      <w:r>
+        <w:rPr>
+          <w:sz w:val="22"/>
+          <w:szCs w:val="22"/>
+        </w:rPr>
+        <w:t xml:space="preserve"> chiffre </w:t>
+      </w:r>
+      <w:proofErr w:type="spellStart"/>
+      <w:r>
+        <w:rPr>
+          <w:sz w:val="22"/>
+          <w:szCs w:val="22"/>
+        </w:rPr>
+        <w:t>renvoie</w:t>
+      </w:r>
+      <w:proofErr w:type="spellEnd"/>
+      <w:r>
+        <w:rPr>
+          <w:sz w:val="22"/>
+          <w:szCs w:val="22"/>
+        </w:rPr>
+        <w:t xml:space="preserve"> à </w:t>
+      </w:r>
+      <w:proofErr w:type="spellStart"/>
+      <w:r>
+        <w:rPr>
+          <w:sz w:val="22"/>
+          <w:szCs w:val="22"/>
+        </w:rPr>
+        <w:t>sa</w:t>
+      </w:r>
+      <w:proofErr w:type="spellEnd"/>
+      <w:r>
+        <w:rPr>
+          <w:sz w:val="22"/>
+          <w:szCs w:val="22"/>
+        </w:rPr>
+        <w:t xml:space="preserve"> source. Architecture </w:t>
+      </w:r>
+      <w:proofErr w:type="spellStart"/>
+      <w:r>
+        <w:rPr>
+          <w:sz w:val="22"/>
+          <w:szCs w:val="22"/>
+        </w:rPr>
+        <w:t>où</w:t>
+      </w:r>
+      <w:proofErr w:type="spellEnd"/>
+      <w:r>
+        <w:rPr>
+          <w:sz w:val="22"/>
+          <w:szCs w:val="22"/>
+        </w:rPr>
+        <w:t xml:space="preserve"> les LLM (OpenAI, Anthropic) </w:t>
+      </w:r>
+      <w:proofErr w:type="spellStart"/>
+      <w:r>
+        <w:rPr>
+          <w:sz w:val="22"/>
+          <w:szCs w:val="22"/>
+        </w:rPr>
+        <w:t>gèrent</w:t>
+      </w:r>
+      <w:proofErr w:type="spellEnd"/>
+      <w:r>
+        <w:rPr>
+          <w:sz w:val="22"/>
+          <w:szCs w:val="22"/>
+        </w:rPr>
+        <w:t xml:space="preserve"> le </w:t>
+      </w:r>
+      <w:proofErr w:type="spellStart"/>
+      <w:r>
+        <w:rPr>
+          <w:sz w:val="22"/>
+          <w:szCs w:val="22"/>
+        </w:rPr>
+        <w:t>jugement</w:t>
+      </w:r>
+      <w:proofErr w:type="spellEnd"/>
+      <w:r>
+        <w:rPr>
+          <w:sz w:val="22"/>
+          <w:szCs w:val="22"/>
+        </w:rPr>
+        <w:t xml:space="preserve"> et la narration </w:t>
+      </w:r>
+      <w:proofErr w:type="spellStart"/>
+      <w:r>
+        <w:rPr>
+          <w:sz w:val="22"/>
+          <w:szCs w:val="22"/>
+        </w:rPr>
+        <w:t>tandis</w:t>
+      </w:r>
+      <w:proofErr w:type="spellEnd"/>
+      <w:r>
+        <w:rPr>
+          <w:sz w:val="22"/>
+          <w:szCs w:val="22"/>
+        </w:rPr>
+        <w:t xml:space="preserve"> </w:t>
+      </w:r>
+      <w:proofErr w:type="spellStart"/>
+      <w:r>
+        <w:rPr>
+          <w:sz w:val="22"/>
+          <w:szCs w:val="22"/>
+        </w:rPr>
+        <w:t>que</w:t>
+      </w:r>
+      <w:proofErr w:type="spellEnd"/>
+      <w:r>
+        <w:rPr>
+          <w:sz w:val="22"/>
+          <w:szCs w:val="22"/>
+        </w:rPr>
+        <w:t xml:space="preserve"> du code Python </w:t>
+      </w:r>
+      <w:proofErr w:type="spellStart"/>
+      <w:r>
+        <w:rPr>
+          <w:sz w:val="22"/>
+          <w:szCs w:val="22"/>
+        </w:rPr>
+        <w:t>déterministe</w:t>
+      </w:r>
+      <w:proofErr w:type="spellEnd"/>
+      <w:r>
+        <w:rPr>
+          <w:sz w:val="22"/>
+          <w:szCs w:val="22"/>
+        </w:rPr>
+        <w:t xml:space="preserve"> </w:t>
+      </w:r>
+      <w:proofErr w:type="spellStart"/>
+      <w:r>
+        <w:rPr>
+          <w:sz w:val="22"/>
+          <w:szCs w:val="22"/>
+        </w:rPr>
+        <w:t>gère</w:t>
+      </w:r>
+      <w:proofErr w:type="spellEnd"/>
+      <w:r>
+        <w:rPr>
+          <w:sz w:val="22"/>
+          <w:szCs w:val="22"/>
+        </w:rPr>
+        <w:t xml:space="preserve"> </w:t>
+      </w:r>
+      <w:proofErr w:type="spellStart"/>
+      <w:r>
+        <w:rPr>
+          <w:sz w:val="22"/>
+          <w:szCs w:val="22"/>
+        </w:rPr>
+        <w:t>tous</w:t>
+      </w:r>
+      <w:proofErr w:type="spellEnd"/>
+      <w:r>
+        <w:rPr>
+          <w:sz w:val="22"/>
+          <w:szCs w:val="22"/>
+        </w:rPr>
+        <w:t xml:space="preserve"> les </w:t>
+      </w:r>
+      <w:proofErr w:type="spellStart"/>
+      <w:r>
+        <w:rPr>
+          <w:sz w:val="22"/>
+          <w:szCs w:val="22"/>
+        </w:rPr>
+        <w:t>calculs</w:t>
+      </w:r>
+      <w:proofErr w:type="spellEnd"/>
+      <w:r>
+        <w:rPr>
+          <w:sz w:val="22"/>
+          <w:szCs w:val="22"/>
+        </w:rPr>
+        <w:t xml:space="preserve"> — </w:t>
+      </w:r>
+      <w:proofErr w:type="spellStart"/>
+      <w:r>
+        <w:rPr>
+          <w:sz w:val="22"/>
+          <w:szCs w:val="22"/>
+        </w:rPr>
+        <w:t>ancrant</w:t>
+      </w:r>
+      <w:proofErr w:type="spellEnd"/>
+      <w:r>
+        <w:rPr>
+          <w:sz w:val="22"/>
+          <w:szCs w:val="22"/>
+        </w:rPr>
+        <w:t xml:space="preserve"> les </w:t>
+      </w:r>
+      <w:proofErr w:type="spellStart"/>
+      <w:r>
+        <w:rPr>
+          <w:sz w:val="22"/>
+          <w:szCs w:val="22"/>
+        </w:rPr>
+        <w:t>résultats</w:t>
+      </w:r>
+      <w:proofErr w:type="spellEnd"/>
+      <w:r>
+        <w:rPr>
+          <w:sz w:val="22"/>
+          <w:szCs w:val="22"/>
+        </w:rPr>
+        <w:t xml:space="preserve"> et </w:t>
+      </w:r>
+      <w:proofErr w:type="spellStart"/>
+      <w:r>
+        <w:rPr>
+          <w:sz w:val="22"/>
+          <w:szCs w:val="22"/>
+        </w:rPr>
+        <w:t>éliminant</w:t>
+      </w:r>
+      <w:proofErr w:type="spellEnd"/>
+      <w:r>
+        <w:rPr>
+          <w:sz w:val="22"/>
+          <w:szCs w:val="22"/>
+        </w:rPr>
+        <w:t xml:space="preserve"> les chiffres </w:t>
+      </w:r>
+      <w:proofErr w:type="spellStart"/>
+      <w:r>
+        <w:rPr>
+          <w:sz w:val="22"/>
+          <w:szCs w:val="22"/>
+        </w:rPr>
+        <w:t>hallucinés</w:t>
+      </w:r>
+      <w:proofErr w:type="spellEnd"/>
+      <w:r>
+        <w:rPr>
+          <w:sz w:val="22"/>
+          <w:szCs w:val="22"/>
+        </w:rPr>
+        <w:t xml:space="preserve">. 437 tests </w:t>
+      </w:r>
+      <w:proofErr w:type="spellStart"/>
+      <w:r>
+        <w:rPr>
+          <w:sz w:val="22"/>
+          <w:szCs w:val="22"/>
+        </w:rPr>
+        <w:t>unitaires</w:t>
+      </w:r>
+      <w:proofErr w:type="spellEnd"/>
+      <w:r>
+        <w:rPr>
+          <w:sz w:val="22"/>
+          <w:szCs w:val="22"/>
+        </w:rPr>
+        <w:t xml:space="preserve"> sur les </w:t>
+      </w:r>
+      <w:proofErr w:type="spellStart"/>
+      <w:r>
+        <w:rPr>
+          <w:sz w:val="22"/>
+          <w:szCs w:val="22"/>
+        </w:rPr>
+        <w:t>moteurs</w:t>
+      </w:r>
+      <w:proofErr w:type="spellEnd"/>
+      <w:r>
+        <w:rPr>
+          <w:sz w:val="22"/>
+          <w:szCs w:val="22"/>
+        </w:rPr>
+        <w:t xml:space="preserve"> financiers.</w:t>
       </w:r>
     </w:p>
     <w:p>
       <w:pPr>
         <w:spacing w:after="160"/>
       </w:pPr>
+      <w:proofErr w:type="gramStart"/>
       <w:r>
         <w:rPr>
           <w:b/>
@@ -565,14 +4262,56 @@
           <w:sz w:val="22"/>
           <w:szCs w:val="22"/>
         </w:rPr>
-        <w:t xml:space="preserve">Technologies : </w:t>
-      </w:r>
-      <w:r>
-        <w:rPr>
-          <w:sz w:val="22"/>
-          <w:szCs w:val="22"/>
-        </w:rPr>
-        <w:t xml:space="preserve">OpenAI API, Anthropic API, FastAPI, PostgreSQL, SQLAlchemy, SEC EDGAR, Arelle XBRL, React 19, TypeScript</w:t>
+        <w:t>Technologies :</w:t>
+      </w:r>
+      <w:proofErr w:type="gramEnd"/>
+      <w:r>
+        <w:rPr>
+          <w:b/>
+          <w:bCs/>
+          <w:sz w:val="22"/>
+          <w:szCs w:val="22"/>
+        </w:rPr>
+        <w:t xml:space="preserve"> </w:t>
+      </w:r>
+      <w:r>
+        <w:rPr>
+          <w:sz w:val="22"/>
+          <w:szCs w:val="22"/>
+        </w:rPr>
+        <w:t xml:space="preserve">OpenAI API, Anthropic API, </w:t>
+      </w:r>
+      <w:proofErr w:type="spellStart"/>
+      <w:r>
+        <w:rPr>
+          <w:sz w:val="22"/>
+          <w:szCs w:val="22"/>
+        </w:rPr>
+        <w:t>FastAPI</w:t>
+      </w:r>
+      <w:proofErr w:type="spellEnd"/>
+      <w:r>
+        <w:rPr>
+          <w:sz w:val="22"/>
+          <w:szCs w:val="22"/>
+        </w:rPr>
+        <w:t xml:space="preserve">, PostgreSQL, </w:t>
+      </w:r>
+      <w:proofErr w:type="spellStart"/>
+      <w:r>
+        <w:rPr>
+          <w:sz w:val="22"/>
+          <w:szCs w:val="22"/>
+        </w:rPr>
+        <w:t>SQLAlchemy</w:t>
+      </w:r>
+      <w:proofErr w:type="spellEnd"/>
+      <w:r>
+        <w:rPr>
+          <w:sz w:val="22"/>
+          <w:szCs w:val="22"/>
+        </w:rPr>
+        <w:t>, SEC EDGAR, Arelle XBRL, React 19, TypeScript</w:t>
       </w:r>
     </w:p>
     <w:p>
@@ -583,20 +4322,48 @@
         <w:rPr>
           <w:b/>
           <w:bCs/>
-          <w:sz w:val="24"/>
-          <w:szCs w:val="24"/>
-        </w:rPr>
-        <w:t xml:space="preserve">Alpha Momentum — Recherche financière multi-agents</w:t>
-      </w:r>
-      <w:r>
-        <w:rPr>
-          <w:i/>
-          <w:iCs/>
-          <w:sz w:val="22"/>
-          <w:szCs w:val="22"/>
-        </w:rPr>
-        <w:t xml:space="preserve">  ·  alphamomentum.ai · En ligne</w:t>
-      </w:r>
+        </w:rPr>
+        <w:lastRenderedPageBreak/>
+        <w:t>Alpha Momentum — Recherche financière multi-</w:t>
+      </w:r>
+      <w:proofErr w:type="gramStart"/>
+      <w:r>
+        <w:rPr>
+          <w:b/>
+          <w:bCs/>
+        </w:rPr>
+        <w:t>agents</w:t>
+      </w:r>
+      <w:r>
+        <w:rPr>
+          <w:i/>
+          <w:iCs/>
+          <w:sz w:val="22"/>
+          <w:szCs w:val="22"/>
+        </w:rPr>
+        <w:t xml:space="preserve">  ·</w:t>
+      </w:r>
+      <w:proofErr w:type="gramEnd"/>
+      <w:r>
+        <w:rPr>
+          <w:i/>
+          <w:iCs/>
+          <w:sz w:val="22"/>
+          <w:szCs w:val="22"/>
+        </w:rPr>
+        <w:t xml:space="preserve">  alphamomentum.ai · En </w:t>
+      </w:r>
+      <w:proofErr w:type="spellStart"/>
+      <w:r>
+        <w:rPr>
+          <w:i/>
+          <w:iCs/>
+          <w:sz w:val="22"/>
+          <w:szCs w:val="22"/>
+        </w:rPr>
+        <w:t>ligne</w:t>
+      </w:r>
+      <w:proofErr w:type="spellEnd"/>
     </w:p>
     <w:p>
       <w:pPr>
@@ -607,13 +4374,46 @@
           <w:sz w:val="22"/>
           <w:szCs w:val="22"/>
         </w:rPr>
-        <w:t xml:space="preserve">Cinq workflows de recherche LangGraph et un pipeline RAG (embeddings OpenAI + Neo4j) sur un corpus SEC de plus de 37 000 documents, livrés sur le web et le mobile.</w:t>
+        <w:t xml:space="preserve">Cinq workflows de recherche </w:t>
+      </w:r>
+      <w:proofErr w:type="spellStart"/>
+      <w:r>
+        <w:rPr>
+          <w:sz w:val="22"/>
+          <w:szCs w:val="22"/>
+        </w:rPr>
+        <w:t>LangGraph</w:t>
+      </w:r>
+      <w:proofErr w:type="spellEnd"/>
+      <w:r>
+        <w:rPr>
+          <w:sz w:val="22"/>
+          <w:szCs w:val="22"/>
+        </w:rPr>
+        <w:t xml:space="preserve"> et un pipeline RAG (embeddings OpenAI + Neo4j) sur un corpus SEC de plus de 37 000 documents, </w:t>
+      </w:r>
+      <w:proofErr w:type="spellStart"/>
+      <w:r>
+        <w:rPr>
+          <w:sz w:val="22"/>
+          <w:szCs w:val="22"/>
+        </w:rPr>
+        <w:t>livrés</w:t>
+      </w:r>
+      <w:proofErr w:type="spellEnd"/>
+      <w:r>
+        <w:rPr>
+          <w:sz w:val="22"/>
+          <w:szCs w:val="22"/>
+        </w:rPr>
+        <w:t xml:space="preserve"> sur le web et le mobile.</w:t>
       </w:r>
     </w:p>
     <w:p>
       <w:pPr>
         <w:spacing w:after="160"/>
       </w:pPr>
+      <w:proofErr w:type="gramStart"/>
       <w:r>
         <w:rPr>
           <w:b/>
@@ -621,55 +4421,405 @@
           <w:sz w:val="22"/>
           <w:szCs w:val="22"/>
         </w:rPr>
-        <w:t xml:space="preserve">Technologies : </w:t>
-      </w:r>
-      <w:r>
-        <w:rPr>
-          <w:sz w:val="22"/>
-          <w:szCs w:val="22"/>
-        </w:rPr>
-        <w:t xml:space="preserve">LangChain, LangGraph, OpenAI, Anthropic, Neo4j, FastAPI, AWS Batch</w:t>
+        <w:t>Technologies :</w:t>
+      </w:r>
+      <w:proofErr w:type="gramEnd"/>
+      <w:r>
+        <w:rPr>
+          <w:b/>
+          <w:bCs/>
+          <w:sz w:val="22"/>
+          <w:szCs w:val="22"/>
+        </w:rPr>
+        <w:t xml:space="preserve"> </w:t>
+      </w:r>
+      <w:proofErr w:type="spellStart"/>
+      <w:r>
+        <w:rPr>
+          <w:sz w:val="22"/>
+          <w:szCs w:val="22"/>
+        </w:rPr>
+        <w:t>LangChain</w:t>
+      </w:r>
+      <w:proofErr w:type="spellEnd"/>
+      <w:r>
+        <w:rPr>
+          <w:sz w:val="22"/>
+          <w:szCs w:val="22"/>
+        </w:rPr>
+        <w:t xml:space="preserve">, </w:t>
+      </w:r>
+      <w:proofErr w:type="spellStart"/>
+      <w:r>
+        <w:rPr>
+          <w:sz w:val="22"/>
+          <w:szCs w:val="22"/>
+        </w:rPr>
+        <w:t>LangGraph</w:t>
+      </w:r>
+      <w:proofErr w:type="spellEnd"/>
+      <w:r>
+        <w:rPr>
+          <w:sz w:val="22"/>
+          <w:szCs w:val="22"/>
+        </w:rPr>
+        <w:t xml:space="preserve">, OpenAI, Anthropic, Neo4j, </w:t>
+      </w:r>
+      <w:proofErr w:type="spellStart"/>
+      <w:r>
+        <w:rPr>
+          <w:sz w:val="22"/>
+          <w:szCs w:val="22"/>
+        </w:rPr>
+        <w:t>FastAPI</w:t>
+      </w:r>
+      <w:proofErr w:type="spellEnd"/>
+      <w:r>
+        <w:rPr>
+          <w:sz w:val="22"/>
+          <w:szCs w:val="22"/>
+        </w:rPr>
+        <w:t>, AWS Batch</w:t>
       </w:r>
     </w:p>
     <w:p>
       <w:pPr>
         <w:spacing w:before="140" w:after="40"/>
       </w:pPr>
+      <w:proofErr w:type="spellStart"/>
       <w:r>
         <w:rPr>
           <w:b/>
           <w:bCs/>
-          <w:sz w:val="24"/>
-          <w:szCs w:val="24"/>
-        </w:rPr>
-        <w:t xml:space="preserve">Intellectia — Apprentissage des maths par la vision</w:t>
-      </w:r>
-      <w:r>
-        <w:rPr>
-          <w:i/>
-          <w:iCs/>
-          <w:sz w:val="22"/>
-          <w:szCs w:val="22"/>
-        </w:rPr>
-        <w:t xml:space="preserve">  ·  Projet en équipe</w:t>
+        </w:rPr>
+        <w:t>Intellectia</w:t>
+      </w:r>
+      <w:proofErr w:type="spellEnd"/>
+      <w:r>
+        <w:rPr>
+          <w:b/>
+          <w:bCs/>
+        </w:rPr>
+        <w:t xml:space="preserve"> — </w:t>
+      </w:r>
+      <w:proofErr w:type="spellStart"/>
+      <w:r>
+        <w:rPr>
+          <w:b/>
+          <w:bCs/>
+        </w:rPr>
+        <w:t>Apprentissage</w:t>
+      </w:r>
+      <w:proofErr w:type="spellEnd"/>
+      <w:r>
+        <w:rPr>
+          <w:b/>
+          <w:bCs/>
+        </w:rPr>
+        <w:t xml:space="preserve"> des </w:t>
+      </w:r>
+      <w:proofErr w:type="spellStart"/>
+      <w:r>
+        <w:rPr>
+          <w:b/>
+          <w:bCs/>
+        </w:rPr>
+        <w:t>maths</w:t>
+      </w:r>
+      <w:proofErr w:type="spellEnd"/>
+      <w:r>
+        <w:rPr>
+          <w:b/>
+          <w:bCs/>
+        </w:rPr>
+        <w:t xml:space="preserve"> </w:t>
+      </w:r>
+      <w:proofErr w:type="gramStart"/>
+      <w:r>
+        <w:rPr>
+          <w:b/>
+          <w:bCs/>
+        </w:rPr>
+        <w:t>par</w:t>
+      </w:r>
+      <w:proofErr w:type="gramEnd"/>
+      <w:r>
+        <w:rPr>
+          <w:b/>
+          <w:bCs/>
+        </w:rPr>
+        <w:t xml:space="preserve"> la </w:t>
+      </w:r>
+      <w:proofErr w:type="gramStart"/>
+      <w:r>
+        <w:rPr>
+          <w:b/>
+          <w:bCs/>
+        </w:rPr>
+        <w:t>vision</w:t>
+      </w:r>
+      <w:r>
+        <w:rPr>
+          <w:i/>
+          <w:iCs/>
+          <w:sz w:val="22"/>
+          <w:szCs w:val="22"/>
+        </w:rPr>
+        <w:t xml:space="preserve">  ·</w:t>
+      </w:r>
+      <w:proofErr w:type="gramEnd"/>
+      <w:r>
+        <w:rPr>
+          <w:i/>
+          <w:iCs/>
+          <w:sz w:val="22"/>
+          <w:szCs w:val="22"/>
+        </w:rPr>
+        <w:t xml:space="preserve">  </w:t>
+      </w:r>
+      <w:proofErr w:type="spellStart"/>
+      <w:r>
+        <w:rPr>
+          <w:i/>
+          <w:iCs/>
+          <w:sz w:val="22"/>
+          <w:szCs w:val="22"/>
+        </w:rPr>
+        <w:t>Projet</w:t>
+      </w:r>
+      <w:proofErr w:type="spellEnd"/>
+      <w:r>
+        <w:rPr>
+          <w:i/>
+          <w:iCs/>
+          <w:sz w:val="22"/>
+          <w:szCs w:val="22"/>
+        </w:rPr>
+        <w:t xml:space="preserve"> </w:t>
+      </w:r>
+      <w:proofErr w:type="spellStart"/>
+      <w:r>
+        <w:rPr>
+          <w:i/>
+          <w:iCs/>
+          <w:sz w:val="22"/>
+          <w:szCs w:val="22"/>
+        </w:rPr>
+        <w:t>en</w:t>
+      </w:r>
+      <w:proofErr w:type="spellEnd"/>
+      <w:r>
+        <w:rPr>
+          <w:i/>
+          <w:iCs/>
+          <w:sz w:val="22"/>
+          <w:szCs w:val="22"/>
+        </w:rPr>
+        <w:t xml:space="preserve"> équipe</w:t>
       </w:r>
     </w:p>
     <w:p>
       <w:pPr>
         <w:spacing w:after="40"/>
       </w:pPr>
-      <w:r>
-        <w:rPr>
-          <w:sz w:val="22"/>
-          <w:szCs w:val="22"/>
-        </w:rPr>
-        <w:t xml:space="preserve">Plateforme d'apprentissage des mathématiques pour enfants qui transforme les problèmes textuels en représentations visuelles à l'aide de modèles de vision, avec quiz interactifs et tableaux de bord de performance.</w:t>
+      <w:proofErr w:type="spellStart"/>
+      <w:r>
+        <w:rPr>
+          <w:sz w:val="22"/>
+          <w:szCs w:val="22"/>
+        </w:rPr>
+        <w:t>Plateforme</w:t>
+      </w:r>
+      <w:proofErr w:type="spellEnd"/>
+      <w:r>
+        <w:rPr>
+          <w:sz w:val="22"/>
+          <w:szCs w:val="22"/>
+        </w:rPr>
+        <w:t xml:space="preserve"> </w:t>
+      </w:r>
+      <w:proofErr w:type="spellStart"/>
+      <w:r>
+        <w:rPr>
+          <w:sz w:val="22"/>
+          <w:szCs w:val="22"/>
+        </w:rPr>
+        <w:t>d'apprentissage</w:t>
+      </w:r>
+      <w:proofErr w:type="spellEnd"/>
+      <w:r>
+        <w:rPr>
+          <w:sz w:val="22"/>
+          <w:szCs w:val="22"/>
+        </w:rPr>
+        <w:t xml:space="preserve"> des </w:t>
+      </w:r>
+      <w:proofErr w:type="spellStart"/>
+      <w:r>
+        <w:rPr>
+          <w:sz w:val="22"/>
+          <w:szCs w:val="22"/>
+        </w:rPr>
+        <w:t>mathématiques</w:t>
+      </w:r>
+      <w:proofErr w:type="spellEnd"/>
+      <w:r>
+        <w:rPr>
+          <w:sz w:val="22"/>
+          <w:szCs w:val="22"/>
+        </w:rPr>
+        <w:t xml:space="preserve"> pour enfants qui </w:t>
+      </w:r>
+      <w:proofErr w:type="spellStart"/>
+      <w:r>
+        <w:rPr>
+          <w:sz w:val="22"/>
+          <w:szCs w:val="22"/>
+        </w:rPr>
+        <w:t>transforme</w:t>
+      </w:r>
+      <w:proofErr w:type="spellEnd"/>
+      <w:r>
+        <w:rPr>
+          <w:sz w:val="22"/>
+          <w:szCs w:val="22"/>
+        </w:rPr>
+        <w:t xml:space="preserve"> les </w:t>
+      </w:r>
+      <w:proofErr w:type="spellStart"/>
+      <w:r>
+        <w:rPr>
+          <w:sz w:val="22"/>
+          <w:szCs w:val="22"/>
+        </w:rPr>
+        <w:t>problèmes</w:t>
+      </w:r>
+      <w:proofErr w:type="spellEnd"/>
+      <w:r>
+        <w:rPr>
+          <w:sz w:val="22"/>
+          <w:szCs w:val="22"/>
+        </w:rPr>
+        <w:t xml:space="preserve"> </w:t>
+      </w:r>
+      <w:proofErr w:type="spellStart"/>
+      <w:r>
+        <w:rPr>
+          <w:sz w:val="22"/>
+          <w:szCs w:val="22"/>
+        </w:rPr>
+        <w:t>textuels</w:t>
+      </w:r>
+      <w:proofErr w:type="spellEnd"/>
+      <w:r>
+        <w:rPr>
+          <w:sz w:val="22"/>
+          <w:szCs w:val="22"/>
+        </w:rPr>
+        <w:t xml:space="preserve"> </w:t>
+      </w:r>
+      <w:proofErr w:type="spellStart"/>
+      <w:r>
+        <w:rPr>
+          <w:sz w:val="22"/>
+          <w:szCs w:val="22"/>
+        </w:rPr>
+        <w:t>en</w:t>
+      </w:r>
+      <w:proofErr w:type="spellEnd"/>
+      <w:r>
+        <w:rPr>
+          <w:sz w:val="22"/>
+          <w:szCs w:val="22"/>
+        </w:rPr>
+        <w:t xml:space="preserve"> </w:t>
+      </w:r>
+      <w:proofErr w:type="spellStart"/>
+      <w:r>
+        <w:rPr>
+          <w:sz w:val="22"/>
+          <w:szCs w:val="22"/>
+        </w:rPr>
+        <w:t>représentations</w:t>
+      </w:r>
+      <w:proofErr w:type="spellEnd"/>
+      <w:r>
+        <w:rPr>
+          <w:sz w:val="22"/>
+          <w:szCs w:val="22"/>
+        </w:rPr>
+        <w:t xml:space="preserve"> </w:t>
+      </w:r>
+      <w:proofErr w:type="spellStart"/>
+      <w:r>
+        <w:rPr>
+          <w:sz w:val="22"/>
+          <w:szCs w:val="22"/>
+        </w:rPr>
+        <w:t>visuelles</w:t>
+      </w:r>
+      <w:proofErr w:type="spellEnd"/>
+      <w:r>
+        <w:rPr>
+          <w:sz w:val="22"/>
+          <w:szCs w:val="22"/>
+        </w:rPr>
+        <w:t xml:space="preserve"> à </w:t>
+      </w:r>
+      <w:proofErr w:type="spellStart"/>
+      <w:r>
+        <w:rPr>
+          <w:sz w:val="22"/>
+          <w:szCs w:val="22"/>
+        </w:rPr>
+        <w:t>l'aide</w:t>
+      </w:r>
+      <w:proofErr w:type="spellEnd"/>
+      <w:r>
+        <w:rPr>
+          <w:sz w:val="22"/>
+          <w:szCs w:val="22"/>
+        </w:rPr>
+        <w:t xml:space="preserve"> de </w:t>
+      </w:r>
+      <w:proofErr w:type="spellStart"/>
+      <w:r>
+        <w:rPr>
+          <w:sz w:val="22"/>
+          <w:szCs w:val="22"/>
+        </w:rPr>
+        <w:t>modèles</w:t>
+      </w:r>
+      <w:proofErr w:type="spellEnd"/>
+      <w:r>
+        <w:rPr>
+          <w:sz w:val="22"/>
+          <w:szCs w:val="22"/>
+        </w:rPr>
+        <w:t xml:space="preserve"> de vision, avec quiz </w:t>
+      </w:r>
+      <w:proofErr w:type="spellStart"/>
+      <w:r>
+        <w:rPr>
+          <w:sz w:val="22"/>
+          <w:szCs w:val="22"/>
+        </w:rPr>
+        <w:t>interactifs</w:t>
+      </w:r>
+      <w:proofErr w:type="spellEnd"/>
+      <w:r>
+        <w:rPr>
+          <w:sz w:val="22"/>
+          <w:szCs w:val="22"/>
+        </w:rPr>
+        <w:t xml:space="preserve"> et tableaux de bord de performance.</w:t>
       </w:r>
     </w:p>
     <w:p>
       <w:pPr>
         <w:spacing w:after="160"/>
       </w:pPr>
+      <w:proofErr w:type="gramStart"/>
       <w:r>
         <w:rPr>
           <w:b/>
@@ -677,14 +4827,40 @@
           <w:sz w:val="22"/>
           <w:szCs w:val="22"/>
         </w:rPr>
-        <w:t xml:space="preserve">Technologies : </w:t>
-      </w:r>
-      <w:r>
-        <w:rPr>
-          <w:sz w:val="22"/>
-          <w:szCs w:val="22"/>
-        </w:rPr>
-        <w:t xml:space="preserve">TensorFlow, HuggingFace, React, Django, MongoDB, NumPy, Pandas</w:t>
+        <w:t>Technologies :</w:t>
+      </w:r>
+      <w:proofErr w:type="gramEnd"/>
+      <w:r>
+        <w:rPr>
+          <w:b/>
+          <w:bCs/>
+          <w:sz w:val="22"/>
+          <w:szCs w:val="22"/>
+        </w:rPr>
+        <w:t xml:space="preserve"> </w:t>
+      </w:r>
+      <w:r>
+        <w:rPr>
+          <w:sz w:val="22"/>
+          <w:szCs w:val="22"/>
+        </w:rPr>
+        <w:t xml:space="preserve">TensorFlow, </w:t>
+      </w:r>
+      <w:proofErr w:type="spellStart"/>
+      <w:r>
+        <w:rPr>
+          <w:sz w:val="22"/>
+          <w:szCs w:val="22"/>
+        </w:rPr>
+        <w:t>HuggingFace</w:t>
+      </w:r>
+      <w:proofErr w:type="spellEnd"/>
+      <w:r>
+        <w:rPr>
+          <w:sz w:val="22"/>
+          <w:szCs w:val="22"/>
+        </w:rPr>
+        <w:t>, React, Django, MongoDB, NumPy, Pandas</w:t>
       </w:r>
     </w:p>
     <w:p>
@@ -695,37 +4871,247 @@
         <w:rPr>
           <w:b/>
           <w:bCs/>
-          <w:sz w:val="24"/>
-          <w:szCs w:val="24"/>
-        </w:rPr>
-        <w:t xml:space="preserve">PMBOK Risk Recommender — NLP / GNN</w:t>
-      </w:r>
-      <w:r>
-        <w:rPr>
-          <w:i/>
-          <w:iCs/>
-          <w:sz w:val="22"/>
-          <w:szCs w:val="22"/>
-        </w:rPr>
-        <w:t xml:space="preserve">  ·  Projet en équipe</w:t>
+        </w:rPr>
+        <w:t xml:space="preserve">PMBOK Risk Recommender — NLP / </w:t>
+      </w:r>
+      <w:proofErr w:type="gramStart"/>
+      <w:r>
+        <w:rPr>
+          <w:b/>
+          <w:bCs/>
+        </w:rPr>
+        <w:t>GNN</w:t>
+      </w:r>
+      <w:r>
+        <w:rPr>
+          <w:i/>
+          <w:iCs/>
+          <w:sz w:val="22"/>
+          <w:szCs w:val="22"/>
+        </w:rPr>
+        <w:t xml:space="preserve">  ·</w:t>
+      </w:r>
+      <w:proofErr w:type="gramEnd"/>
+      <w:r>
+        <w:rPr>
+          <w:i/>
+          <w:iCs/>
+          <w:sz w:val="22"/>
+          <w:szCs w:val="22"/>
+        </w:rPr>
+        <w:t xml:space="preserve">  </w:t>
+      </w:r>
+      <w:proofErr w:type="spellStart"/>
+      <w:r>
+        <w:rPr>
+          <w:i/>
+          <w:iCs/>
+          <w:sz w:val="22"/>
+          <w:szCs w:val="22"/>
+        </w:rPr>
+        <w:t>Projet</w:t>
+      </w:r>
+      <w:proofErr w:type="spellEnd"/>
+      <w:r>
+        <w:rPr>
+          <w:i/>
+          <w:iCs/>
+          <w:sz w:val="22"/>
+          <w:szCs w:val="22"/>
+        </w:rPr>
+        <w:t xml:space="preserve"> </w:t>
+      </w:r>
+      <w:proofErr w:type="spellStart"/>
+      <w:r>
+        <w:rPr>
+          <w:i/>
+          <w:iCs/>
+          <w:sz w:val="22"/>
+          <w:szCs w:val="22"/>
+        </w:rPr>
+        <w:t>en</w:t>
+      </w:r>
+      <w:proofErr w:type="spellEnd"/>
+      <w:r>
+        <w:rPr>
+          <w:i/>
+          <w:iCs/>
+          <w:sz w:val="22"/>
+          <w:szCs w:val="22"/>
+        </w:rPr>
+        <w:t xml:space="preserve"> équipe</w:t>
       </w:r>
     </w:p>
     <w:p>
       <w:pPr>
         <w:spacing w:after="40"/>
       </w:pPr>
-      <w:r>
-        <w:rPr>
-          <w:sz w:val="22"/>
-          <w:szCs w:val="22"/>
-        </w:rPr>
-        <w:t xml:space="preserve">Recommandeur de risques projet de type chatbot entraîné sur les données du PMBOK 11e édition, utilisant un Graph Attention Network avec un embedder BERT pour des recommandations textuelles.</w:t>
+      <w:proofErr w:type="spellStart"/>
+      <w:r>
+        <w:rPr>
+          <w:sz w:val="22"/>
+          <w:szCs w:val="22"/>
+        </w:rPr>
+        <w:t>Recommandeur</w:t>
+      </w:r>
+      <w:proofErr w:type="spellEnd"/>
+      <w:r>
+        <w:rPr>
+          <w:sz w:val="22"/>
+          <w:szCs w:val="22"/>
+        </w:rPr>
+        <w:t xml:space="preserve"> de </w:t>
+      </w:r>
+      <w:proofErr w:type="spellStart"/>
+      <w:r>
+        <w:rPr>
+          <w:sz w:val="22"/>
+          <w:szCs w:val="22"/>
+        </w:rPr>
+        <w:t>risques</w:t>
+      </w:r>
+      <w:proofErr w:type="spellEnd"/>
+      <w:r>
+        <w:rPr>
+          <w:sz w:val="22"/>
+          <w:szCs w:val="22"/>
+        </w:rPr>
+        <w:t xml:space="preserve"> </w:t>
+      </w:r>
+      <w:proofErr w:type="spellStart"/>
+      <w:r>
+        <w:rPr>
+          <w:sz w:val="22"/>
+          <w:szCs w:val="22"/>
+        </w:rPr>
+        <w:t>projet</w:t>
+      </w:r>
+      <w:proofErr w:type="spellEnd"/>
+      <w:r>
+        <w:rPr>
+          <w:sz w:val="22"/>
+          <w:szCs w:val="22"/>
+        </w:rPr>
+        <w:t xml:space="preserve"> de </w:t>
+      </w:r>
+      <w:proofErr w:type="gramStart"/>
+      <w:r>
+        <w:rPr>
+          <w:sz w:val="22"/>
+          <w:szCs w:val="22"/>
+        </w:rPr>
+        <w:t>type</w:t>
+      </w:r>
+      <w:proofErr w:type="gramEnd"/>
+      <w:r>
+        <w:rPr>
+          <w:sz w:val="22"/>
+          <w:szCs w:val="22"/>
+        </w:rPr>
+        <w:t xml:space="preserve"> chatbot </w:t>
+      </w:r>
+      <w:proofErr w:type="spellStart"/>
+      <w:r>
+        <w:rPr>
+          <w:sz w:val="22"/>
+          <w:szCs w:val="22"/>
+        </w:rPr>
+        <w:t>entraîné</w:t>
+      </w:r>
+      <w:proofErr w:type="spellEnd"/>
+      <w:r>
+        <w:rPr>
+          <w:sz w:val="22"/>
+          <w:szCs w:val="22"/>
+        </w:rPr>
+        <w:t xml:space="preserve"> sur les données du PMBOK 11e </w:t>
+      </w:r>
+      <w:proofErr w:type="spellStart"/>
+      <w:r>
+        <w:rPr>
+          <w:sz w:val="22"/>
+          <w:szCs w:val="22"/>
+        </w:rPr>
+        <w:t>édition</w:t>
+      </w:r>
+      <w:proofErr w:type="spellEnd"/>
+      <w:r>
+        <w:rPr>
+          <w:sz w:val="22"/>
+          <w:szCs w:val="22"/>
+        </w:rPr>
+        <w:t xml:space="preserve">, </w:t>
+      </w:r>
+      <w:proofErr w:type="spellStart"/>
+      <w:r>
+        <w:rPr>
+          <w:sz w:val="22"/>
+          <w:szCs w:val="22"/>
+        </w:rPr>
+        <w:t>utilisant</w:t>
+      </w:r>
+      <w:proofErr w:type="spellEnd"/>
+      <w:r>
+        <w:rPr>
+          <w:sz w:val="22"/>
+          <w:szCs w:val="22"/>
+        </w:rPr>
+        <w:t xml:space="preserve"> </w:t>
+      </w:r>
+      <w:proofErr w:type="gramStart"/>
+      <w:r>
+        <w:rPr>
+          <w:sz w:val="22"/>
+          <w:szCs w:val="22"/>
+        </w:rPr>
+        <w:t>un Graph</w:t>
+      </w:r>
+      <w:proofErr w:type="gramEnd"/>
+      <w:r>
+        <w:rPr>
+          <w:sz w:val="22"/>
+          <w:szCs w:val="22"/>
+        </w:rPr>
+        <w:t xml:space="preserve"> Attention Network avec un embedder BERT pour des </w:t>
+      </w:r>
+      <w:proofErr w:type="spellStart"/>
+      <w:r>
+        <w:rPr>
+          <w:sz w:val="22"/>
+          <w:szCs w:val="22"/>
+        </w:rPr>
+        <w:t>recommandations</w:t>
+      </w:r>
+      <w:proofErr w:type="spellEnd"/>
+      <w:r>
+        <w:rPr>
+          <w:sz w:val="22"/>
+          <w:szCs w:val="22"/>
+        </w:rPr>
+        <w:t xml:space="preserve"> </w:t>
+      </w:r>
+      <w:proofErr w:type="spellStart"/>
+      <w:r>
+        <w:rPr>
+          <w:sz w:val="22"/>
+          <w:szCs w:val="22"/>
+        </w:rPr>
+        <w:t>textuelles</w:t>
+      </w:r>
+      <w:proofErr w:type="spellEnd"/>
+      <w:r>
+        <w:rPr>
+          <w:sz w:val="22"/>
+          <w:szCs w:val="22"/>
+        </w:rPr>
+        <w:t>.</w:t>
       </w:r>
     </w:p>
     <w:p>
       <w:pPr>
         <w:spacing w:after="160"/>
       </w:pPr>
+      <w:proofErr w:type="gramStart"/>
       <w:r>
         <w:rPr>
           <w:b/>
@@ -733,14 +5119,33 @@
           <w:sz w:val="22"/>
           <w:szCs w:val="22"/>
         </w:rPr>
-        <w:t xml:space="preserve">Technologies : </w:t>
-      </w:r>
-      <w:r>
-        <w:rPr>
-          <w:sz w:val="22"/>
-          <w:szCs w:val="22"/>
-        </w:rPr>
-        <w:t xml:space="preserve">PyTorch, TensorFlow, BERT, GNN, NLP, Django, NumPy</w:t>
+        <w:t>Technologies :</w:t>
+      </w:r>
+      <w:proofErr w:type="gramEnd"/>
+      <w:r>
+        <w:rPr>
+          <w:b/>
+          <w:bCs/>
+          <w:sz w:val="22"/>
+          <w:szCs w:val="22"/>
+        </w:rPr>
+        <w:t xml:space="preserve"> </w:t>
+      </w:r>
+      <w:proofErr w:type="spellStart"/>
+      <w:r>
+        <w:rPr>
+          <w:sz w:val="22"/>
+          <w:szCs w:val="22"/>
+        </w:rPr>
+        <w:t>PyTorch</w:t>
+      </w:r>
+      <w:proofErr w:type="spellEnd"/>
+      <w:r>
+        <w:rPr>
+          <w:sz w:val="22"/>
+          <w:szCs w:val="22"/>
+        </w:rPr>
+        <w:t>, TensorFlow, BERT, GNN, NLP, Django, NumPy</w:t>
       </w:r>
     </w:p>
     <w:p>
@@ -751,19 +5156,77 @@
         <w:rPr>
           <w:b/>
           <w:bCs/>
-          <w:sz w:val="24"/>
-          <w:szCs w:val="24"/>
-        </w:rPr>
-        <w:t xml:space="preserve">Yoga Pose Classifier — Vision par ordinateur</w:t>
-      </w:r>
-      <w:r>
-        <w:rPr>
-          <w:i/>
-          <w:iCs/>
-          <w:sz w:val="22"/>
-          <w:szCs w:val="22"/>
-        </w:rPr>
-        <w:t xml:space="preserve">  ·  Réalisé en solo</w:t>
+        </w:rPr>
+        <w:t xml:space="preserve">Yoga Pose Classifier — Vision par </w:t>
+      </w:r>
+      <w:proofErr w:type="spellStart"/>
+      <w:proofErr w:type="gramStart"/>
+      <w:r>
+        <w:rPr>
+          <w:b/>
+          <w:bCs/>
+        </w:rPr>
+        <w:t>ordinateur</w:t>
+      </w:r>
+      <w:proofErr w:type="spellEnd"/>
+      <w:r>
+        <w:rPr>
+          <w:i/>
+          <w:iCs/>
+          <w:sz w:val="22"/>
+          <w:szCs w:val="22"/>
+        </w:rPr>
+        <w:t xml:space="preserve">  ·</w:t>
+      </w:r>
+      <w:proofErr w:type="gramEnd"/>
+      <w:r>
+        <w:rPr>
+          <w:i/>
+          <w:iCs/>
+          <w:sz w:val="22"/>
+          <w:szCs w:val="22"/>
+        </w:rPr>
+        <w:t xml:space="preserve">  </w:t>
+      </w:r>
+      <w:proofErr w:type="spellStart"/>
+      <w:r>
+        <w:rPr>
+          <w:i/>
+          <w:iCs/>
+          <w:sz w:val="22"/>
+          <w:szCs w:val="22"/>
+        </w:rPr>
+        <w:t>Réalisé</w:t>
+      </w:r>
+      <w:proofErr w:type="spellEnd"/>
+      <w:r>
+        <w:rPr>
+          <w:i/>
+          <w:iCs/>
+          <w:sz w:val="22"/>
+          <w:szCs w:val="22"/>
+        </w:rPr>
+        <w:t xml:space="preserve"> </w:t>
+      </w:r>
+      <w:proofErr w:type="spellStart"/>
+      <w:r>
+        <w:rPr>
+          <w:i/>
+          <w:iCs/>
+          <w:sz w:val="22"/>
+          <w:szCs w:val="22"/>
+        </w:rPr>
+        <w:t>en</w:t>
+      </w:r>
+      <w:proofErr w:type="spellEnd"/>
+      <w:r>
+        <w:rPr>
+          <w:i/>
+          <w:iCs/>
+          <w:sz w:val="22"/>
+          <w:szCs w:val="22"/>
+        </w:rPr>
+        <w:t xml:space="preserve"> solo</w:t>
       </w:r>
     </w:p>
     <w:p>
@@ -775,13 +5238,158 @@
           <w:sz w:val="22"/>
           <w:szCs w:val="22"/>
         </w:rPr>
-        <w:t xml:space="preserve">Classification de postures de yoga par CNN ; un CNN sur mesure a atteint 86 % de précision et ResNet 97 % sur plusieurs catégories de postures.</w:t>
+        <w:t xml:space="preserve">Classification de postures de yoga par </w:t>
+      </w:r>
+      <w:proofErr w:type="gramStart"/>
+      <w:r>
+        <w:rPr>
+          <w:sz w:val="22"/>
+          <w:szCs w:val="22"/>
+        </w:rPr>
+        <w:t>CNN ;</w:t>
+      </w:r>
+      <w:proofErr w:type="gramEnd"/>
+      <w:r>
+        <w:rPr>
+          <w:sz w:val="22"/>
+          <w:szCs w:val="22"/>
+        </w:rPr>
+        <w:t xml:space="preserve"> </w:t>
+      </w:r>
+      <w:proofErr w:type="gramStart"/>
+      <w:r>
+        <w:rPr>
+          <w:sz w:val="22"/>
+          <w:szCs w:val="22"/>
+        </w:rPr>
+        <w:t>un CNN</w:t>
+      </w:r>
+      <w:proofErr w:type="gramEnd"/>
+      <w:r>
+        <w:rPr>
+          <w:sz w:val="22"/>
+          <w:szCs w:val="22"/>
+        </w:rPr>
+        <w:t xml:space="preserve"> sur </w:t>
+      </w:r>
+      <w:proofErr w:type="spellStart"/>
+      <w:r>
+        <w:rPr>
+          <w:sz w:val="22"/>
+          <w:szCs w:val="22"/>
+        </w:rPr>
+        <w:t>mesure</w:t>
+      </w:r>
+      <w:proofErr w:type="spellEnd"/>
+      <w:r>
+        <w:rPr>
+          <w:sz w:val="22"/>
+          <w:szCs w:val="22"/>
+        </w:rPr>
+        <w:t xml:space="preserve"> </w:t>
+      </w:r>
+      <w:proofErr w:type="gramStart"/>
+      <w:r>
+        <w:rPr>
+          <w:sz w:val="22"/>
+          <w:szCs w:val="22"/>
+        </w:rPr>
+        <w:t>a</w:t>
+      </w:r>
+      <w:proofErr w:type="gramEnd"/>
+      <w:r>
+        <w:rPr>
+          <w:sz w:val="22"/>
+          <w:szCs w:val="22"/>
+        </w:rPr>
+        <w:t xml:space="preserve"> </w:t>
+      </w:r>
+      <w:proofErr w:type="spellStart"/>
+      <w:r>
+        <w:rPr>
+          <w:sz w:val="22"/>
+          <w:szCs w:val="22"/>
+        </w:rPr>
+        <w:t>atteint</w:t>
+      </w:r>
+      <w:proofErr w:type="spellEnd"/>
+      <w:r>
+        <w:rPr>
+          <w:sz w:val="22"/>
+          <w:szCs w:val="22"/>
+        </w:rPr>
+        <w:t xml:space="preserve"> 86 % de </w:t>
+      </w:r>
+      <w:proofErr w:type="spellStart"/>
+      <w:r>
+        <w:rPr>
+          <w:sz w:val="22"/>
+          <w:szCs w:val="22"/>
+        </w:rPr>
+        <w:t>précision</w:t>
+      </w:r>
+      <w:proofErr w:type="spellEnd"/>
+      <w:r>
+        <w:rPr>
+          <w:sz w:val="22"/>
+          <w:szCs w:val="22"/>
+        </w:rPr>
+        <w:t xml:space="preserve"> et </w:t>
+      </w:r>
+      <w:proofErr w:type="spellStart"/>
+      <w:r>
+        <w:rPr>
+          <w:sz w:val="22"/>
+          <w:szCs w:val="22"/>
+        </w:rPr>
+        <w:t>ResNet</w:t>
+      </w:r>
+      <w:proofErr w:type="spellEnd"/>
+      <w:r>
+        <w:rPr>
+          <w:sz w:val="22"/>
+          <w:szCs w:val="22"/>
+        </w:rPr>
+        <w:t xml:space="preserve"> 97 % sur </w:t>
+      </w:r>
+      <w:proofErr w:type="spellStart"/>
+      <w:r>
+        <w:rPr>
+          <w:sz w:val="22"/>
+          <w:szCs w:val="22"/>
+        </w:rPr>
+        <w:t>plusieurs</w:t>
+      </w:r>
+      <w:proofErr w:type="spellEnd"/>
+      <w:r>
+        <w:rPr>
+          <w:sz w:val="22"/>
+          <w:szCs w:val="22"/>
+        </w:rPr>
+        <w:t xml:space="preserve"> </w:t>
+      </w:r>
+      <w:proofErr w:type="spellStart"/>
+      <w:r>
+        <w:rPr>
+          <w:sz w:val="22"/>
+          <w:szCs w:val="22"/>
+        </w:rPr>
+        <w:t>catégories</w:t>
+      </w:r>
+      <w:proofErr w:type="spellEnd"/>
+      <w:r>
+        <w:rPr>
+          <w:sz w:val="22"/>
+          <w:szCs w:val="22"/>
+        </w:rPr>
+        <w:t xml:space="preserve"> de postures.</w:t>
       </w:r>
     </w:p>
     <w:p>
       <w:pPr>
         <w:spacing w:after="160"/>
       </w:pPr>
+      <w:proofErr w:type="gramStart"/>
       <w:r>
         <w:rPr>
           <w:b/>
@@ -789,14 +5397,40 @@
           <w:sz w:val="22"/>
           <w:szCs w:val="22"/>
         </w:rPr>
-        <w:t xml:space="preserve">Technologies : </w:t>
-      </w:r>
-      <w:r>
-        <w:rPr>
-          <w:sz w:val="22"/>
-          <w:szCs w:val="22"/>
-        </w:rPr>
-        <w:t xml:space="preserve">Python, CNN, ResNet, Django, NumPy, Pandas</w:t>
+        <w:t>Technologies :</w:t>
+      </w:r>
+      <w:proofErr w:type="gramEnd"/>
+      <w:r>
+        <w:rPr>
+          <w:b/>
+          <w:bCs/>
+          <w:sz w:val="22"/>
+          <w:szCs w:val="22"/>
+        </w:rPr>
+        <w:t xml:space="preserve"> </w:t>
+      </w:r>
+      <w:r>
+        <w:rPr>
+          <w:sz w:val="22"/>
+          <w:szCs w:val="22"/>
+        </w:rPr>
+        <w:t xml:space="preserve">Python, CNN, </w:t>
+      </w:r>
+      <w:proofErr w:type="spellStart"/>
+      <w:r>
+        <w:rPr>
+          <w:sz w:val="22"/>
+          <w:szCs w:val="22"/>
+        </w:rPr>
+        <w:t>ResNet</w:t>
+      </w:r>
+      <w:proofErr w:type="spellEnd"/>
+      <w:r>
+        <w:rPr>
+          <w:sz w:val="22"/>
+          <w:szCs w:val="22"/>
+        </w:rPr>
+        <w:t>, Django, NumPy, Pandas</w:t>
       </w:r>
     </w:p>
     <w:p>
@@ -808,7 +5442,7 @@
           <w:sz w:val="22"/>
           <w:szCs w:val="22"/>
         </w:rPr>
-        <w:t xml:space="preserve">COMPÉTENCES TECHNIQUES</w:t>
+        <w:t>COMPÉTENCES TECHNIQUES</w:t>
       </w:r>
     </w:p>
     <w:p>
@@ -822,14 +5456,123 @@
           <w:sz w:val="22"/>
           <w:szCs w:val="22"/>
         </w:rPr>
-        <w:t xml:space="preserve">IA / ML &amp; LLM : </w:t>
-      </w:r>
-      <w:r>
-        <w:rPr>
-          <w:sz w:val="22"/>
-          <w:szCs w:val="22"/>
-        </w:rPr>
-        <w:t xml:space="preserve">LangChain, LangGraph, LangSmith, OpenAI API, Anthropic API, Google Gemini, RAG, HuggingFace, systèmes multi-agents, évaluation de prompts/agents</w:t>
+        <w:t xml:space="preserve">IA / ML &amp; </w:t>
+      </w:r>
+      <w:proofErr w:type="gramStart"/>
+      <w:r>
+        <w:rPr>
+          <w:b/>
+          <w:bCs/>
+          <w:sz w:val="22"/>
+          <w:szCs w:val="22"/>
+        </w:rPr>
+        <w:t>LLM :</w:t>
+      </w:r>
+      <w:proofErr w:type="gramEnd"/>
+      <w:r>
+        <w:rPr>
+          <w:b/>
+          <w:bCs/>
+          <w:sz w:val="22"/>
+          <w:szCs w:val="22"/>
+        </w:rPr>
+        <w:t xml:space="preserve"> </w:t>
+      </w:r>
+      <w:proofErr w:type="spellStart"/>
+      <w:r>
+        <w:rPr>
+          <w:sz w:val="22"/>
+          <w:szCs w:val="22"/>
+        </w:rPr>
+        <w:t>LangChain</w:t>
+      </w:r>
+      <w:proofErr w:type="spellEnd"/>
+      <w:r>
+        <w:rPr>
+          <w:sz w:val="22"/>
+          <w:szCs w:val="22"/>
+        </w:rPr>
+        <w:t xml:space="preserve">, </w:t>
+      </w:r>
+      <w:proofErr w:type="spellStart"/>
+      <w:r>
+        <w:rPr>
+          <w:sz w:val="22"/>
+          <w:szCs w:val="22"/>
+        </w:rPr>
+        <w:t>LangGraph</w:t>
+      </w:r>
+      <w:proofErr w:type="spellEnd"/>
+      <w:r>
+        <w:rPr>
+          <w:sz w:val="22"/>
+          <w:szCs w:val="22"/>
+        </w:rPr>
+        <w:t xml:space="preserve">, </w:t>
+      </w:r>
+      <w:proofErr w:type="spellStart"/>
+      <w:r>
+        <w:rPr>
+          <w:sz w:val="22"/>
+          <w:szCs w:val="22"/>
+        </w:rPr>
+        <w:t>LangSmith</w:t>
+      </w:r>
+      <w:proofErr w:type="spellEnd"/>
+      <w:r>
+        <w:rPr>
+          <w:sz w:val="22"/>
+          <w:szCs w:val="22"/>
+        </w:rPr>
+        <w:t xml:space="preserve">, OpenAI API, Anthropic API, Google Gemini, RAG, </w:t>
+      </w:r>
+      <w:proofErr w:type="spellStart"/>
+      <w:r>
+        <w:rPr>
+          <w:sz w:val="22"/>
+          <w:szCs w:val="22"/>
+        </w:rPr>
+        <w:t>HuggingFace</w:t>
+      </w:r>
+      <w:proofErr w:type="spellEnd"/>
+      <w:r>
+        <w:rPr>
+          <w:sz w:val="22"/>
+          <w:szCs w:val="22"/>
+        </w:rPr>
+        <w:t xml:space="preserve">, </w:t>
+      </w:r>
+      <w:proofErr w:type="spellStart"/>
+      <w:r>
+        <w:rPr>
+          <w:sz w:val="22"/>
+          <w:szCs w:val="22"/>
+        </w:rPr>
+        <w:t>systèmes</w:t>
+      </w:r>
+      <w:proofErr w:type="spellEnd"/>
+      <w:r>
+        <w:rPr>
+          <w:sz w:val="22"/>
+          <w:szCs w:val="22"/>
+        </w:rPr>
+        <w:t xml:space="preserve"> multi-agents, </w:t>
+      </w:r>
+      <w:proofErr w:type="spellStart"/>
+      <w:r>
+        <w:rPr>
+          <w:sz w:val="22"/>
+          <w:szCs w:val="22"/>
+        </w:rPr>
+        <w:t>évaluation</w:t>
+      </w:r>
+      <w:proofErr w:type="spellEnd"/>
+      <w:r>
+        <w:rPr>
+          <w:sz w:val="22"/>
+          <w:szCs w:val="22"/>
+        </w:rPr>
+        <w:t xml:space="preserve"> de prompts/agents</w:t>
       </w:r>
     </w:p>
     <w:p>
@@ -843,20 +5586,98 @@
           <w:sz w:val="22"/>
           <w:szCs w:val="22"/>
         </w:rPr>
-        <w:t xml:space="preserve">Deep Learning : </w:t>
-      </w:r>
-      <w:r>
-        <w:rPr>
-          <w:sz w:val="22"/>
-          <w:szCs w:val="22"/>
-        </w:rPr>
-        <w:t xml:space="preserve">TensorFlow, PyTorch, Keras, scikit-learn, CNN, ResNet, BERT, GNN, NLP, Vision par ordinateur</w:t>
-      </w:r>
+        <w:t xml:space="preserve">Deep </w:t>
+      </w:r>
+      <w:proofErr w:type="gramStart"/>
+      <w:r>
+        <w:rPr>
+          <w:b/>
+          <w:bCs/>
+          <w:sz w:val="22"/>
+          <w:szCs w:val="22"/>
+        </w:rPr>
+        <w:t>Learning :</w:t>
+      </w:r>
+      <w:proofErr w:type="gramEnd"/>
+      <w:r>
+        <w:rPr>
+          <w:b/>
+          <w:bCs/>
+          <w:sz w:val="22"/>
+          <w:szCs w:val="22"/>
+        </w:rPr>
+        <w:t xml:space="preserve"> </w:t>
+      </w:r>
+      <w:r>
+        <w:rPr>
+          <w:sz w:val="22"/>
+          <w:szCs w:val="22"/>
+        </w:rPr>
+        <w:t xml:space="preserve">TensorFlow, </w:t>
+      </w:r>
+      <w:proofErr w:type="spellStart"/>
+      <w:r>
+        <w:rPr>
+          <w:sz w:val="22"/>
+          <w:szCs w:val="22"/>
+        </w:rPr>
+        <w:t>PyTorch</w:t>
+      </w:r>
+      <w:proofErr w:type="spellEnd"/>
+      <w:r>
+        <w:rPr>
+          <w:sz w:val="22"/>
+          <w:szCs w:val="22"/>
+        </w:rPr>
+        <w:t xml:space="preserve">, </w:t>
+      </w:r>
+      <w:proofErr w:type="spellStart"/>
+      <w:r>
+        <w:rPr>
+          <w:sz w:val="22"/>
+          <w:szCs w:val="22"/>
+        </w:rPr>
+        <w:t>Keras</w:t>
+      </w:r>
+      <w:proofErr w:type="spellEnd"/>
+      <w:r>
+        <w:rPr>
+          <w:sz w:val="22"/>
+          <w:szCs w:val="22"/>
+        </w:rPr>
+        <w:t xml:space="preserve">, scikit-learn, CNN, </w:t>
+      </w:r>
+      <w:proofErr w:type="spellStart"/>
+      <w:r>
+        <w:rPr>
+          <w:sz w:val="22"/>
+          <w:szCs w:val="22"/>
+        </w:rPr>
+        <w:t>ResNet</w:t>
+      </w:r>
+      <w:proofErr w:type="spellEnd"/>
+      <w:r>
+        <w:rPr>
+          <w:sz w:val="22"/>
+          <w:szCs w:val="22"/>
+        </w:rPr>
+        <w:t xml:space="preserve">, BERT, GNN, NLP, Vision par </w:t>
+      </w:r>
+      <w:proofErr w:type="spellStart"/>
+      <w:r>
+        <w:rPr>
+          <w:sz w:val="22"/>
+          <w:szCs w:val="22"/>
+        </w:rPr>
+        <w:t>ordinateur</w:t>
+      </w:r>
+      <w:proofErr w:type="spellEnd"/>
     </w:p>
     <w:p>
       <w:pPr>
         <w:spacing w:after="60"/>
       </w:pPr>
+      <w:proofErr w:type="gramStart"/>
       <w:r>
         <w:rPr>
           <w:b/>
@@ -864,20 +5685,63 @@
           <w:sz w:val="22"/>
           <w:szCs w:val="22"/>
         </w:rPr>
-        <w:t xml:space="preserve">Données : </w:t>
-      </w:r>
-      <w:r>
-        <w:rPr>
-          <w:sz w:val="22"/>
-          <w:szCs w:val="22"/>
-        </w:rPr>
-        <w:t xml:space="preserve">Pandas, NumPy, BeautifulSoup, Selenium, Playwright, aiohttp, SEC EDGAR, Arelle XBRL</w:t>
+        <w:t>Données :</w:t>
+      </w:r>
+      <w:proofErr w:type="gramEnd"/>
+      <w:r>
+        <w:rPr>
+          <w:b/>
+          <w:bCs/>
+          <w:sz w:val="22"/>
+          <w:szCs w:val="22"/>
+        </w:rPr>
+        <w:t xml:space="preserve"> </w:t>
+      </w:r>
+      <w:r>
+        <w:rPr>
+          <w:sz w:val="22"/>
+          <w:szCs w:val="22"/>
+        </w:rPr>
+        <w:t xml:space="preserve">Pandas, NumPy, </w:t>
+      </w:r>
+      <w:proofErr w:type="spellStart"/>
+      <w:r>
+        <w:rPr>
+          <w:sz w:val="22"/>
+          <w:szCs w:val="22"/>
+        </w:rPr>
+        <w:t>BeautifulSoup</w:t>
+      </w:r>
+      <w:proofErr w:type="spellEnd"/>
+      <w:r>
+        <w:rPr>
+          <w:sz w:val="22"/>
+          <w:szCs w:val="22"/>
+        </w:rPr>
+        <w:t xml:space="preserve">, Selenium, Playwright, </w:t>
+      </w:r>
+      <w:proofErr w:type="spellStart"/>
+      <w:r>
+        <w:rPr>
+          <w:sz w:val="22"/>
+          <w:szCs w:val="22"/>
+        </w:rPr>
+        <w:t>aiohttp</w:t>
+      </w:r>
+      <w:proofErr w:type="spellEnd"/>
+      <w:r>
+        <w:rPr>
+          <w:sz w:val="22"/>
+          <w:szCs w:val="22"/>
+        </w:rPr>
+        <w:t>, SEC EDGAR, Arelle XBRL</w:t>
       </w:r>
     </w:p>
     <w:p>
       <w:pPr>
         <w:spacing w:after="60"/>
       </w:pPr>
+      <w:proofErr w:type="gramStart"/>
       <w:r>
         <w:rPr>
           <w:b/>
@@ -885,14 +5749,40 @@
           <w:sz w:val="22"/>
           <w:szCs w:val="22"/>
         </w:rPr>
-        <w:t xml:space="preserve">Backend : </w:t>
-      </w:r>
-      <w:r>
-        <w:rPr>
-          <w:sz w:val="22"/>
-          <w:szCs w:val="22"/>
-        </w:rPr>
-        <w:t xml:space="preserve">Python (FastAPI, Flask, Django), Node.js (Express, Serverless)</w:t>
+        <w:t>Backend :</w:t>
+      </w:r>
+      <w:proofErr w:type="gramEnd"/>
+      <w:r>
+        <w:rPr>
+          <w:b/>
+          <w:bCs/>
+          <w:sz w:val="22"/>
+          <w:szCs w:val="22"/>
+        </w:rPr>
+        <w:t xml:space="preserve"> </w:t>
+      </w:r>
+      <w:r>
+        <w:rPr>
+          <w:sz w:val="22"/>
+          <w:szCs w:val="22"/>
+        </w:rPr>
+        <w:t>Python (</w:t>
+      </w:r>
+      <w:proofErr w:type="spellStart"/>
+      <w:r>
+        <w:rPr>
+          <w:sz w:val="22"/>
+          <w:szCs w:val="22"/>
+        </w:rPr>
+        <w:t>FastAPI</w:t>
+      </w:r>
+      <w:proofErr w:type="spellEnd"/>
+      <w:r>
+        <w:rPr>
+          <w:sz w:val="22"/>
+          <w:szCs w:val="22"/>
+        </w:rPr>
+        <w:t>, Flask, Django), Node.js (Express, Serverless)</w:t>
       </w:r>
     </w:p>
     <w:p>
@@ -906,14 +5796,34 @@
           <w:sz w:val="22"/>
           <w:szCs w:val="22"/>
         </w:rPr>
-        <w:t xml:space="preserve">Bases de données : </w:t>
-      </w:r>
-      <w:r>
-        <w:rPr>
-          <w:sz w:val="22"/>
-          <w:szCs w:val="22"/>
-        </w:rPr>
-        <w:t xml:space="preserve">PostgreSQL, MongoDB, Neo4j, MySQL, Redis, DynamoDB</w:t>
+        <w:t xml:space="preserve">Bases de </w:t>
+      </w:r>
+      <w:proofErr w:type="gramStart"/>
+      <w:r>
+        <w:rPr>
+          <w:b/>
+          <w:bCs/>
+          <w:sz w:val="22"/>
+          <w:szCs w:val="22"/>
+        </w:rPr>
+        <w:t>données :</w:t>
+      </w:r>
+      <w:proofErr w:type="gramEnd"/>
+      <w:r>
+        <w:rPr>
+          <w:b/>
+          <w:bCs/>
+          <w:sz w:val="22"/>
+          <w:szCs w:val="22"/>
+        </w:rPr>
+        <w:t xml:space="preserve"> </w:t>
+      </w:r>
+      <w:r>
+        <w:rPr>
+          <w:sz w:val="22"/>
+          <w:szCs w:val="22"/>
+        </w:rPr>
+        <w:t>PostgreSQL, MongoDB, Neo4j, MySQL, Redis, DynamoDB</w:t>
       </w:r>
     </w:p>
     <w:p>
@@ -927,20 +5837,41 @@
           <w:sz w:val="22"/>
           <w:szCs w:val="22"/>
         </w:rPr>
-        <w:t xml:space="preserve">Cloud &amp; DevOps : </w:t>
-      </w:r>
-      <w:r>
-        <w:rPr>
-          <w:sz w:val="22"/>
-          <w:szCs w:val="22"/>
-        </w:rPr>
-        <w:t xml:space="preserve">AWS (Lambda, ECS, ECR, Batch, S3, CloudFront, Cognito), Docker, GitHub Actions</w:t>
+        <w:t xml:space="preserve">Cloud &amp; </w:t>
+      </w:r>
+      <w:proofErr w:type="gramStart"/>
+      <w:r>
+        <w:rPr>
+          <w:b/>
+          <w:bCs/>
+          <w:sz w:val="22"/>
+          <w:szCs w:val="22"/>
+        </w:rPr>
+        <w:t>DevOps :</w:t>
+      </w:r>
+      <w:proofErr w:type="gramEnd"/>
+      <w:r>
+        <w:rPr>
+          <w:b/>
+          <w:bCs/>
+          <w:sz w:val="22"/>
+          <w:szCs w:val="22"/>
+        </w:rPr>
+        <w:t xml:space="preserve"> </w:t>
+      </w:r>
+      <w:r>
+        <w:rPr>
+          <w:sz w:val="22"/>
+          <w:szCs w:val="22"/>
+        </w:rPr>
+        <w:t>AWS (Lambda, ECS, ECR, Batch, S3, CloudFront, Cognito), Docker, GitHub Actions</w:t>
       </w:r>
     </w:p>
     <w:p>
       <w:pPr>
         <w:spacing w:after="60"/>
       </w:pPr>
+      <w:proofErr w:type="gramStart"/>
       <w:r>
         <w:rPr>
           <w:b/>
@@ -948,14 +5879,24 @@
           <w:sz w:val="22"/>
           <w:szCs w:val="22"/>
         </w:rPr>
-        <w:t xml:space="preserve">Frontend : </w:t>
-      </w:r>
-      <w:r>
-        <w:rPr>
-          <w:sz w:val="22"/>
-          <w:szCs w:val="22"/>
-        </w:rPr>
-        <w:t xml:space="preserve">React 19, TypeScript, React Native, Next.js, MUI, Tailwind CSS</w:t>
+        <w:t>Frontend :</w:t>
+      </w:r>
+      <w:proofErr w:type="gramEnd"/>
+      <w:r>
+        <w:rPr>
+          <w:b/>
+          <w:bCs/>
+          <w:sz w:val="22"/>
+          <w:szCs w:val="22"/>
+        </w:rPr>
+        <w:t xml:space="preserve"> </w:t>
+      </w:r>
+      <w:r>
+        <w:rPr>
+          <w:sz w:val="22"/>
+          <w:szCs w:val="22"/>
+        </w:rPr>
+        <w:t>React 19, TypeScript, React Native, Next.js, MUI, Tailwind CSS</w:t>
       </w:r>
     </w:p>
     <w:p>
@@ -967,19 +5908,28 @@
           <w:sz w:val="22"/>
           <w:szCs w:val="22"/>
         </w:rPr>
-        <w:t xml:space="preserve">FORMATION</w:t>
+        <w:t>FORMATION</w:t>
       </w:r>
     </w:p>
     <w:p>
       <w:pPr>
         <w:pStyle w:val="Heading2"/>
       </w:pPr>
-      <w:r>
-        <w:rPr>
-          <w:sz w:val="22"/>
-          <w:szCs w:val="22"/>
-        </w:rPr>
-        <w:t xml:space="preserve">Ingénierie Informatique, Data Science — ESPRIT</w:t>
+      <w:proofErr w:type="spellStart"/>
+      <w:r>
+        <w:rPr>
+          <w:sz w:val="22"/>
+          <w:szCs w:val="22"/>
+        </w:rPr>
+        <w:t>Ingénierie</w:t>
+      </w:r>
+      <w:proofErr w:type="spellEnd"/>
+      <w:r>
+        <w:rPr>
+          <w:sz w:val="22"/>
+          <w:szCs w:val="22"/>
+        </w:rPr>
+        <w:t xml:space="preserve"> Informatique, Data Science — ESPRIT</w:t>
       </w:r>
     </w:p>
     <w:p>
@@ -993,7 +5943,7 @@
           <w:sz w:val="22"/>
           <w:szCs w:val="22"/>
         </w:rPr>
-        <w:t xml:space="preserve">Tunis · 2021 – 2024</w:t>
+        <w:t>Tunis · 2021 – 2024</w:t>
       </w:r>
     </w:p>
     <w:p>
@@ -1004,24 +5954,115 @@
           <w:numId w:val="2"/>
         </w:numPr>
       </w:pPr>
-      <w:r>
-        <w:rPr>
-          <w:sz w:val="22"/>
-          <w:szCs w:val="22"/>
-        </w:rPr>
-        <w:t xml:space="preserve">Mémoire : « IA générative avec connaissances métier » — Mention : Très Bien</w:t>
+      <w:proofErr w:type="spellStart"/>
+      <w:proofErr w:type="gramStart"/>
+      <w:r>
+        <w:rPr>
+          <w:sz w:val="22"/>
+          <w:szCs w:val="22"/>
+        </w:rPr>
+        <w:t>Mémoire</w:t>
+      </w:r>
+      <w:proofErr w:type="spellEnd"/>
+      <w:r>
+        <w:rPr>
+          <w:sz w:val="22"/>
+          <w:szCs w:val="22"/>
+        </w:rPr>
+        <w:t xml:space="preserve"> :</w:t>
+      </w:r>
+      <w:proofErr w:type="gramEnd"/>
+      <w:r>
+        <w:rPr>
+          <w:sz w:val="22"/>
+          <w:szCs w:val="22"/>
+        </w:rPr>
+        <w:t xml:space="preserve"> « IA </w:t>
+      </w:r>
+      <w:proofErr w:type="spellStart"/>
+      <w:r>
+        <w:rPr>
+          <w:sz w:val="22"/>
+          <w:szCs w:val="22"/>
+        </w:rPr>
+        <w:t>générative</w:t>
+      </w:r>
+      <w:proofErr w:type="spellEnd"/>
+      <w:r>
+        <w:rPr>
+          <w:sz w:val="22"/>
+          <w:szCs w:val="22"/>
+        </w:rPr>
+        <w:t xml:space="preserve"> avec </w:t>
+      </w:r>
+      <w:proofErr w:type="spellStart"/>
+      <w:r>
+        <w:rPr>
+          <w:sz w:val="22"/>
+          <w:szCs w:val="22"/>
+        </w:rPr>
+        <w:t>connaissances</w:t>
+      </w:r>
+      <w:proofErr w:type="spellEnd"/>
+      <w:r>
+        <w:rPr>
+          <w:sz w:val="22"/>
+          <w:szCs w:val="22"/>
+        </w:rPr>
+        <w:t xml:space="preserve"> métier » — </w:t>
+      </w:r>
+      <w:proofErr w:type="gramStart"/>
+      <w:r>
+        <w:rPr>
+          <w:sz w:val="22"/>
+          <w:szCs w:val="22"/>
+        </w:rPr>
+        <w:t>Mention :</w:t>
+      </w:r>
+      <w:proofErr w:type="gramEnd"/>
+      <w:r>
+        <w:rPr>
+          <w:sz w:val="22"/>
+          <w:szCs w:val="22"/>
+        </w:rPr>
+        <w:t xml:space="preserve"> Très Bien</w:t>
       </w:r>
     </w:p>
     <w:p>
       <w:pPr>
         <w:pStyle w:val="Heading2"/>
       </w:pPr>
-      <w:r>
-        <w:rPr>
-          <w:sz w:val="22"/>
-          <w:szCs w:val="22"/>
-        </w:rPr>
-        <w:t xml:space="preserve">Licence en Informatique — ESSECT</w:t>
+      <w:proofErr w:type="spellStart"/>
+      <w:r>
+        <w:rPr>
+          <w:sz w:val="22"/>
+          <w:szCs w:val="22"/>
+        </w:rPr>
+        <w:t>Licence</w:t>
+      </w:r>
+      <w:proofErr w:type="spellEnd"/>
+      <w:r>
+        <w:rPr>
+          <w:sz w:val="22"/>
+          <w:szCs w:val="22"/>
+        </w:rPr>
+        <w:t xml:space="preserve"> </w:t>
+      </w:r>
+      <w:proofErr w:type="spellStart"/>
+      <w:r>
+        <w:rPr>
+          <w:sz w:val="22"/>
+          <w:szCs w:val="22"/>
+        </w:rPr>
+        <w:t>en</w:t>
+      </w:r>
+      <w:proofErr w:type="spellEnd"/>
+      <w:r>
+        <w:rPr>
+          <w:sz w:val="22"/>
+          <w:szCs w:val="22"/>
+        </w:rPr>
+        <w:t xml:space="preserve"> Informatique — ESSECT</w:t>
       </w:r>
     </w:p>
     <w:p>
@@ -1035,7 +6076,7 @@
           <w:sz w:val="22"/>
           <w:szCs w:val="22"/>
         </w:rPr>
-        <w:t xml:space="preserve">Tunis · 2018 – 2021</w:t>
+        <w:t>Tunis · 2018 – 2021</w:t>
       </w:r>
     </w:p>
     <w:p>
@@ -1046,12 +6087,85 @@
           <w:numId w:val="2"/>
         </w:numPr>
       </w:pPr>
-      <w:r>
-        <w:rPr>
-          <w:sz w:val="22"/>
-          <w:szCs w:val="22"/>
-        </w:rPr>
-        <w:t xml:space="preserve">Fondations en développement logiciel, algorithmique et structures de données</w:t>
+      <w:proofErr w:type="spellStart"/>
+      <w:r>
+        <w:rPr>
+          <w:sz w:val="22"/>
+          <w:szCs w:val="22"/>
+        </w:rPr>
+        <w:t>Fondations</w:t>
+      </w:r>
+      <w:proofErr w:type="spellEnd"/>
+      <w:r>
+        <w:rPr>
+          <w:sz w:val="22"/>
+          <w:szCs w:val="22"/>
+        </w:rPr>
+        <w:t xml:space="preserve"> </w:t>
+      </w:r>
+      <w:proofErr w:type="spellStart"/>
+      <w:r>
+        <w:rPr>
+          <w:sz w:val="22"/>
+          <w:szCs w:val="22"/>
+        </w:rPr>
+        <w:t>en</w:t>
+      </w:r>
+      <w:proofErr w:type="spellEnd"/>
+      <w:r>
+        <w:rPr>
+          <w:sz w:val="22"/>
+          <w:szCs w:val="22"/>
+        </w:rPr>
+        <w:t xml:space="preserve"> </w:t>
+      </w:r>
+      <w:proofErr w:type="spellStart"/>
+      <w:r>
+        <w:rPr>
+          <w:sz w:val="22"/>
+          <w:szCs w:val="22"/>
+        </w:rPr>
+        <w:t>développement</w:t>
+      </w:r>
+      <w:proofErr w:type="spellEnd"/>
+      <w:r>
+        <w:rPr>
+          <w:sz w:val="22"/>
+          <w:szCs w:val="22"/>
+        </w:rPr>
+        <w:t xml:space="preserve"> </w:t>
+      </w:r>
+      <w:proofErr w:type="spellStart"/>
+      <w:r>
+        <w:rPr>
+          <w:sz w:val="22"/>
+          <w:szCs w:val="22"/>
+        </w:rPr>
+        <w:t>logiciel</w:t>
+      </w:r>
+      <w:proofErr w:type="spellEnd"/>
+      <w:r>
+        <w:rPr>
+          <w:sz w:val="22"/>
+          <w:szCs w:val="22"/>
+        </w:rPr>
+        <w:t xml:space="preserve">, </w:t>
+      </w:r>
+      <w:proofErr w:type="spellStart"/>
+      <w:r>
+        <w:rPr>
+          <w:sz w:val="22"/>
+          <w:szCs w:val="22"/>
+        </w:rPr>
+        <w:t>algorithmique</w:t>
+      </w:r>
+      <w:proofErr w:type="spellEnd"/>
+      <w:r>
+        <w:rPr>
+          <w:sz w:val="22"/>
+          <w:szCs w:val="22"/>
+        </w:rPr>
+        <w:t xml:space="preserve"> et structures de données</w:t>
       </w:r>
     </w:p>
     <w:p>
@@ -1063,7 +6177,7 @@
           <w:sz w:val="22"/>
           <w:szCs w:val="22"/>
         </w:rPr>
-        <w:t xml:space="preserve">INFORMATIONS COMPLÉMENTAIRES</w:t>
+        <w:t>INFORMATIONS COMPLÉMENTAIRES</w:t>
       </w:r>
     </w:p>
     <w:p>
@@ -1074,6 +6188,8 @@
           <w:numId w:val="2"/>
         </w:numPr>
       </w:pPr>
+      <w:proofErr w:type="spellStart"/>
+      <w:proofErr w:type="gramStart"/>
       <w:r>
         <w:rPr>
           <w:b/>
@@ -1081,14 +6197,83 @@
           <w:sz w:val="22"/>
           <w:szCs w:val="22"/>
         </w:rPr>
-        <w:t xml:space="preserve">Langues : </w:t>
-      </w:r>
-      <w:r>
-        <w:rPr>
-          <w:sz w:val="22"/>
-          <w:szCs w:val="22"/>
-        </w:rPr>
-        <w:t xml:space="preserve">Arabe (Langue maternelle), Anglais (B2, Professionnel), Français (B2, Professionnel)</w:t>
+        <w:lastRenderedPageBreak/>
+        <w:t>Langues</w:t>
+      </w:r>
+      <w:proofErr w:type="spellEnd"/>
+      <w:r>
+        <w:rPr>
+          <w:b/>
+          <w:bCs/>
+          <w:sz w:val="22"/>
+          <w:szCs w:val="22"/>
+        </w:rPr>
+        <w:t xml:space="preserve"> :</w:t>
+      </w:r>
+      <w:proofErr w:type="gramEnd"/>
+      <w:r>
+        <w:rPr>
+          <w:b/>
+          <w:bCs/>
+          <w:sz w:val="22"/>
+          <w:szCs w:val="22"/>
+        </w:rPr>
+        <w:t xml:space="preserve"> </w:t>
+      </w:r>
+      <w:r>
+        <w:rPr>
+          <w:sz w:val="22"/>
+          <w:szCs w:val="22"/>
+        </w:rPr>
+        <w:t xml:space="preserve">Arabe (Langue </w:t>
+      </w:r>
+      <w:proofErr w:type="spellStart"/>
+      <w:r>
+        <w:rPr>
+          <w:sz w:val="22"/>
+          <w:szCs w:val="22"/>
+        </w:rPr>
+        <w:t>maternelle</w:t>
+      </w:r>
+      <w:proofErr w:type="spellEnd"/>
+      <w:r>
+        <w:rPr>
+          <w:sz w:val="22"/>
+          <w:szCs w:val="22"/>
+        </w:rPr>
+        <w:t xml:space="preserve">), Anglais (B2, </w:t>
+      </w:r>
+      <w:proofErr w:type="spellStart"/>
+      <w:r>
+        <w:rPr>
+          <w:sz w:val="22"/>
+          <w:szCs w:val="22"/>
+        </w:rPr>
+        <w:t>Professionnel</w:t>
+      </w:r>
+      <w:proofErr w:type="spellEnd"/>
+      <w:r>
+        <w:rPr>
+          <w:sz w:val="22"/>
+          <w:szCs w:val="22"/>
+        </w:rPr>
+        <w:t xml:space="preserve">), Français (B2, </w:t>
+      </w:r>
+      <w:proofErr w:type="spellStart"/>
+      <w:r>
+        <w:rPr>
+          <w:sz w:val="22"/>
+          <w:szCs w:val="22"/>
+        </w:rPr>
+        <w:t>Professionnel</w:t>
+      </w:r>
+      <w:proofErr w:type="spellEnd"/>
+      <w:r>
+        <w:rPr>
+          <w:sz w:val="22"/>
+          <w:szCs w:val="22"/>
+        </w:rPr>
+        <w:t>)</w:t>
       </w:r>
     </w:p>
     <w:p>
@@ -1099,6 +6284,7 @@
           <w:numId w:val="2"/>
         </w:numPr>
       </w:pPr>
+      <w:proofErr w:type="spellStart"/>
       <w:r>
         <w:rPr>
           <w:b/>
@@ -1106,15 +6292,90 @@
           <w:sz w:val="22"/>
           <w:szCs w:val="22"/>
         </w:rPr>
-        <w:t xml:space="preserve">Compétences interpersonnelles : </w:t>
-      </w:r>
-      <w:r>
-        <w:rPr>
-          <w:sz w:val="22"/>
-          <w:szCs w:val="22"/>
-        </w:rPr>
-        <w:t xml:space="preserve">Résolution de problèmes, collaboration et communication claire</w:t>
-      </w:r>
+        <w:t>Compétences</w:t>
+      </w:r>
+      <w:proofErr w:type="spellEnd"/>
+      <w:r>
+        <w:rPr>
+          <w:b/>
+          <w:bCs/>
+          <w:sz w:val="22"/>
+          <w:szCs w:val="22"/>
+        </w:rPr>
+        <w:t xml:space="preserve"> </w:t>
+      </w:r>
+      <w:proofErr w:type="spellStart"/>
+      <w:proofErr w:type="gramStart"/>
+      <w:r>
+        <w:rPr>
+          <w:b/>
+          <w:bCs/>
+          <w:sz w:val="22"/>
+          <w:szCs w:val="22"/>
+        </w:rPr>
+        <w:t>interpersonnelles</w:t>
+      </w:r>
+      <w:proofErr w:type="spellEnd"/>
+      <w:r>
+        <w:rPr>
+          <w:b/>
+          <w:bCs/>
+          <w:sz w:val="22"/>
+          <w:szCs w:val="22"/>
+        </w:rPr>
+        <w:t xml:space="preserve"> :</w:t>
+      </w:r>
+      <w:proofErr w:type="gramEnd"/>
+      <w:r>
+        <w:rPr>
+          <w:b/>
+          <w:bCs/>
+          <w:sz w:val="22"/>
+          <w:szCs w:val="22"/>
+        </w:rPr>
+        <w:t xml:space="preserve"> </w:t>
+      </w:r>
+      <w:proofErr w:type="spellStart"/>
+      <w:r>
+        <w:rPr>
+          <w:sz w:val="22"/>
+          <w:szCs w:val="22"/>
+        </w:rPr>
+        <w:t>Résolution</w:t>
+      </w:r>
+      <w:proofErr w:type="spellEnd"/>
+      <w:r>
+        <w:rPr>
+          <w:sz w:val="22"/>
+          <w:szCs w:val="22"/>
+        </w:rPr>
+        <w:t xml:space="preserve"> de </w:t>
+      </w:r>
+      <w:proofErr w:type="spellStart"/>
+      <w:r>
+        <w:rPr>
+          <w:sz w:val="22"/>
+          <w:szCs w:val="22"/>
+        </w:rPr>
+        <w:t>problèmes</w:t>
+      </w:r>
+      <w:proofErr w:type="spellEnd"/>
+      <w:r>
+        <w:rPr>
+          <w:sz w:val="22"/>
+          <w:szCs w:val="22"/>
+        </w:rPr>
+        <w:t xml:space="preserve">, collaboration et communication </w:t>
+      </w:r>
+      <w:proofErr w:type="spellStart"/>
+      <w:r>
+        <w:rPr>
+          <w:sz w:val="22"/>
+          <w:szCs w:val="22"/>
+        </w:rPr>
+        <w:t>claire</w:t>
+      </w:r>
+      <w:proofErr w:type="spellEnd"/>
     </w:p>
     <w:sectPr>
       <w:pgSz w:w="12240" w:h="15840"/>
@@ -1853,6 +7114,30 @@
       <w:szCs w:val="20"/>
     </w:rPr>
   </w:style>
+  <w:style w:type="character" w:styleId="UnresolvedMention">
+    <w:name w:val="Unresolved Mention"/>
+    <w:basedOn w:val="DefaultParagraphFont"/>
+    <w:uiPriority w:val="99"/>
+    <w:semiHidden/>
+    <w:unhideWhenUsed/>
+    <w:rsid w:val="000A7759"/>
+    <w:rPr>
+      <w:color w:val="605E5C"/>
+      <w:shd w:val="clear" w:color="auto" w:fill="E1DFDD"/>
+    </w:rPr>
+  </w:style>
+  <w:style w:type="character" w:styleId="FollowedHyperlink">
+    <w:name w:val="FollowedHyperlink"/>
+    <w:basedOn w:val="DefaultParagraphFont"/>
+    <w:uiPriority w:val="99"/>
+    <w:semiHidden/>
+    <w:unhideWhenUsed/>
+    <w:rsid w:val="000A7759"/>
+    <w:rPr>
+      <w:color w:val="96607D" w:themeColor="followedHyperlink"/>
+      <w:u w:val="single"/>
+    </w:rPr>
+  </w:style>
 </w:styles>
 </file>
 
